--- a/系统集成项目管理工程师/常见的名词误区.docx
+++ b/系统集成项目管理工程师/常见的名词误区.docx
@@ -1,6 +1,6 @@
 
 <file path=word/document.xml><?xml version="1.0" encoding="utf-8"?>
-<w:document xmlns:wpc="http://schemas.microsoft.com/office/word/2010/wordprocessingCanvas" xmlns:cx="http://schemas.microsoft.com/office/drawing/2014/chartex" xmlns:cx1="http://schemas.microsoft.com/office/drawing/2015/9/8/chartex" xmlns:cx2="http://schemas.microsoft.com/office/drawing/2015/10/21/chartex" xmlns:cx3="http://schemas.microsoft.com/office/drawing/2016/5/9/chartex" xmlns:cx4="http://schemas.microsoft.com/office/drawing/2016/5/10/chartex" xmlns:cx5="http://schemas.microsoft.com/office/drawing/2016/5/11/chartex" xmlns:cx6="http://schemas.microsoft.com/office/drawing/2016/5/12/chartex" xmlns:cx7="http://schemas.microsoft.com/office/drawing/2016/5/13/chartex" xmlns:cx8="http://schemas.microsoft.com/office/drawing/2016/5/14/chartex" xmlns:mc="http://schemas.openxmlformats.org/markup-compatibility/2006" xmlns:aink="http://schemas.microsoft.com/office/drawing/2016/ink" xmlns:am3d="http://schemas.microsoft.com/office/drawing/2017/model3d" xmlns:o="urn:schemas-microsoft-com:office:office" xmlns:oel="http://schemas.microsoft.com/office/2019/extlst" xmlns:r="http://schemas.openxmlformats.org/officeDocument/2006/relationships" xmlns:m="http://schemas.openxmlformats.org/officeDocument/2006/math" xmlns:v="urn:schemas-microsoft-com:vml" xmlns:wp14="http://schemas.microsoft.com/office/word/2010/wordprocessingDrawing" xmlns:wp="http://schemas.openxmlformats.org/drawingml/2006/wordprocessingDrawing" xmlns:w10="urn:schemas-microsoft-com:office:word" xmlns:w="http://schemas.openxmlformats.org/wordprocessingml/2006/main" xmlns:w14="http://schemas.microsoft.com/office/word/2010/wordml" xmlns:w15="http://schemas.microsoft.com/office/word/2012/wordml" xmlns:w16cex="http://schemas.microsoft.com/office/word/2018/wordml/cex" xmlns:w16cid="http://schemas.microsoft.com/office/word/2016/wordml/cid" xmlns:w16="http://schemas.microsoft.com/office/word/2018/wordml" xmlns:w16sdtdh="http://schemas.microsoft.com/office/word/2020/wordml/sdtdatahash" xmlns:w16se="http://schemas.microsoft.com/office/word/2015/wordml/symex" xmlns:wpg="http://schemas.microsoft.com/office/word/2010/wordprocessingGroup" xmlns:wpi="http://schemas.microsoft.com/office/word/2010/wordprocessingInk" xmlns:wne="http://schemas.microsoft.com/office/word/2006/wordml" xmlns:wps="http://schemas.microsoft.com/office/word/2010/wordprocessingShape" mc:Ignorable="w14 w15 w16se w16cid w16 w16cex w16sdtdh wp14">
+<w:document xmlns:wpc="http://schemas.microsoft.com/office/word/2010/wordprocessingCanvas" xmlns:mc="http://schemas.openxmlformats.org/markup-compatibility/2006" xmlns:o="urn:schemas-microsoft-com:office:office" xmlns:r="http://schemas.openxmlformats.org/officeDocument/2006/relationships" xmlns:m="http://schemas.openxmlformats.org/officeDocument/2006/math" xmlns:v="urn:schemas-microsoft-com:vml" xmlns:wp14="http://schemas.microsoft.com/office/word/2010/wordprocessingDrawing" xmlns:wp="http://schemas.openxmlformats.org/drawingml/2006/wordprocessingDrawing" xmlns:w10="urn:schemas-microsoft-com:office:word" xmlns:w="http://schemas.openxmlformats.org/wordprocessingml/2006/main" xmlns:w14="http://schemas.microsoft.com/office/word/2010/wordml" xmlns:w15="http://schemas.microsoft.com/office/word/2012/wordml" xmlns:wpg="http://schemas.microsoft.com/office/word/2010/wordprocessingGroup" xmlns:wpi="http://schemas.microsoft.com/office/word/2010/wordprocessingInk" xmlns:wne="http://schemas.microsoft.com/office/word/2006/wordml" xmlns:wps="http://schemas.microsoft.com/office/word/2010/wordprocessingShape" mc:Ignorable="w14 w15 wp14">
   <w:body>
     <w:p>
       <w:pPr>
@@ -14,8 +14,9 @@
     </w:p>
     <w:p>
       <w:pPr>
-        <w:pStyle w:val="a9"/>
-        <w:rPr>
+        <w:pStyle w:val="a6"/>
+        <w:rPr>
+          <w:rFonts w:asciiTheme="minorHAnsi" w:eastAsiaTheme="minorHAnsi" w:hAnsiTheme="minorHAnsi"/>
           <w:sz w:val="24"/>
           <w:szCs w:val="24"/>
           <w:lang w:eastAsia="zh-CN"/>
@@ -23,6 +24,7 @@
       </w:pPr>
       <w:r>
         <w:rPr>
+          <w:rFonts w:asciiTheme="minorHAnsi" w:eastAsiaTheme="minorHAnsi" w:hAnsiTheme="minorHAnsi"/>
           <w:sz w:val="24"/>
           <w:szCs w:val="24"/>
           <w:lang w:eastAsia="zh-CN"/>
@@ -32,19 +34,19 @@
     </w:p>
     <w:p>
       <w:pPr>
-        <w:pStyle w:val="a7"/>
+        <w:pStyle w:val="a5"/>
         <w:spacing w:before="149" w:line="221" w:lineRule="auto"/>
         <w:ind w:left="439"/>
         <w:rPr>
-          <w:rFonts w:hint="eastAsia"/>
-          <w:sz w:val="11"/>
-          <w:szCs w:val="11"/>
-          <w:lang w:eastAsia="zh-CN"/>
-        </w:rPr>
-      </w:pPr>
-      <w:r>
-        <w:rPr>
-          <w:rFonts w:ascii="Times New Roman" w:eastAsia="Times New Roman" w:hAnsi="Times New Roman" w:cs="Times New Roman"/>
+          <w:rFonts w:asciiTheme="minorHAnsi" w:eastAsiaTheme="minorHAnsi" w:hAnsiTheme="minorHAnsi"/>
+          <w:sz w:val="11"/>
+          <w:szCs w:val="11"/>
+          <w:lang w:eastAsia="zh-CN"/>
+        </w:rPr>
+      </w:pPr>
+      <w:r>
+        <w:rPr>
+          <w:rFonts w:asciiTheme="minorHAnsi" w:eastAsiaTheme="minorHAnsi" w:hAnsiTheme="minorHAnsi" w:cs="Times New Roman"/>
           <w:spacing w:val="-2"/>
           <w:sz w:val="11"/>
           <w:szCs w:val="11"/>
@@ -54,6 +56,7 @@
       </w:r>
       <w:r>
         <w:rPr>
+          <w:rFonts w:asciiTheme="minorHAnsi" w:eastAsiaTheme="minorHAnsi" w:hAnsiTheme="minorHAnsi"/>
           <w:spacing w:val="-2"/>
           <w:sz w:val="11"/>
           <w:szCs w:val="11"/>
@@ -63,6 +66,7 @@
       </w:r>
       <w:r>
         <w:rPr>
+          <w:rFonts w:asciiTheme="minorHAnsi" w:eastAsiaTheme="minorHAnsi" w:hAnsiTheme="minorHAnsi"/>
           <w:spacing w:val="-3"/>
           <w:sz w:val="11"/>
           <w:szCs w:val="11"/>
@@ -73,19 +77,19 @@
     </w:p>
     <w:p>
       <w:pPr>
-        <w:pStyle w:val="a7"/>
+        <w:pStyle w:val="a5"/>
         <w:spacing w:before="61" w:line="247" w:lineRule="auto"/>
         <w:ind w:left="1" w:firstLine="417"/>
         <w:rPr>
-          <w:rFonts w:hint="eastAsia"/>
-          <w:sz w:val="11"/>
-          <w:szCs w:val="11"/>
-          <w:lang w:eastAsia="zh-CN"/>
-        </w:rPr>
-      </w:pPr>
-      <w:r>
-        <w:rPr>
-          <w:rFonts w:ascii="Times New Roman" w:eastAsia="Times New Roman" w:hAnsi="Times New Roman" w:cs="Times New Roman"/>
+          <w:rFonts w:asciiTheme="minorHAnsi" w:eastAsiaTheme="minorHAnsi" w:hAnsiTheme="minorHAnsi"/>
+          <w:sz w:val="11"/>
+          <w:szCs w:val="11"/>
+          <w:lang w:eastAsia="zh-CN"/>
+        </w:rPr>
+      </w:pPr>
+      <w:r>
+        <w:rPr>
+          <w:rFonts w:asciiTheme="minorHAnsi" w:eastAsiaTheme="minorHAnsi" w:hAnsiTheme="minorHAnsi" w:cs="Times New Roman"/>
           <w:spacing w:val="-6"/>
           <w:sz w:val="11"/>
           <w:szCs w:val="11"/>
@@ -95,6 +99,7 @@
       </w:r>
       <w:r>
         <w:rPr>
+          <w:rFonts w:asciiTheme="minorHAnsi" w:eastAsiaTheme="minorHAnsi" w:hAnsiTheme="minorHAnsi"/>
           <w:spacing w:val="-6"/>
           <w:sz w:val="11"/>
           <w:szCs w:val="11"/>
@@ -104,14 +109,16 @@
       </w:r>
       <w:r>
         <w:rPr>
-          <w:sz w:val="11"/>
-          <w:szCs w:val="11"/>
-          <w:lang w:eastAsia="zh-CN"/>
-        </w:rPr>
-        <w:t xml:space="preserve"> </w:t>
-      </w:r>
-      <w:r>
-        <w:rPr>
+          <w:rFonts w:asciiTheme="minorHAnsi" w:eastAsiaTheme="minorHAnsi" w:hAnsiTheme="minorHAnsi"/>
+          <w:sz w:val="11"/>
+          <w:szCs w:val="11"/>
+          <w:lang w:eastAsia="zh-CN"/>
+        </w:rPr>
+        <w:t xml:space="preserve"> </w:t>
+      </w:r>
+      <w:r>
+        <w:rPr>
+          <w:rFonts w:asciiTheme="minorHAnsi" w:eastAsiaTheme="minorHAnsi" w:hAnsiTheme="minorHAnsi"/>
           <w:spacing w:val="-1"/>
           <w:sz w:val="11"/>
           <w:szCs w:val="11"/>
@@ -122,19 +129,19 @@
     </w:p>
     <w:p>
       <w:pPr>
-        <w:pStyle w:val="a7"/>
+        <w:pStyle w:val="a5"/>
         <w:spacing w:before="61" w:line="221" w:lineRule="auto"/>
         <w:ind w:left="423"/>
         <w:rPr>
-          <w:rFonts w:hint="eastAsia"/>
-          <w:sz w:val="11"/>
-          <w:szCs w:val="11"/>
-          <w:lang w:eastAsia="zh-CN"/>
-        </w:rPr>
-      </w:pPr>
-      <w:r>
-        <w:rPr>
-          <w:rFonts w:ascii="Times New Roman" w:eastAsia="Times New Roman" w:hAnsi="Times New Roman" w:cs="Times New Roman"/>
+          <w:rFonts w:asciiTheme="minorHAnsi" w:eastAsiaTheme="minorHAnsi" w:hAnsiTheme="minorHAnsi"/>
+          <w:sz w:val="11"/>
+          <w:szCs w:val="11"/>
+          <w:lang w:eastAsia="zh-CN"/>
+        </w:rPr>
+      </w:pPr>
+      <w:r>
+        <w:rPr>
+          <w:rFonts w:asciiTheme="minorHAnsi" w:eastAsiaTheme="minorHAnsi" w:hAnsiTheme="minorHAnsi" w:cs="Times New Roman"/>
           <w:spacing w:val="-2"/>
           <w:sz w:val="11"/>
           <w:szCs w:val="11"/>
@@ -144,6 +151,7 @@
       </w:r>
       <w:r>
         <w:rPr>
+          <w:rFonts w:asciiTheme="minorHAnsi" w:eastAsiaTheme="minorHAnsi" w:hAnsiTheme="minorHAnsi"/>
           <w:spacing w:val="-2"/>
           <w:sz w:val="11"/>
           <w:szCs w:val="11"/>
@@ -154,19 +162,19 @@
     </w:p>
     <w:p>
       <w:pPr>
-        <w:pStyle w:val="a7"/>
+        <w:pStyle w:val="a5"/>
         <w:spacing w:before="60" w:line="221" w:lineRule="auto"/>
         <w:ind w:left="418"/>
         <w:rPr>
-          <w:rFonts w:hint="eastAsia"/>
-          <w:sz w:val="11"/>
-          <w:szCs w:val="11"/>
-          <w:lang w:eastAsia="zh-CN"/>
-        </w:rPr>
-      </w:pPr>
-      <w:r>
-        <w:rPr>
-          <w:rFonts w:ascii="Times New Roman" w:eastAsia="Times New Roman" w:hAnsi="Times New Roman" w:cs="Times New Roman"/>
+          <w:rFonts w:asciiTheme="minorHAnsi" w:eastAsiaTheme="minorHAnsi" w:hAnsiTheme="minorHAnsi"/>
+          <w:sz w:val="11"/>
+          <w:szCs w:val="11"/>
+          <w:lang w:eastAsia="zh-CN"/>
+        </w:rPr>
+      </w:pPr>
+      <w:r>
+        <w:rPr>
+          <w:rFonts w:asciiTheme="minorHAnsi" w:eastAsiaTheme="minorHAnsi" w:hAnsiTheme="minorHAnsi" w:cs="Times New Roman"/>
           <w:spacing w:val="-10"/>
           <w:sz w:val="11"/>
           <w:szCs w:val="11"/>
@@ -176,6 +184,7 @@
       </w:r>
       <w:r>
         <w:rPr>
+          <w:rFonts w:asciiTheme="minorHAnsi" w:eastAsiaTheme="minorHAnsi" w:hAnsiTheme="minorHAnsi"/>
           <w:spacing w:val="-10"/>
           <w:sz w:val="11"/>
           <w:szCs w:val="11"/>
@@ -185,6 +194,7 @@
       </w:r>
       <w:r>
         <w:rPr>
+          <w:rFonts w:asciiTheme="minorHAnsi" w:eastAsiaTheme="minorHAnsi" w:hAnsiTheme="minorHAnsi"/>
           <w:spacing w:val="-25"/>
           <w:sz w:val="11"/>
           <w:szCs w:val="11"/>
@@ -194,6 +204,7 @@
       </w:r>
       <w:r>
         <w:rPr>
+          <w:rFonts w:asciiTheme="minorHAnsi" w:eastAsiaTheme="minorHAnsi" w:hAnsiTheme="minorHAnsi"/>
           <w:spacing w:val="-10"/>
           <w:sz w:val="11"/>
           <w:szCs w:val="11"/>
@@ -203,6 +214,7 @@
       </w:r>
       <w:r>
         <w:rPr>
+          <w:rFonts w:asciiTheme="minorHAnsi" w:eastAsiaTheme="minorHAnsi" w:hAnsiTheme="minorHAnsi"/>
           <w:spacing w:val="-11"/>
           <w:sz w:val="11"/>
           <w:szCs w:val="11"/>
@@ -213,19 +225,19 @@
     </w:p>
     <w:p>
       <w:pPr>
-        <w:pStyle w:val="a7"/>
+        <w:pStyle w:val="a5"/>
         <w:spacing w:before="61" w:line="220" w:lineRule="auto"/>
         <w:ind w:left="425"/>
         <w:rPr>
-          <w:rFonts w:hint="eastAsia"/>
-          <w:sz w:val="11"/>
-          <w:szCs w:val="11"/>
-          <w:lang w:eastAsia="zh-CN"/>
-        </w:rPr>
-      </w:pPr>
-      <w:r>
-        <w:rPr>
-          <w:rFonts w:ascii="Times New Roman" w:eastAsia="Times New Roman" w:hAnsi="Times New Roman" w:cs="Times New Roman"/>
+          <w:rFonts w:asciiTheme="minorHAnsi" w:eastAsiaTheme="minorHAnsi" w:hAnsiTheme="minorHAnsi"/>
+          <w:sz w:val="11"/>
+          <w:szCs w:val="11"/>
+          <w:lang w:eastAsia="zh-CN"/>
+        </w:rPr>
+      </w:pPr>
+      <w:r>
+        <w:rPr>
+          <w:rFonts w:asciiTheme="minorHAnsi" w:eastAsiaTheme="minorHAnsi" w:hAnsiTheme="minorHAnsi" w:cs="Times New Roman"/>
           <w:spacing w:val="-3"/>
           <w:sz w:val="11"/>
           <w:szCs w:val="11"/>
@@ -235,6 +247,7 @@
       </w:r>
       <w:r>
         <w:rPr>
+          <w:rFonts w:asciiTheme="minorHAnsi" w:eastAsiaTheme="minorHAnsi" w:hAnsiTheme="minorHAnsi"/>
           <w:spacing w:val="-3"/>
           <w:sz w:val="11"/>
           <w:szCs w:val="11"/>
@@ -244,6 +257,7 @@
       </w:r>
       <w:r>
         <w:rPr>
+          <w:rFonts w:asciiTheme="minorHAnsi" w:eastAsiaTheme="minorHAnsi" w:hAnsiTheme="minorHAnsi"/>
           <w:spacing w:val="-4"/>
           <w:sz w:val="11"/>
           <w:szCs w:val="11"/>
@@ -254,19 +268,19 @@
     </w:p>
     <w:p>
       <w:pPr>
-        <w:pStyle w:val="a7"/>
+        <w:pStyle w:val="a5"/>
         <w:spacing w:before="63" w:line="247" w:lineRule="auto"/>
         <w:ind w:left="1" w:firstLine="422"/>
         <w:rPr>
-          <w:rFonts w:hint="eastAsia"/>
-          <w:sz w:val="11"/>
-          <w:szCs w:val="11"/>
-          <w:lang w:eastAsia="zh-CN"/>
-        </w:rPr>
-      </w:pPr>
-      <w:r>
-        <w:rPr>
-          <w:rFonts w:ascii="Times New Roman" w:eastAsia="Times New Roman" w:hAnsi="Times New Roman" w:cs="Times New Roman"/>
+          <w:rFonts w:asciiTheme="minorHAnsi" w:eastAsiaTheme="minorHAnsi" w:hAnsiTheme="minorHAnsi"/>
+          <w:sz w:val="11"/>
+          <w:szCs w:val="11"/>
+          <w:lang w:eastAsia="zh-CN"/>
+        </w:rPr>
+      </w:pPr>
+      <w:r>
+        <w:rPr>
+          <w:rFonts w:asciiTheme="minorHAnsi" w:eastAsiaTheme="minorHAnsi" w:hAnsiTheme="minorHAnsi" w:cs="Times New Roman"/>
           <w:spacing w:val="-4"/>
           <w:sz w:val="11"/>
           <w:szCs w:val="11"/>
@@ -276,47 +290,30 @@
       </w:r>
       <w:r>
         <w:rPr>
+          <w:rFonts w:asciiTheme="minorHAnsi" w:eastAsiaTheme="minorHAnsi" w:hAnsiTheme="minorHAnsi"/>
           <w:spacing w:val="-4"/>
           <w:sz w:val="11"/>
           <w:szCs w:val="11"/>
           <w:lang w:eastAsia="zh-CN"/>
         </w:rPr>
-        <w:t>、渐进明细：项目的一个特点， 我们做计划文档也是这样，就是很多时候不可能一下子把事</w:t>
-      </w:r>
-      <w:r>
-        <w:rPr>
-          <w:spacing w:val="10"/>
-          <w:sz w:val="11"/>
-          <w:szCs w:val="11"/>
-          <w:lang w:eastAsia="zh-CN"/>
-        </w:rPr>
-        <w:t xml:space="preserve"> </w:t>
-      </w:r>
-      <w:r>
-        <w:rPr>
-          <w:spacing w:val="-4"/>
-          <w:sz w:val="11"/>
-          <w:szCs w:val="11"/>
-          <w:lang w:eastAsia="zh-CN"/>
-        </w:rPr>
-        <w:t>情做好，分步走</w:t>
-      </w:r>
-    </w:p>
-    <w:p>
-      <w:pPr>
-        <w:pStyle w:val="a7"/>
+        <w:t>、渐进明细：项目的一个特点， 我们做计划文档也是这样，就是很多时候不可能一下子把事情做好，分步走</w:t>
+      </w:r>
+    </w:p>
+    <w:p>
+      <w:pPr>
+        <w:pStyle w:val="a5"/>
         <w:spacing w:before="62" w:line="247" w:lineRule="auto"/>
         <w:ind w:left="1" w:right="4" w:firstLine="421"/>
         <w:rPr>
-          <w:rFonts w:hint="eastAsia"/>
-          <w:sz w:val="11"/>
-          <w:szCs w:val="11"/>
-          <w:lang w:eastAsia="zh-CN"/>
-        </w:rPr>
-      </w:pPr>
-      <w:r>
-        <w:rPr>
-          <w:rFonts w:ascii="Times New Roman" w:eastAsia="Times New Roman" w:hAnsi="Times New Roman" w:cs="Times New Roman"/>
+          <w:rFonts w:asciiTheme="minorHAnsi" w:eastAsiaTheme="minorHAnsi" w:hAnsiTheme="minorHAnsi"/>
+          <w:sz w:val="11"/>
+          <w:szCs w:val="11"/>
+          <w:lang w:eastAsia="zh-CN"/>
+        </w:rPr>
+      </w:pPr>
+      <w:r>
+        <w:rPr>
+          <w:rFonts w:asciiTheme="minorHAnsi" w:eastAsiaTheme="minorHAnsi" w:hAnsiTheme="minorHAnsi" w:cs="Times New Roman"/>
           <w:spacing w:val="-1"/>
           <w:sz w:val="11"/>
           <w:szCs w:val="11"/>
@@ -326,6 +323,7 @@
       </w:r>
       <w:r>
         <w:rPr>
+          <w:rFonts w:asciiTheme="minorHAnsi" w:eastAsiaTheme="minorHAnsi" w:hAnsiTheme="minorHAnsi"/>
           <w:spacing w:val="-1"/>
           <w:sz w:val="11"/>
           <w:szCs w:val="11"/>
@@ -335,6 +333,7 @@
       </w:r>
       <w:r>
         <w:rPr>
+          <w:rFonts w:asciiTheme="minorHAnsi" w:eastAsiaTheme="minorHAnsi" w:hAnsiTheme="minorHAnsi"/>
           <w:spacing w:val="-33"/>
           <w:sz w:val="11"/>
           <w:szCs w:val="11"/>
@@ -344,7 +343,7 @@
       </w:r>
       <w:r>
         <w:rPr>
-          <w:rFonts w:ascii="Times New Roman" w:eastAsia="Times New Roman" w:hAnsi="Times New Roman" w:cs="Times New Roman"/>
+          <w:rFonts w:asciiTheme="minorHAnsi" w:eastAsiaTheme="minorHAnsi" w:hAnsiTheme="minorHAnsi" w:cs="Times New Roman"/>
           <w:spacing w:val="-1"/>
           <w:sz w:val="11"/>
           <w:szCs w:val="11"/>
@@ -354,7 +353,7 @@
       </w:r>
       <w:r>
         <w:rPr>
-          <w:rFonts w:ascii="Times New Roman" w:eastAsia="Times New Roman" w:hAnsi="Times New Roman" w:cs="Times New Roman"/>
+          <w:rFonts w:asciiTheme="minorHAnsi" w:eastAsiaTheme="minorHAnsi" w:hAnsiTheme="minorHAnsi" w:cs="Times New Roman"/>
           <w:spacing w:val="23"/>
           <w:w w:val="101"/>
           <w:sz w:val="11"/>
@@ -365,6 +364,7 @@
       </w:r>
       <w:r>
         <w:rPr>
+          <w:rFonts w:asciiTheme="minorHAnsi" w:eastAsiaTheme="minorHAnsi" w:hAnsiTheme="minorHAnsi"/>
           <w:spacing w:val="-1"/>
           <w:sz w:val="11"/>
           <w:szCs w:val="11"/>
@@ -374,6 +374,7 @@
       </w:r>
       <w:r>
         <w:rPr>
+          <w:rFonts w:asciiTheme="minorHAnsi" w:eastAsiaTheme="minorHAnsi" w:hAnsiTheme="minorHAnsi"/>
           <w:spacing w:val="-28"/>
           <w:sz w:val="11"/>
           <w:szCs w:val="11"/>
@@ -383,7 +384,7 @@
       </w:r>
       <w:r>
         <w:rPr>
-          <w:rFonts w:ascii="Times New Roman" w:eastAsia="Times New Roman" w:hAnsi="Times New Roman" w:cs="Times New Roman"/>
+          <w:rFonts w:asciiTheme="minorHAnsi" w:eastAsiaTheme="minorHAnsi" w:hAnsiTheme="minorHAnsi" w:cs="Times New Roman"/>
           <w:spacing w:val="-1"/>
           <w:sz w:val="11"/>
           <w:szCs w:val="11"/>
@@ -393,7 +394,7 @@
       </w:r>
       <w:r>
         <w:rPr>
-          <w:rFonts w:ascii="Times New Roman" w:eastAsia="Times New Roman" w:hAnsi="Times New Roman" w:cs="Times New Roman"/>
+          <w:rFonts w:asciiTheme="minorHAnsi" w:eastAsiaTheme="minorHAnsi" w:hAnsiTheme="minorHAnsi" w:cs="Times New Roman"/>
           <w:spacing w:val="23"/>
           <w:sz w:val="11"/>
           <w:szCs w:val="11"/>
@@ -403,6 +404,7 @@
       </w:r>
       <w:r>
         <w:rPr>
+          <w:rFonts w:asciiTheme="minorHAnsi" w:eastAsiaTheme="minorHAnsi" w:hAnsiTheme="minorHAnsi"/>
           <w:spacing w:val="-1"/>
           <w:sz w:val="11"/>
           <w:szCs w:val="11"/>
@@ -412,14 +414,16 @@
       </w:r>
       <w:r>
         <w:rPr>
-          <w:sz w:val="11"/>
-          <w:szCs w:val="11"/>
-          <w:lang w:eastAsia="zh-CN"/>
-        </w:rPr>
-        <w:t xml:space="preserve"> </w:t>
-      </w:r>
-      <w:r>
-        <w:rPr>
+          <w:rFonts w:asciiTheme="minorHAnsi" w:eastAsiaTheme="minorHAnsi" w:hAnsiTheme="minorHAnsi"/>
+          <w:sz w:val="11"/>
+          <w:szCs w:val="11"/>
+          <w:lang w:eastAsia="zh-CN"/>
+        </w:rPr>
+        <w:t xml:space="preserve"> </w:t>
+      </w:r>
+      <w:r>
+        <w:rPr>
+          <w:rFonts w:asciiTheme="minorHAnsi" w:eastAsiaTheme="minorHAnsi" w:hAnsiTheme="minorHAnsi"/>
           <w:spacing w:val="-7"/>
           <w:sz w:val="11"/>
           <w:szCs w:val="11"/>
@@ -429,6 +433,7 @@
       </w:r>
       <w:r>
         <w:rPr>
+          <w:rFonts w:asciiTheme="minorHAnsi" w:eastAsiaTheme="minorHAnsi" w:hAnsiTheme="minorHAnsi"/>
           <w:spacing w:val="-16"/>
           <w:sz w:val="11"/>
           <w:szCs w:val="11"/>
@@ -438,6 +443,7 @@
       </w:r>
       <w:r>
         <w:rPr>
+          <w:rFonts w:asciiTheme="minorHAnsi" w:eastAsiaTheme="minorHAnsi" w:hAnsiTheme="minorHAnsi"/>
           <w:spacing w:val="-7"/>
           <w:sz w:val="11"/>
           <w:szCs w:val="11"/>
@@ -448,19 +454,19 @@
     </w:p>
     <w:p>
       <w:pPr>
-        <w:pStyle w:val="a7"/>
+        <w:pStyle w:val="a5"/>
         <w:spacing w:before="61" w:line="248" w:lineRule="auto"/>
         <w:ind w:left="3" w:right="5" w:firstLine="424"/>
         <w:rPr>
-          <w:rFonts w:hint="eastAsia"/>
-          <w:sz w:val="11"/>
-          <w:szCs w:val="11"/>
-          <w:lang w:eastAsia="zh-CN"/>
-        </w:rPr>
-      </w:pPr>
-      <w:r>
-        <w:rPr>
-          <w:rFonts w:ascii="Times New Roman" w:eastAsia="Times New Roman" w:hAnsi="Times New Roman" w:cs="Times New Roman"/>
+          <w:rFonts w:asciiTheme="minorHAnsi" w:eastAsiaTheme="minorHAnsi" w:hAnsiTheme="minorHAnsi"/>
+          <w:sz w:val="11"/>
+          <w:szCs w:val="11"/>
+          <w:lang w:eastAsia="zh-CN"/>
+        </w:rPr>
+      </w:pPr>
+      <w:r>
+        <w:rPr>
+          <w:rFonts w:asciiTheme="minorHAnsi" w:eastAsiaTheme="minorHAnsi" w:hAnsiTheme="minorHAnsi" w:cs="Times New Roman"/>
           <w:spacing w:val="-7"/>
           <w:sz w:val="11"/>
           <w:szCs w:val="11"/>
@@ -470,6 +476,7 @@
       </w:r>
       <w:r>
         <w:rPr>
+          <w:rFonts w:asciiTheme="minorHAnsi" w:eastAsiaTheme="minorHAnsi" w:hAnsiTheme="minorHAnsi"/>
           <w:spacing w:val="-7"/>
           <w:sz w:val="11"/>
           <w:szCs w:val="11"/>
@@ -479,6 +486,7 @@
       </w:r>
       <w:r>
         <w:rPr>
+          <w:rFonts w:asciiTheme="minorHAnsi" w:eastAsiaTheme="minorHAnsi" w:hAnsiTheme="minorHAnsi"/>
           <w:spacing w:val="-25"/>
           <w:sz w:val="11"/>
           <w:szCs w:val="11"/>
@@ -488,6 +496,7 @@
       </w:r>
       <w:r>
         <w:rPr>
+          <w:rFonts w:asciiTheme="minorHAnsi" w:eastAsiaTheme="minorHAnsi" w:hAnsiTheme="minorHAnsi"/>
           <w:spacing w:val="-7"/>
           <w:sz w:val="11"/>
           <w:szCs w:val="11"/>
@@ -497,6 +506,7 @@
       </w:r>
       <w:r>
         <w:rPr>
+          <w:rFonts w:asciiTheme="minorHAnsi" w:eastAsiaTheme="minorHAnsi" w:hAnsiTheme="minorHAnsi"/>
           <w:spacing w:val="-25"/>
           <w:sz w:val="11"/>
           <w:szCs w:val="11"/>
@@ -506,6 +516,7 @@
       </w:r>
       <w:r>
         <w:rPr>
+          <w:rFonts w:asciiTheme="minorHAnsi" w:eastAsiaTheme="minorHAnsi" w:hAnsiTheme="minorHAnsi"/>
           <w:spacing w:val="-7"/>
           <w:sz w:val="11"/>
           <w:szCs w:val="11"/>
@@ -515,6 +526,7 @@
       </w:r>
       <w:r>
         <w:rPr>
+          <w:rFonts w:asciiTheme="minorHAnsi" w:eastAsiaTheme="minorHAnsi" w:hAnsiTheme="minorHAnsi"/>
           <w:spacing w:val="-24"/>
           <w:sz w:val="11"/>
           <w:szCs w:val="11"/>
@@ -524,6 +536,7 @@
       </w:r>
       <w:r>
         <w:rPr>
+          <w:rFonts w:asciiTheme="minorHAnsi" w:eastAsiaTheme="minorHAnsi" w:hAnsiTheme="minorHAnsi"/>
           <w:spacing w:val="-8"/>
           <w:sz w:val="11"/>
           <w:szCs w:val="11"/>
@@ -533,14 +546,16 @@
       </w:r>
       <w:r>
         <w:rPr>
-          <w:sz w:val="11"/>
-          <w:szCs w:val="11"/>
-          <w:lang w:eastAsia="zh-CN"/>
-        </w:rPr>
-        <w:t xml:space="preserve"> </w:t>
-      </w:r>
-      <w:r>
-        <w:rPr>
+          <w:rFonts w:asciiTheme="minorHAnsi" w:eastAsiaTheme="minorHAnsi" w:hAnsiTheme="minorHAnsi"/>
+          <w:sz w:val="11"/>
+          <w:szCs w:val="11"/>
+          <w:lang w:eastAsia="zh-CN"/>
+        </w:rPr>
+        <w:t xml:space="preserve"> </w:t>
+      </w:r>
+      <w:r>
+        <w:rPr>
+          <w:rFonts w:asciiTheme="minorHAnsi" w:eastAsiaTheme="minorHAnsi" w:hAnsiTheme="minorHAnsi"/>
           <w:spacing w:val="-9"/>
           <w:sz w:val="11"/>
           <w:szCs w:val="11"/>
@@ -551,19 +566,19 @@
     </w:p>
     <w:p>
       <w:pPr>
-        <w:pStyle w:val="a7"/>
+        <w:pStyle w:val="a5"/>
         <w:spacing w:before="60" w:line="220" w:lineRule="auto"/>
         <w:ind w:left="423"/>
         <w:rPr>
-          <w:rFonts w:hint="eastAsia"/>
-          <w:sz w:val="11"/>
-          <w:szCs w:val="11"/>
-          <w:lang w:eastAsia="zh-CN"/>
-        </w:rPr>
-      </w:pPr>
-      <w:r>
-        <w:rPr>
-          <w:rFonts w:ascii="Times New Roman" w:eastAsia="Times New Roman" w:hAnsi="Times New Roman" w:cs="Times New Roman"/>
+          <w:rFonts w:asciiTheme="minorHAnsi" w:eastAsiaTheme="minorHAnsi" w:hAnsiTheme="minorHAnsi"/>
+          <w:sz w:val="11"/>
+          <w:szCs w:val="11"/>
+          <w:lang w:eastAsia="zh-CN"/>
+        </w:rPr>
+      </w:pPr>
+      <w:r>
+        <w:rPr>
+          <w:rFonts w:asciiTheme="minorHAnsi" w:eastAsiaTheme="minorHAnsi" w:hAnsiTheme="minorHAnsi" w:cs="Times New Roman"/>
           <w:spacing w:val="-5"/>
           <w:sz w:val="11"/>
           <w:szCs w:val="11"/>
@@ -573,33 +588,17 @@
       </w:r>
       <w:r>
         <w:rPr>
+          <w:rFonts w:asciiTheme="minorHAnsi" w:eastAsiaTheme="minorHAnsi" w:hAnsiTheme="minorHAnsi"/>
           <w:spacing w:val="-5"/>
           <w:sz w:val="11"/>
           <w:szCs w:val="11"/>
           <w:lang w:eastAsia="zh-CN"/>
         </w:rPr>
-        <w:t>、项目干系人：</w:t>
-      </w:r>
-      <w:r>
-        <w:rPr>
-          <w:spacing w:val="54"/>
-          <w:sz w:val="11"/>
-          <w:szCs w:val="11"/>
-          <w:lang w:eastAsia="zh-CN"/>
-        </w:rPr>
-        <w:t xml:space="preserve"> </w:t>
-      </w:r>
-      <w:r>
-        <w:rPr>
-          <w:spacing w:val="-5"/>
-          <w:sz w:val="11"/>
-          <w:szCs w:val="11"/>
-          <w:lang w:eastAsia="zh-CN"/>
-        </w:rPr>
-        <w:t>和项目相关的主要的人或组织。对项目有影响，或者被项</w:t>
-      </w:r>
-      <w:r>
-        <w:rPr>
+        <w:t>、项目干系人：和项目相关的主要的人或组织。对项目有影响，或者被项</w:t>
+      </w:r>
+      <w:r>
+        <w:rPr>
+          <w:rFonts w:asciiTheme="minorHAnsi" w:eastAsiaTheme="minorHAnsi" w:hAnsiTheme="minorHAnsi"/>
           <w:spacing w:val="-6"/>
           <w:sz w:val="11"/>
           <w:szCs w:val="11"/>
@@ -610,19 +609,19 @@
     </w:p>
     <w:p>
       <w:pPr>
-        <w:pStyle w:val="a7"/>
+        <w:pStyle w:val="a5"/>
         <w:spacing w:before="61" w:line="221" w:lineRule="auto"/>
         <w:ind w:left="439"/>
         <w:rPr>
-          <w:rFonts w:hint="eastAsia"/>
-          <w:sz w:val="11"/>
-          <w:szCs w:val="11"/>
-          <w:lang w:eastAsia="zh-CN"/>
-        </w:rPr>
-      </w:pPr>
-      <w:r>
-        <w:rPr>
-          <w:rFonts w:ascii="Times New Roman" w:eastAsia="Times New Roman" w:hAnsi="Times New Roman" w:cs="Times New Roman"/>
+          <w:rFonts w:asciiTheme="minorHAnsi" w:eastAsiaTheme="minorHAnsi" w:hAnsiTheme="minorHAnsi"/>
+          <w:sz w:val="11"/>
+          <w:szCs w:val="11"/>
+          <w:lang w:eastAsia="zh-CN"/>
+        </w:rPr>
+      </w:pPr>
+      <w:r>
+        <w:rPr>
+          <w:rFonts w:asciiTheme="minorHAnsi" w:eastAsiaTheme="minorHAnsi" w:hAnsiTheme="minorHAnsi" w:cs="Times New Roman"/>
           <w:spacing w:val="-8"/>
           <w:sz w:val="11"/>
           <w:szCs w:val="11"/>
@@ -632,6 +631,7 @@
       </w:r>
       <w:r>
         <w:rPr>
+          <w:rFonts w:asciiTheme="minorHAnsi" w:eastAsiaTheme="minorHAnsi" w:hAnsiTheme="minorHAnsi"/>
           <w:spacing w:val="-8"/>
           <w:sz w:val="11"/>
           <w:szCs w:val="11"/>
@@ -642,19 +642,19 @@
     </w:p>
     <w:p>
       <w:pPr>
-        <w:pStyle w:val="a7"/>
+        <w:pStyle w:val="a5"/>
         <w:spacing w:before="61" w:line="221" w:lineRule="auto"/>
         <w:ind w:left="439"/>
         <w:rPr>
-          <w:rFonts w:hint="eastAsia"/>
-          <w:sz w:val="11"/>
-          <w:szCs w:val="11"/>
-          <w:lang w:eastAsia="zh-CN"/>
-        </w:rPr>
-      </w:pPr>
-      <w:r>
-        <w:rPr>
-          <w:rFonts w:ascii="Times New Roman" w:eastAsia="Times New Roman" w:hAnsi="Times New Roman" w:cs="Times New Roman"/>
+          <w:rFonts w:asciiTheme="minorHAnsi" w:eastAsiaTheme="minorHAnsi" w:hAnsiTheme="minorHAnsi"/>
+          <w:sz w:val="11"/>
+          <w:szCs w:val="11"/>
+          <w:lang w:eastAsia="zh-CN"/>
+        </w:rPr>
+      </w:pPr>
+      <w:r>
+        <w:rPr>
+          <w:rFonts w:asciiTheme="minorHAnsi" w:eastAsiaTheme="minorHAnsi" w:hAnsiTheme="minorHAnsi" w:cs="Times New Roman"/>
           <w:spacing w:val="-3"/>
           <w:sz w:val="11"/>
           <w:szCs w:val="11"/>
@@ -664,7 +664,7 @@
       </w:r>
       <w:r>
         <w:rPr>
-          <w:rFonts w:ascii="Times New Roman" w:eastAsia="Times New Roman" w:hAnsi="Times New Roman" w:cs="Times New Roman"/>
+          <w:rFonts w:asciiTheme="minorHAnsi" w:eastAsiaTheme="minorHAnsi" w:hAnsiTheme="minorHAnsi" w:cs="Times New Roman"/>
           <w:spacing w:val="-28"/>
           <w:sz w:val="11"/>
           <w:szCs w:val="11"/>
@@ -674,6 +674,7 @@
       </w:r>
       <w:r>
         <w:rPr>
+          <w:rFonts w:asciiTheme="minorHAnsi" w:eastAsiaTheme="minorHAnsi" w:hAnsiTheme="minorHAnsi"/>
           <w:spacing w:val="-3"/>
           <w:sz w:val="11"/>
           <w:szCs w:val="11"/>
@@ -684,19 +685,19 @@
     </w:p>
     <w:p>
       <w:pPr>
-        <w:pStyle w:val="a7"/>
+        <w:pStyle w:val="a5"/>
         <w:spacing w:before="62" w:line="247" w:lineRule="auto"/>
         <w:ind w:left="2" w:right="15" w:firstLine="437"/>
         <w:rPr>
-          <w:rFonts w:hint="eastAsia"/>
-          <w:sz w:val="11"/>
-          <w:szCs w:val="11"/>
-          <w:lang w:eastAsia="zh-CN"/>
-        </w:rPr>
-      </w:pPr>
-      <w:r>
-        <w:rPr>
-          <w:rFonts w:ascii="Times New Roman" w:eastAsia="Times New Roman" w:hAnsi="Times New Roman" w:cs="Times New Roman"/>
+          <w:rFonts w:asciiTheme="minorHAnsi" w:eastAsiaTheme="minorHAnsi" w:hAnsiTheme="minorHAnsi"/>
+          <w:sz w:val="11"/>
+          <w:szCs w:val="11"/>
+          <w:lang w:eastAsia="zh-CN"/>
+        </w:rPr>
+      </w:pPr>
+      <w:r>
+        <w:rPr>
+          <w:rFonts w:asciiTheme="minorHAnsi" w:eastAsiaTheme="minorHAnsi" w:hAnsiTheme="minorHAnsi" w:cs="Times New Roman"/>
           <w:spacing w:val="-1"/>
           <w:sz w:val="11"/>
           <w:szCs w:val="11"/>
@@ -706,7 +707,7 @@
       </w:r>
       <w:r>
         <w:rPr>
-          <w:rFonts w:ascii="Times New Roman" w:eastAsia="Times New Roman" w:hAnsi="Times New Roman" w:cs="Times New Roman"/>
+          <w:rFonts w:asciiTheme="minorHAnsi" w:eastAsiaTheme="minorHAnsi" w:hAnsiTheme="minorHAnsi" w:cs="Times New Roman"/>
           <w:spacing w:val="-25"/>
           <w:sz w:val="11"/>
           <w:szCs w:val="11"/>
@@ -716,6 +717,7 @@
       </w:r>
       <w:r>
         <w:rPr>
+          <w:rFonts w:asciiTheme="minorHAnsi" w:eastAsiaTheme="minorHAnsi" w:hAnsiTheme="minorHAnsi"/>
           <w:spacing w:val="-1"/>
           <w:sz w:val="11"/>
           <w:szCs w:val="11"/>
@@ -725,7 +727,7 @@
       </w:r>
       <w:r>
         <w:rPr>
-          <w:rFonts w:ascii="Times New Roman" w:eastAsia="Times New Roman" w:hAnsi="Times New Roman" w:cs="Times New Roman"/>
+          <w:rFonts w:asciiTheme="minorHAnsi" w:eastAsiaTheme="minorHAnsi" w:hAnsiTheme="minorHAnsi" w:cs="Times New Roman"/>
           <w:spacing w:val="-1"/>
           <w:sz w:val="11"/>
           <w:szCs w:val="11"/>
@@ -735,6 +737,7 @@
       </w:r>
       <w:r>
         <w:rPr>
+          <w:rFonts w:asciiTheme="minorHAnsi" w:eastAsiaTheme="minorHAnsi" w:hAnsiTheme="minorHAnsi"/>
           <w:spacing w:val="-1"/>
           <w:sz w:val="11"/>
           <w:szCs w:val="11"/>
@@ -745,19 +748,19 @@
     </w:p>
     <w:p>
       <w:pPr>
-        <w:pStyle w:val="a7"/>
+        <w:pStyle w:val="a5"/>
         <w:spacing w:before="62" w:line="247" w:lineRule="auto"/>
         <w:ind w:right="4" w:firstLine="439"/>
         <w:rPr>
-          <w:rFonts w:hint="eastAsia"/>
-          <w:sz w:val="11"/>
-          <w:szCs w:val="11"/>
-          <w:lang w:eastAsia="zh-CN"/>
-        </w:rPr>
-      </w:pPr>
-      <w:r>
-        <w:rPr>
-          <w:rFonts w:ascii="Times New Roman" w:eastAsia="Times New Roman" w:hAnsi="Times New Roman" w:cs="Times New Roman"/>
+          <w:rFonts w:asciiTheme="minorHAnsi" w:eastAsiaTheme="minorHAnsi" w:hAnsiTheme="minorHAnsi"/>
+          <w:sz w:val="11"/>
+          <w:szCs w:val="11"/>
+          <w:lang w:eastAsia="zh-CN"/>
+        </w:rPr>
+      </w:pPr>
+      <w:r>
+        <w:rPr>
+          <w:rFonts w:asciiTheme="minorHAnsi" w:eastAsiaTheme="minorHAnsi" w:hAnsiTheme="minorHAnsi" w:cs="Times New Roman"/>
           <w:spacing w:val="-9"/>
           <w:sz w:val="11"/>
           <w:szCs w:val="11"/>
@@ -767,6 +770,7 @@
       </w:r>
       <w:r>
         <w:rPr>
+          <w:rFonts w:asciiTheme="minorHAnsi" w:eastAsiaTheme="minorHAnsi" w:hAnsiTheme="minorHAnsi"/>
           <w:spacing w:val="-9"/>
           <w:sz w:val="11"/>
           <w:szCs w:val="11"/>
@@ -776,6 +780,7 @@
       </w:r>
       <w:r>
         <w:rPr>
+          <w:rFonts w:asciiTheme="minorHAnsi" w:eastAsiaTheme="minorHAnsi" w:hAnsiTheme="minorHAnsi"/>
           <w:spacing w:val="-6"/>
           <w:sz w:val="11"/>
           <w:szCs w:val="11"/>
@@ -785,6 +790,7 @@
       </w:r>
       <w:r>
         <w:rPr>
+          <w:rFonts w:asciiTheme="minorHAnsi" w:eastAsiaTheme="minorHAnsi" w:hAnsiTheme="minorHAnsi"/>
           <w:spacing w:val="-9"/>
           <w:sz w:val="11"/>
           <w:szCs w:val="11"/>
@@ -794,6 +800,7 @@
       </w:r>
       <w:r>
         <w:rPr>
+          <w:rFonts w:asciiTheme="minorHAnsi" w:eastAsiaTheme="minorHAnsi" w:hAnsiTheme="minorHAnsi"/>
           <w:spacing w:val="-1"/>
           <w:sz w:val="11"/>
           <w:szCs w:val="11"/>
@@ -804,19 +811,19 @@
     </w:p>
     <w:p>
       <w:pPr>
-        <w:pStyle w:val="a7"/>
+        <w:pStyle w:val="a5"/>
         <w:spacing w:before="61" w:line="220" w:lineRule="auto"/>
         <w:ind w:left="439"/>
         <w:rPr>
-          <w:rFonts w:hint="eastAsia"/>
-          <w:sz w:val="11"/>
-          <w:szCs w:val="11"/>
-          <w:lang w:eastAsia="zh-CN"/>
-        </w:rPr>
-      </w:pPr>
-      <w:r>
-        <w:rPr>
-          <w:rFonts w:ascii="Times New Roman" w:eastAsia="Times New Roman" w:hAnsi="Times New Roman" w:cs="Times New Roman"/>
+          <w:rFonts w:asciiTheme="minorHAnsi" w:eastAsiaTheme="minorHAnsi" w:hAnsiTheme="minorHAnsi"/>
+          <w:sz w:val="11"/>
+          <w:szCs w:val="11"/>
+          <w:lang w:eastAsia="zh-CN"/>
+        </w:rPr>
+      </w:pPr>
+      <w:r>
+        <w:rPr>
+          <w:rFonts w:asciiTheme="minorHAnsi" w:eastAsiaTheme="minorHAnsi" w:hAnsiTheme="minorHAnsi" w:cs="Times New Roman"/>
           <w:spacing w:val="-7"/>
           <w:sz w:val="11"/>
           <w:szCs w:val="11"/>
@@ -826,7 +833,7 @@
       </w:r>
       <w:r>
         <w:rPr>
-          <w:rFonts w:ascii="Times New Roman" w:eastAsia="Times New Roman" w:hAnsi="Times New Roman" w:cs="Times New Roman"/>
+          <w:rFonts w:asciiTheme="minorHAnsi" w:eastAsiaTheme="minorHAnsi" w:hAnsiTheme="minorHAnsi" w:cs="Times New Roman"/>
           <w:spacing w:val="-30"/>
           <w:sz w:val="11"/>
           <w:szCs w:val="11"/>
@@ -836,6 +843,7 @@
       </w:r>
       <w:r>
         <w:rPr>
+          <w:rFonts w:asciiTheme="minorHAnsi" w:eastAsiaTheme="minorHAnsi" w:hAnsiTheme="minorHAnsi"/>
           <w:spacing w:val="-7"/>
           <w:sz w:val="11"/>
           <w:szCs w:val="11"/>
@@ -845,7 +853,7 @@
       </w:r>
       <w:r>
         <w:rPr>
-          <w:rFonts w:ascii="Times New Roman" w:eastAsia="Times New Roman" w:hAnsi="Times New Roman" w:cs="Times New Roman"/>
+          <w:rFonts w:asciiTheme="minorHAnsi" w:eastAsiaTheme="minorHAnsi" w:hAnsiTheme="minorHAnsi" w:cs="Times New Roman"/>
           <w:spacing w:val="-7"/>
           <w:sz w:val="11"/>
           <w:szCs w:val="11"/>
@@ -855,6 +863,7 @@
       </w:r>
       <w:r>
         <w:rPr>
+          <w:rFonts w:asciiTheme="minorHAnsi" w:eastAsiaTheme="minorHAnsi" w:hAnsiTheme="minorHAnsi"/>
           <w:spacing w:val="-7"/>
           <w:sz w:val="11"/>
           <w:szCs w:val="11"/>
@@ -864,6 +873,7 @@
       </w:r>
       <w:r>
         <w:rPr>
+          <w:rFonts w:asciiTheme="minorHAnsi" w:eastAsiaTheme="minorHAnsi" w:hAnsiTheme="minorHAnsi"/>
           <w:spacing w:val="-8"/>
           <w:sz w:val="11"/>
           <w:szCs w:val="11"/>
@@ -874,19 +884,19 @@
     </w:p>
     <w:p>
       <w:pPr>
-        <w:pStyle w:val="a7"/>
+        <w:pStyle w:val="a5"/>
         <w:spacing w:before="63" w:line="247" w:lineRule="auto"/>
         <w:ind w:left="4" w:right="40" w:firstLine="435"/>
         <w:rPr>
-          <w:rFonts w:hint="eastAsia"/>
-          <w:sz w:val="11"/>
-          <w:szCs w:val="11"/>
-          <w:lang w:eastAsia="zh-CN"/>
-        </w:rPr>
-      </w:pPr>
-      <w:r>
-        <w:rPr>
-          <w:rFonts w:ascii="Times New Roman" w:eastAsia="Times New Roman" w:hAnsi="Times New Roman" w:cs="Times New Roman"/>
+          <w:rFonts w:asciiTheme="minorHAnsi" w:eastAsiaTheme="minorHAnsi" w:hAnsiTheme="minorHAnsi"/>
+          <w:sz w:val="11"/>
+          <w:szCs w:val="11"/>
+          <w:lang w:eastAsia="zh-CN"/>
+        </w:rPr>
+      </w:pPr>
+      <w:r>
+        <w:rPr>
+          <w:rFonts w:asciiTheme="minorHAnsi" w:eastAsiaTheme="minorHAnsi" w:hAnsiTheme="minorHAnsi" w:cs="Times New Roman"/>
           <w:sz w:val="11"/>
           <w:szCs w:val="11"/>
           <w:lang w:eastAsia="zh-CN"/>
@@ -895,6 +905,7 @@
       </w:r>
       <w:r>
         <w:rPr>
+          <w:rFonts w:asciiTheme="minorHAnsi" w:eastAsiaTheme="minorHAnsi" w:hAnsiTheme="minorHAnsi"/>
           <w:sz w:val="11"/>
           <w:szCs w:val="11"/>
           <w:lang w:eastAsia="zh-CN"/>
@@ -903,23 +914,29 @@
       </w:r>
       <w:r>
         <w:rPr>
-          <w:spacing w:val="-1"/>
-          <w:sz w:val="11"/>
-          <w:szCs w:val="11"/>
-          <w:lang w:eastAsia="zh-CN"/>
-        </w:rPr>
-        <w:t>经理授权。</w:t>
-      </w:r>
-      <w:r>
-        <w:rPr>
-          <w:sz w:val="11"/>
-          <w:szCs w:val="11"/>
-          <w:lang w:eastAsia="zh-CN"/>
-        </w:rPr>
-        <w:t xml:space="preserve"> </w:t>
-      </w:r>
-      <w:r>
-        <w:rPr>
+          <w:rFonts w:asciiTheme="minorHAnsi" w:eastAsiaTheme="minorHAnsi" w:hAnsiTheme="minorHAnsi"/>
+          <w:spacing w:val="-1"/>
+          <w:sz w:val="11"/>
+          <w:szCs w:val="11"/>
+          <w:lang w:eastAsia="zh-CN"/>
+        </w:rPr>
+        <w:t>经理</w:t>
+      </w:r>
+      <w:bookmarkStart w:id="0" w:name="_GoBack"/>
+      <w:bookmarkEnd w:id="0"/>
+      <w:r>
+        <w:rPr>
+          <w:rFonts w:asciiTheme="minorHAnsi" w:eastAsiaTheme="minorHAnsi" w:hAnsiTheme="minorHAnsi"/>
+          <w:spacing w:val="-1"/>
+          <w:sz w:val="11"/>
+          <w:szCs w:val="11"/>
+          <w:lang w:eastAsia="zh-CN"/>
+        </w:rPr>
+        <w:t>授权。</w:t>
+      </w:r>
+      <w:r>
+        <w:rPr>
+          <w:rFonts w:asciiTheme="minorHAnsi" w:eastAsiaTheme="minorHAnsi" w:hAnsiTheme="minorHAnsi"/>
           <w:spacing w:val="-3"/>
           <w:sz w:val="11"/>
           <w:szCs w:val="11"/>
@@ -930,19 +947,19 @@
     </w:p>
     <w:p>
       <w:pPr>
-        <w:pStyle w:val="a7"/>
+        <w:pStyle w:val="a5"/>
         <w:spacing w:before="62" w:line="247" w:lineRule="auto"/>
         <w:ind w:left="1" w:right="4" w:firstLine="438"/>
         <w:rPr>
-          <w:rFonts w:hint="eastAsia"/>
-          <w:sz w:val="11"/>
-          <w:szCs w:val="11"/>
-          <w:lang w:eastAsia="zh-CN"/>
-        </w:rPr>
-      </w:pPr>
-      <w:r>
-        <w:rPr>
-          <w:rFonts w:ascii="Times New Roman" w:eastAsia="Times New Roman" w:hAnsi="Times New Roman" w:cs="Times New Roman"/>
+          <w:rFonts w:asciiTheme="minorHAnsi" w:eastAsiaTheme="minorHAnsi" w:hAnsiTheme="minorHAnsi"/>
+          <w:sz w:val="11"/>
+          <w:szCs w:val="11"/>
+          <w:lang w:eastAsia="zh-CN"/>
+        </w:rPr>
+      </w:pPr>
+      <w:r>
+        <w:rPr>
+          <w:rFonts w:asciiTheme="minorHAnsi" w:eastAsiaTheme="minorHAnsi" w:hAnsiTheme="minorHAnsi" w:cs="Times New Roman"/>
           <w:spacing w:val="-4"/>
           <w:sz w:val="11"/>
           <w:szCs w:val="11"/>
@@ -952,6 +969,7 @@
       </w:r>
       <w:r>
         <w:rPr>
+          <w:rFonts w:asciiTheme="minorHAnsi" w:eastAsiaTheme="minorHAnsi" w:hAnsiTheme="minorHAnsi"/>
           <w:spacing w:val="-4"/>
           <w:sz w:val="11"/>
           <w:szCs w:val="11"/>
@@ -961,6 +979,7 @@
       </w:r>
       <w:r>
         <w:rPr>
+          <w:rFonts w:asciiTheme="minorHAnsi" w:eastAsiaTheme="minorHAnsi" w:hAnsiTheme="minorHAnsi"/>
           <w:spacing w:val="-10"/>
           <w:sz w:val="11"/>
           <w:szCs w:val="11"/>
@@ -970,6 +989,7 @@
       </w:r>
       <w:r>
         <w:rPr>
+          <w:rFonts w:asciiTheme="minorHAnsi" w:eastAsiaTheme="minorHAnsi" w:hAnsiTheme="minorHAnsi"/>
           <w:spacing w:val="-4"/>
           <w:sz w:val="11"/>
           <w:szCs w:val="11"/>
@@ -979,6 +999,7 @@
       </w:r>
       <w:r>
         <w:rPr>
+          <w:rFonts w:asciiTheme="minorHAnsi" w:eastAsiaTheme="minorHAnsi" w:hAnsiTheme="minorHAnsi"/>
           <w:spacing w:val="1"/>
           <w:sz w:val="11"/>
           <w:szCs w:val="11"/>
@@ -988,6 +1009,7 @@
       </w:r>
       <w:r>
         <w:rPr>
+          <w:rFonts w:asciiTheme="minorHAnsi" w:eastAsiaTheme="minorHAnsi" w:hAnsiTheme="minorHAnsi"/>
           <w:spacing w:val="-1"/>
           <w:sz w:val="11"/>
           <w:szCs w:val="11"/>
@@ -997,6 +1019,7 @@
       </w:r>
       <w:r>
         <w:rPr>
+          <w:rFonts w:asciiTheme="minorHAnsi" w:eastAsiaTheme="minorHAnsi" w:hAnsiTheme="minorHAnsi"/>
           <w:spacing w:val="-2"/>
           <w:sz w:val="11"/>
           <w:szCs w:val="11"/>
@@ -1007,19 +1030,19 @@
     </w:p>
     <w:p>
       <w:pPr>
-        <w:pStyle w:val="a7"/>
+        <w:pStyle w:val="a5"/>
         <w:spacing w:before="60" w:line="220" w:lineRule="auto"/>
         <w:ind w:left="439"/>
         <w:rPr>
-          <w:rFonts w:hint="eastAsia"/>
-          <w:sz w:val="11"/>
-          <w:szCs w:val="11"/>
-          <w:lang w:eastAsia="zh-CN"/>
-        </w:rPr>
-      </w:pPr>
-      <w:r>
-        <w:rPr>
-          <w:rFonts w:ascii="Times New Roman" w:eastAsia="Times New Roman" w:hAnsi="Times New Roman" w:cs="Times New Roman"/>
+          <w:rFonts w:asciiTheme="minorHAnsi" w:eastAsiaTheme="minorHAnsi" w:hAnsiTheme="minorHAnsi"/>
+          <w:sz w:val="11"/>
+          <w:szCs w:val="11"/>
+          <w:lang w:eastAsia="zh-CN"/>
+        </w:rPr>
+      </w:pPr>
+      <w:r>
+        <w:rPr>
+          <w:rFonts w:asciiTheme="minorHAnsi" w:eastAsiaTheme="minorHAnsi" w:hAnsiTheme="minorHAnsi" w:cs="Times New Roman"/>
           <w:spacing w:val="-6"/>
           <w:sz w:val="11"/>
           <w:szCs w:val="11"/>
@@ -1029,6 +1052,7 @@
       </w:r>
       <w:r>
         <w:rPr>
+          <w:rFonts w:asciiTheme="minorHAnsi" w:eastAsiaTheme="minorHAnsi" w:hAnsiTheme="minorHAnsi"/>
           <w:spacing w:val="-6"/>
           <w:sz w:val="11"/>
           <w:szCs w:val="11"/>
@@ -1038,7 +1062,7 @@
       </w:r>
       <w:r>
         <w:rPr>
-          <w:rFonts w:hint="eastAsia"/>
+          <w:rFonts w:asciiTheme="minorHAnsi" w:eastAsiaTheme="minorHAnsi" w:hAnsiTheme="minorHAnsi" w:hint="eastAsia"/>
           <w:spacing w:val="-6"/>
           <w:sz w:val="11"/>
           <w:szCs w:val="11"/>
@@ -1048,6 +1072,7 @@
       </w:r>
       <w:r>
         <w:rPr>
+          <w:rFonts w:asciiTheme="minorHAnsi" w:eastAsiaTheme="minorHAnsi" w:hAnsiTheme="minorHAnsi"/>
           <w:spacing w:val="-6"/>
           <w:sz w:val="11"/>
           <w:szCs w:val="11"/>
@@ -1057,6 +1082,7 @@
       </w:r>
       <w:r>
         <w:rPr>
+          <w:rFonts w:asciiTheme="minorHAnsi" w:eastAsiaTheme="minorHAnsi" w:hAnsiTheme="minorHAnsi"/>
           <w:spacing w:val="-1"/>
           <w:sz w:val="11"/>
           <w:szCs w:val="11"/>
@@ -1067,19 +1093,19 @@
     </w:p>
     <w:p>
       <w:pPr>
-        <w:pStyle w:val="a7"/>
+        <w:pStyle w:val="a5"/>
         <w:spacing w:before="64" w:line="247" w:lineRule="auto"/>
         <w:ind w:left="2" w:right="9" w:firstLine="437"/>
         <w:rPr>
-          <w:rFonts w:hint="eastAsia"/>
-          <w:sz w:val="11"/>
-          <w:szCs w:val="11"/>
-          <w:lang w:eastAsia="zh-CN"/>
-        </w:rPr>
-      </w:pPr>
-      <w:r>
-        <w:rPr>
-          <w:rFonts w:ascii="Times New Roman" w:eastAsia="Times New Roman" w:hAnsi="Times New Roman" w:cs="Times New Roman"/>
+          <w:rFonts w:asciiTheme="minorHAnsi" w:eastAsiaTheme="minorHAnsi" w:hAnsiTheme="minorHAnsi"/>
+          <w:sz w:val="11"/>
+          <w:szCs w:val="11"/>
+          <w:lang w:eastAsia="zh-CN"/>
+        </w:rPr>
+      </w:pPr>
+      <w:r>
+        <w:rPr>
+          <w:rFonts w:asciiTheme="minorHAnsi" w:eastAsiaTheme="minorHAnsi" w:hAnsiTheme="minorHAnsi" w:cs="Times New Roman"/>
           <w:spacing w:val="1"/>
           <w:sz w:val="11"/>
           <w:szCs w:val="11"/>
@@ -1089,6 +1115,7 @@
       </w:r>
       <w:r>
         <w:rPr>
+          <w:rFonts w:asciiTheme="minorHAnsi" w:eastAsiaTheme="minorHAnsi" w:hAnsiTheme="minorHAnsi"/>
           <w:spacing w:val="1"/>
           <w:sz w:val="11"/>
           <w:szCs w:val="11"/>
@@ -1098,6 +1125,7 @@
       </w:r>
       <w:r>
         <w:rPr>
+          <w:rFonts w:asciiTheme="minorHAnsi" w:eastAsiaTheme="minorHAnsi" w:hAnsiTheme="minorHAnsi"/>
           <w:sz w:val="11"/>
           <w:szCs w:val="11"/>
           <w:lang w:eastAsia="zh-CN"/>
@@ -1106,6 +1134,7 @@
       </w:r>
       <w:r>
         <w:rPr>
+          <w:rFonts w:asciiTheme="minorHAnsi" w:eastAsiaTheme="minorHAnsi" w:hAnsiTheme="minorHAnsi"/>
           <w:spacing w:val="-2"/>
           <w:sz w:val="11"/>
           <w:szCs w:val="11"/>
@@ -1116,19 +1145,19 @@
     </w:p>
     <w:p>
       <w:pPr>
-        <w:pStyle w:val="a7"/>
+        <w:pStyle w:val="a5"/>
         <w:spacing w:before="62" w:line="247" w:lineRule="auto"/>
         <w:ind w:left="4" w:right="9" w:firstLine="435"/>
         <w:rPr>
-          <w:rFonts w:hint="eastAsia"/>
-          <w:sz w:val="11"/>
-          <w:szCs w:val="11"/>
-          <w:lang w:eastAsia="zh-CN"/>
-        </w:rPr>
-      </w:pPr>
-      <w:r>
-        <w:rPr>
-          <w:rFonts w:ascii="Times New Roman" w:eastAsia="Times New Roman" w:hAnsi="Times New Roman" w:cs="Times New Roman"/>
+          <w:rFonts w:asciiTheme="minorHAnsi" w:eastAsiaTheme="minorHAnsi" w:hAnsiTheme="minorHAnsi"/>
+          <w:sz w:val="11"/>
+          <w:szCs w:val="11"/>
+          <w:lang w:eastAsia="zh-CN"/>
+        </w:rPr>
+      </w:pPr>
+      <w:r>
+        <w:rPr>
+          <w:rFonts w:asciiTheme="minorHAnsi" w:eastAsiaTheme="minorHAnsi" w:hAnsiTheme="minorHAnsi" w:cs="Times New Roman"/>
           <w:spacing w:val="1"/>
           <w:sz w:val="11"/>
           <w:szCs w:val="11"/>
@@ -1138,6 +1167,7 @@
       </w:r>
       <w:r>
         <w:rPr>
+          <w:rFonts w:asciiTheme="minorHAnsi" w:eastAsiaTheme="minorHAnsi" w:hAnsiTheme="minorHAnsi"/>
           <w:spacing w:val="1"/>
           <w:sz w:val="11"/>
           <w:szCs w:val="11"/>
@@ -1147,6 +1177,7 @@
       </w:r>
       <w:r>
         <w:rPr>
+          <w:rFonts w:asciiTheme="minorHAnsi" w:eastAsiaTheme="minorHAnsi" w:hAnsiTheme="minorHAnsi"/>
           <w:sz w:val="11"/>
           <w:szCs w:val="11"/>
           <w:lang w:eastAsia="zh-CN"/>
@@ -1155,6 +1186,7 @@
       </w:r>
       <w:r>
         <w:rPr>
+          <w:rFonts w:asciiTheme="minorHAnsi" w:eastAsiaTheme="minorHAnsi" w:hAnsiTheme="minorHAnsi"/>
           <w:spacing w:val="-4"/>
           <w:sz w:val="11"/>
           <w:szCs w:val="11"/>
@@ -1165,11 +1197,12 @@
     </w:p>
     <w:p>
       <w:pPr>
-        <w:pStyle w:val="a7"/>
+        <w:pStyle w:val="a5"/>
         <w:spacing w:before="63" w:line="256" w:lineRule="auto"/>
         <w:ind w:left="419" w:right="722"/>
         <w:jc w:val="both"/>
         <w:rPr>
+          <w:rFonts w:asciiTheme="minorHAnsi" w:eastAsiaTheme="minorHAnsi" w:hAnsiTheme="minorHAnsi"/>
           <w:spacing w:val="15"/>
           <w:sz w:val="11"/>
           <w:szCs w:val="11"/>
@@ -1178,7 +1211,7 @@
       </w:pPr>
       <w:r>
         <w:rPr>
-          <w:rFonts w:ascii="Times New Roman" w:eastAsia="Times New Roman" w:hAnsi="Times New Roman" w:cs="Times New Roman"/>
+          <w:rFonts w:asciiTheme="minorHAnsi" w:eastAsiaTheme="minorHAnsi" w:hAnsiTheme="minorHAnsi" w:cs="Times New Roman"/>
           <w:spacing w:val="-4"/>
           <w:sz w:val="11"/>
           <w:szCs w:val="11"/>
@@ -1188,6 +1221,7 @@
       </w:r>
       <w:r>
         <w:rPr>
+          <w:rFonts w:asciiTheme="minorHAnsi" w:eastAsiaTheme="minorHAnsi" w:hAnsiTheme="minorHAnsi"/>
           <w:spacing w:val="-4"/>
           <w:sz w:val="11"/>
           <w:szCs w:val="11"/>
@@ -1198,19 +1232,20 @@
     </w:p>
     <w:p>
       <w:pPr>
-        <w:pStyle w:val="a7"/>
+        <w:pStyle w:val="a5"/>
         <w:spacing w:before="63" w:line="256" w:lineRule="auto"/>
         <w:ind w:left="419" w:right="722"/>
         <w:jc w:val="both"/>
         <w:rPr>
-          <w:sz w:val="11"/>
-          <w:szCs w:val="11"/>
-          <w:lang w:eastAsia="zh-CN"/>
-        </w:rPr>
-      </w:pPr>
-      <w:r>
-        <w:rPr>
-          <w:rFonts w:ascii="Times New Roman" w:eastAsia="Times New Roman" w:hAnsi="Times New Roman" w:cs="Times New Roman"/>
+          <w:rFonts w:asciiTheme="minorHAnsi" w:eastAsiaTheme="minorHAnsi" w:hAnsiTheme="minorHAnsi"/>
+          <w:sz w:val="11"/>
+          <w:szCs w:val="11"/>
+          <w:lang w:eastAsia="zh-CN"/>
+        </w:rPr>
+      </w:pPr>
+      <w:r>
+        <w:rPr>
+          <w:rFonts w:asciiTheme="minorHAnsi" w:eastAsiaTheme="minorHAnsi" w:hAnsiTheme="minorHAnsi" w:cs="Times New Roman"/>
           <w:spacing w:val="-4"/>
           <w:sz w:val="11"/>
           <w:szCs w:val="11"/>
@@ -1220,7 +1255,7 @@
       </w:r>
       <w:r>
         <w:rPr>
-          <w:rFonts w:ascii="Times New Roman" w:eastAsia="Times New Roman" w:hAnsi="Times New Roman" w:cs="Times New Roman"/>
+          <w:rFonts w:asciiTheme="minorHAnsi" w:eastAsiaTheme="minorHAnsi" w:hAnsiTheme="minorHAnsi" w:cs="Times New Roman"/>
           <w:spacing w:val="-30"/>
           <w:sz w:val="11"/>
           <w:szCs w:val="11"/>
@@ -1230,6 +1265,7 @@
       </w:r>
       <w:r>
         <w:rPr>
+          <w:rFonts w:asciiTheme="minorHAnsi" w:eastAsiaTheme="minorHAnsi" w:hAnsiTheme="minorHAnsi"/>
           <w:spacing w:val="-4"/>
           <w:sz w:val="11"/>
           <w:szCs w:val="11"/>
@@ -1239,6 +1275,7 @@
       </w:r>
       <w:r>
         <w:rPr>
+          <w:rFonts w:asciiTheme="minorHAnsi" w:eastAsiaTheme="minorHAnsi" w:hAnsiTheme="minorHAnsi"/>
           <w:spacing w:val="-5"/>
           <w:sz w:val="11"/>
           <w:szCs w:val="11"/>
@@ -1249,20 +1286,20 @@
     </w:p>
     <w:p>
       <w:pPr>
-        <w:pStyle w:val="a7"/>
+        <w:pStyle w:val="a5"/>
         <w:spacing w:before="63" w:line="256" w:lineRule="auto"/>
         <w:ind w:left="419" w:right="722"/>
         <w:jc w:val="both"/>
         <w:rPr>
-          <w:rFonts w:hint="eastAsia"/>
-          <w:sz w:val="11"/>
-          <w:szCs w:val="11"/>
-          <w:lang w:eastAsia="zh-CN"/>
-        </w:rPr>
-      </w:pPr>
-      <w:r>
-        <w:rPr>
-          <w:rFonts w:ascii="Times New Roman" w:eastAsia="Times New Roman" w:hAnsi="Times New Roman" w:cs="Times New Roman"/>
+          <w:rFonts w:asciiTheme="minorHAnsi" w:eastAsiaTheme="minorHAnsi" w:hAnsiTheme="minorHAnsi"/>
+          <w:sz w:val="11"/>
+          <w:szCs w:val="11"/>
+          <w:lang w:eastAsia="zh-CN"/>
+        </w:rPr>
+      </w:pPr>
+      <w:r>
+        <w:rPr>
+          <w:rFonts w:asciiTheme="minorHAnsi" w:eastAsiaTheme="minorHAnsi" w:hAnsiTheme="minorHAnsi" w:cs="Times New Roman"/>
           <w:spacing w:val="-11"/>
           <w:sz w:val="11"/>
           <w:szCs w:val="11"/>
@@ -1272,6 +1309,7 @@
       </w:r>
       <w:r>
         <w:rPr>
+          <w:rFonts w:asciiTheme="minorHAnsi" w:eastAsiaTheme="minorHAnsi" w:hAnsiTheme="minorHAnsi"/>
           <w:spacing w:val="-11"/>
           <w:sz w:val="11"/>
           <w:szCs w:val="11"/>
@@ -1282,19 +1320,19 @@
     </w:p>
     <w:p>
       <w:pPr>
-        <w:pStyle w:val="a7"/>
+        <w:pStyle w:val="a5"/>
         <w:spacing w:before="61" w:line="312" w:lineRule="exact"/>
         <w:ind w:left="419"/>
         <w:rPr>
-          <w:rFonts w:hint="eastAsia"/>
-          <w:sz w:val="11"/>
-          <w:szCs w:val="11"/>
-          <w:lang w:eastAsia="zh-CN"/>
-        </w:rPr>
-      </w:pPr>
-      <w:r>
-        <w:rPr>
-          <w:rFonts w:ascii="Times New Roman" w:eastAsia="Times New Roman" w:hAnsi="Times New Roman" w:cs="Times New Roman"/>
+          <w:rFonts w:asciiTheme="minorHAnsi" w:eastAsiaTheme="minorHAnsi" w:hAnsiTheme="minorHAnsi"/>
+          <w:sz w:val="11"/>
+          <w:szCs w:val="11"/>
+          <w:lang w:eastAsia="zh-CN"/>
+        </w:rPr>
+      </w:pPr>
+      <w:r>
+        <w:rPr>
+          <w:rFonts w:asciiTheme="minorHAnsi" w:eastAsiaTheme="minorHAnsi" w:hAnsiTheme="minorHAnsi" w:cs="Times New Roman"/>
           <w:spacing w:val="-4"/>
           <w:position w:val="7"/>
           <w:sz w:val="11"/>
@@ -1305,6 +1343,7 @@
       </w:r>
       <w:r>
         <w:rPr>
+          <w:rFonts w:asciiTheme="minorHAnsi" w:eastAsiaTheme="minorHAnsi" w:hAnsiTheme="minorHAnsi"/>
           <w:spacing w:val="-4"/>
           <w:position w:val="7"/>
           <w:sz w:val="11"/>
@@ -1315,6 +1354,7 @@
       </w:r>
       <w:r>
         <w:rPr>
+          <w:rFonts w:asciiTheme="minorHAnsi" w:eastAsiaTheme="minorHAnsi" w:hAnsiTheme="minorHAnsi"/>
           <w:spacing w:val="-5"/>
           <w:position w:val="7"/>
           <w:sz w:val="11"/>
@@ -1326,19 +1366,19 @@
     </w:p>
     <w:p>
       <w:pPr>
-        <w:pStyle w:val="a7"/>
+        <w:pStyle w:val="a5"/>
         <w:spacing w:line="220" w:lineRule="auto"/>
         <w:ind w:left="419"/>
         <w:rPr>
-          <w:rFonts w:hint="eastAsia"/>
-          <w:sz w:val="11"/>
-          <w:szCs w:val="11"/>
-          <w:lang w:eastAsia="zh-CN"/>
-        </w:rPr>
-      </w:pPr>
-      <w:r>
-        <w:rPr>
-          <w:rFonts w:ascii="Times New Roman" w:eastAsia="Times New Roman" w:hAnsi="Times New Roman" w:cs="Times New Roman"/>
+          <w:rFonts w:asciiTheme="minorHAnsi" w:eastAsiaTheme="minorHAnsi" w:hAnsiTheme="minorHAnsi"/>
+          <w:sz w:val="11"/>
+          <w:szCs w:val="11"/>
+          <w:lang w:eastAsia="zh-CN"/>
+        </w:rPr>
+      </w:pPr>
+      <w:r>
+        <w:rPr>
+          <w:rFonts w:asciiTheme="minorHAnsi" w:eastAsiaTheme="minorHAnsi" w:hAnsiTheme="minorHAnsi" w:cs="Times New Roman"/>
           <w:spacing w:val="-4"/>
           <w:sz w:val="11"/>
           <w:szCs w:val="11"/>
@@ -1348,6 +1388,7 @@
       </w:r>
       <w:r>
         <w:rPr>
+          <w:rFonts w:asciiTheme="minorHAnsi" w:eastAsiaTheme="minorHAnsi" w:hAnsiTheme="minorHAnsi"/>
           <w:spacing w:val="-4"/>
           <w:sz w:val="11"/>
           <w:szCs w:val="11"/>
@@ -1357,6 +1398,7 @@
       </w:r>
       <w:r>
         <w:rPr>
+          <w:rFonts w:asciiTheme="minorHAnsi" w:eastAsiaTheme="minorHAnsi" w:hAnsiTheme="minorHAnsi"/>
           <w:spacing w:val="-5"/>
           <w:sz w:val="11"/>
           <w:szCs w:val="11"/>
@@ -1370,7 +1412,7 @@
         <w:spacing w:before="25" w:line="223" w:lineRule="auto"/>
         <w:ind w:left="438"/>
         <w:rPr>
-          <w:rFonts w:ascii="楷体" w:eastAsia="楷体" w:hAnsi="楷体" w:cs="楷体"/>
+          <w:rFonts w:asciiTheme="minorHAnsi" w:eastAsiaTheme="minorHAnsi" w:hAnsiTheme="minorHAnsi" w:cs="楷体"/>
           <w:sz w:val="8"/>
           <w:szCs w:val="8"/>
           <w:lang w:eastAsia="zh-CN"/>
@@ -1378,7 +1420,7 @@
       </w:pPr>
       <w:r>
         <w:rPr>
-          <w:rFonts w:ascii="楷体" w:eastAsia="楷体" w:hAnsi="楷体" w:cs="楷体"/>
+          <w:rFonts w:asciiTheme="minorHAnsi" w:eastAsiaTheme="minorHAnsi" w:hAnsiTheme="minorHAnsi" w:cs="楷体"/>
           <w:color w:val="0000FF"/>
           <w:spacing w:val="-1"/>
           <w:sz w:val="8"/>
@@ -1392,7 +1434,7 @@
       <w:pPr>
         <w:spacing w:line="223" w:lineRule="auto"/>
         <w:rPr>
-          <w:rFonts w:ascii="楷体" w:eastAsia="楷体" w:hAnsi="楷体" w:cs="楷体"/>
+          <w:rFonts w:asciiTheme="minorHAnsi" w:eastAsiaTheme="minorHAnsi" w:hAnsiTheme="minorHAnsi" w:cs="楷体"/>
           <w:sz w:val="8"/>
           <w:szCs w:val="8"/>
           <w:lang w:eastAsia="zh-CN"/>
@@ -1417,11 +1459,10 @@
     </w:p>
     <w:p>
       <w:pPr>
-        <w:pStyle w:val="a7"/>
+        <w:pStyle w:val="a5"/>
         <w:spacing w:before="68" w:line="221" w:lineRule="auto"/>
         <w:ind w:left="419"/>
         <w:rPr>
-          <w:rFonts w:hint="eastAsia"/>
           <w:sz w:val="11"/>
           <w:szCs w:val="11"/>
           <w:lang w:eastAsia="zh-CN"/>
@@ -1458,7 +1499,7 @@
     </w:p>
     <w:p>
       <w:pPr>
-        <w:pStyle w:val="a7"/>
+        <w:pStyle w:val="a5"/>
         <w:spacing w:before="60" w:line="221" w:lineRule="auto"/>
         <w:ind w:left="419"/>
         <w:rPr>
@@ -1518,11 +1559,10 @@
     </w:p>
     <w:p>
       <w:pPr>
-        <w:pStyle w:val="a7"/>
+        <w:pStyle w:val="a5"/>
         <w:spacing w:before="60" w:line="221" w:lineRule="auto"/>
         <w:ind w:left="419"/>
         <w:rPr>
-          <w:rFonts w:hint="eastAsia"/>
           <w:sz w:val="11"/>
           <w:szCs w:val="11"/>
           <w:lang w:eastAsia="zh-CN"/>
@@ -1550,11 +1590,10 @@
     </w:p>
     <w:p>
       <w:pPr>
-        <w:pStyle w:val="a7"/>
+        <w:pStyle w:val="a5"/>
         <w:spacing w:before="60" w:line="220" w:lineRule="auto"/>
         <w:ind w:left="419"/>
         <w:rPr>
-          <w:rFonts w:hint="eastAsia"/>
           <w:sz w:val="11"/>
           <w:szCs w:val="11"/>
           <w:lang w:eastAsia="zh-CN"/>
@@ -1582,11 +1621,10 @@
     </w:p>
     <w:p>
       <w:pPr>
-        <w:pStyle w:val="a7"/>
+        <w:pStyle w:val="a5"/>
         <w:spacing w:before="62" w:line="220" w:lineRule="auto"/>
         <w:ind w:left="419"/>
         <w:rPr>
-          <w:rFonts w:hint="eastAsia"/>
           <w:sz w:val="11"/>
           <w:szCs w:val="11"/>
           <w:lang w:eastAsia="zh-CN"/>
@@ -1633,11 +1671,10 @@
     </w:p>
     <w:p>
       <w:pPr>
-        <w:pStyle w:val="a7"/>
+        <w:pStyle w:val="a5"/>
         <w:spacing w:before="62" w:line="219" w:lineRule="auto"/>
         <w:ind w:left="423"/>
         <w:rPr>
-          <w:rFonts w:hint="eastAsia"/>
           <w:sz w:val="11"/>
           <w:szCs w:val="11"/>
           <w:lang w:eastAsia="zh-CN"/>
@@ -1665,7 +1702,7 @@
     </w:p>
     <w:p>
       <w:pPr>
-        <w:pStyle w:val="a7"/>
+        <w:pStyle w:val="a5"/>
         <w:spacing w:before="62" w:line="248" w:lineRule="auto"/>
         <w:ind w:left="18" w:right="92" w:firstLine="405"/>
         <w:rPr>
@@ -1713,7 +1750,7 @@
     </w:p>
     <w:p>
       <w:pPr>
-        <w:pStyle w:val="a7"/>
+        <w:pStyle w:val="a5"/>
         <w:spacing w:before="60" w:line="220" w:lineRule="auto"/>
         <w:ind w:right="552" w:firstLineChars="400" w:firstLine="392"/>
         <w:rPr>
@@ -1744,7 +1781,7 @@
     </w:p>
     <w:p>
       <w:pPr>
-        <w:pStyle w:val="a7"/>
+        <w:pStyle w:val="a5"/>
         <w:spacing w:before="63" w:line="247" w:lineRule="auto"/>
         <w:ind w:left="18" w:right="95" w:firstLine="405"/>
         <w:rPr>
@@ -1792,11 +1829,10 @@
     </w:p>
     <w:p>
       <w:pPr>
-        <w:pStyle w:val="a7"/>
+        <w:pStyle w:val="a5"/>
         <w:spacing w:before="61" w:line="221" w:lineRule="auto"/>
         <w:ind w:left="423"/>
         <w:rPr>
-          <w:rFonts w:hint="eastAsia"/>
           <w:sz w:val="11"/>
           <w:szCs w:val="11"/>
           <w:lang w:eastAsia="zh-CN"/>
@@ -1843,11 +1879,10 @@
     </w:p>
     <w:p>
       <w:pPr>
-        <w:pStyle w:val="a7"/>
+        <w:pStyle w:val="a5"/>
         <w:spacing w:before="62" w:line="256" w:lineRule="auto"/>
         <w:ind w:right="84" w:firstLine="423"/>
         <w:rPr>
-          <w:rFonts w:hint="eastAsia"/>
           <w:sz w:val="11"/>
           <w:szCs w:val="11"/>
           <w:lang w:eastAsia="zh-CN"/>
@@ -1893,11 +1928,10 @@
     </w:p>
     <w:p>
       <w:pPr>
-        <w:pStyle w:val="a7"/>
+        <w:pStyle w:val="a5"/>
         <w:spacing w:before="62" w:line="247" w:lineRule="auto"/>
         <w:ind w:left="1" w:right="79" w:firstLine="421"/>
         <w:rPr>
-          <w:rFonts w:hint="eastAsia"/>
           <w:sz w:val="11"/>
           <w:szCs w:val="11"/>
           <w:lang w:eastAsia="zh-CN"/>
@@ -1971,11 +2005,10 @@
     </w:p>
     <w:p>
       <w:pPr>
-        <w:pStyle w:val="a7"/>
+        <w:pStyle w:val="a5"/>
         <w:spacing w:before="62" w:line="247" w:lineRule="auto"/>
         <w:ind w:left="2" w:right="79" w:firstLine="421"/>
         <w:rPr>
-          <w:rFonts w:hint="eastAsia"/>
           <w:sz w:val="11"/>
           <w:szCs w:val="11"/>
           <w:lang w:eastAsia="zh-CN"/>
@@ -2047,7 +2080,7 @@
     </w:p>
     <w:p>
       <w:pPr>
-        <w:pStyle w:val="a7"/>
+        <w:pStyle w:val="a5"/>
         <w:spacing w:before="63" w:line="256" w:lineRule="auto"/>
         <w:ind w:right="84" w:firstLine="422"/>
         <w:rPr>
@@ -2088,11 +2121,10 @@
     </w:p>
     <w:p>
       <w:pPr>
-        <w:pStyle w:val="a7"/>
+        <w:pStyle w:val="a5"/>
         <w:spacing w:before="63" w:line="256" w:lineRule="auto"/>
         <w:ind w:right="84" w:firstLine="422"/>
         <w:rPr>
-          <w:rFonts w:hint="eastAsia"/>
           <w:sz w:val="11"/>
           <w:szCs w:val="11"/>
           <w:lang w:eastAsia="zh-CN"/>
@@ -2138,11 +2170,10 @@
     </w:p>
     <w:p>
       <w:pPr>
-        <w:pStyle w:val="a7"/>
+        <w:pStyle w:val="a5"/>
         <w:spacing w:before="60" w:line="221" w:lineRule="auto"/>
         <w:ind w:left="423"/>
         <w:rPr>
-          <w:rFonts w:hint="eastAsia"/>
           <w:sz w:val="11"/>
           <w:szCs w:val="11"/>
           <w:lang w:eastAsia="zh-CN"/>
@@ -2170,11 +2201,10 @@
     </w:p>
     <w:p>
       <w:pPr>
-        <w:pStyle w:val="a7"/>
+        <w:pStyle w:val="a5"/>
         <w:spacing w:before="61" w:line="247" w:lineRule="auto"/>
         <w:ind w:left="3" w:right="84" w:firstLine="415"/>
         <w:rPr>
-          <w:rFonts w:hint="eastAsia"/>
           <w:sz w:val="11"/>
           <w:szCs w:val="11"/>
           <w:lang w:eastAsia="zh-CN"/>
@@ -2220,11 +2250,10 @@
     </w:p>
     <w:p>
       <w:pPr>
-        <w:pStyle w:val="a7"/>
+        <w:pStyle w:val="a5"/>
         <w:spacing w:before="62" w:line="248" w:lineRule="auto"/>
         <w:ind w:left="3" w:right="93" w:firstLine="415"/>
         <w:rPr>
-          <w:rFonts w:hint="eastAsia"/>
           <w:sz w:val="11"/>
           <w:szCs w:val="11"/>
           <w:lang w:eastAsia="zh-CN"/>
@@ -2269,11 +2298,10 @@
     </w:p>
     <w:p>
       <w:pPr>
-        <w:pStyle w:val="a7"/>
+        <w:pStyle w:val="a5"/>
         <w:spacing w:before="61" w:line="247" w:lineRule="auto"/>
         <w:ind w:left="12" w:right="84" w:firstLine="405"/>
         <w:rPr>
-          <w:rFonts w:hint="eastAsia"/>
           <w:sz w:val="11"/>
           <w:szCs w:val="11"/>
           <w:lang w:eastAsia="zh-CN"/>
@@ -2319,11 +2347,10 @@
     </w:p>
     <w:p>
       <w:pPr>
-        <w:pStyle w:val="a7"/>
+        <w:pStyle w:val="a5"/>
         <w:spacing w:before="61" w:line="247" w:lineRule="auto"/>
         <w:ind w:left="1" w:right="134" w:firstLine="416"/>
         <w:rPr>
-          <w:rFonts w:hint="eastAsia"/>
           <w:sz w:val="11"/>
           <w:szCs w:val="11"/>
           <w:lang w:eastAsia="zh-CN"/>
@@ -2375,11 +2402,10 @@
     </w:p>
     <w:p>
       <w:pPr>
-        <w:pStyle w:val="a7"/>
+        <w:pStyle w:val="a5"/>
         <w:spacing w:before="63" w:line="247" w:lineRule="auto"/>
         <w:ind w:right="84" w:firstLine="417"/>
         <w:rPr>
-          <w:rFonts w:hint="eastAsia"/>
           <w:sz w:val="11"/>
           <w:szCs w:val="11"/>
           <w:lang w:eastAsia="zh-CN"/>
@@ -2424,11 +2450,10 @@
     </w:p>
     <w:p>
       <w:pPr>
-        <w:pStyle w:val="a7"/>
+        <w:pStyle w:val="a5"/>
         <w:spacing w:before="62" w:line="247" w:lineRule="auto"/>
         <w:ind w:right="84" w:firstLine="417"/>
         <w:rPr>
-          <w:rFonts w:hint="eastAsia"/>
           <w:sz w:val="11"/>
           <w:szCs w:val="11"/>
           <w:lang w:eastAsia="zh-CN"/>
@@ -2473,11 +2498,10 @@
     </w:p>
     <w:p>
       <w:pPr>
-        <w:pStyle w:val="a7"/>
+        <w:pStyle w:val="a5"/>
         <w:spacing w:before="61" w:line="220" w:lineRule="auto"/>
         <w:ind w:left="418"/>
         <w:rPr>
-          <w:rFonts w:hint="eastAsia"/>
           <w:sz w:val="11"/>
           <w:szCs w:val="11"/>
           <w:lang w:eastAsia="zh-CN"/>
@@ -2562,11 +2586,10 @@
     </w:p>
     <w:p>
       <w:pPr>
-        <w:pStyle w:val="a7"/>
+        <w:pStyle w:val="a5"/>
         <w:spacing w:before="61" w:line="221" w:lineRule="auto"/>
         <w:ind w:left="418"/>
         <w:rPr>
-          <w:rFonts w:hint="eastAsia"/>
           <w:sz w:val="11"/>
           <w:szCs w:val="11"/>
           <w:lang w:eastAsia="zh-CN"/>
@@ -2603,11 +2626,10 @@
     </w:p>
     <w:p>
       <w:pPr>
-        <w:pStyle w:val="a7"/>
+        <w:pStyle w:val="a5"/>
         <w:spacing w:before="61" w:line="221" w:lineRule="auto"/>
         <w:ind w:right="568" w:firstLineChars="400" w:firstLine="408"/>
         <w:rPr>
-          <w:rFonts w:hint="eastAsia"/>
           <w:sz w:val="11"/>
           <w:szCs w:val="11"/>
           <w:lang w:eastAsia="zh-CN"/>
@@ -2644,11 +2666,10 @@
     </w:p>
     <w:p>
       <w:pPr>
-        <w:pStyle w:val="a7"/>
+        <w:pStyle w:val="a5"/>
         <w:spacing w:before="68" w:line="221" w:lineRule="auto"/>
         <w:ind w:firstLineChars="400" w:firstLine="408"/>
         <w:rPr>
-          <w:rFonts w:hint="eastAsia"/>
           <w:sz w:val="11"/>
           <w:szCs w:val="11"/>
           <w:lang w:eastAsia="zh-CN"/>
@@ -2685,7 +2706,7 @@
     </w:p>
     <w:p>
       <w:pPr>
-        <w:pStyle w:val="a7"/>
+        <w:pStyle w:val="a5"/>
         <w:spacing w:before="61" w:line="221" w:lineRule="auto"/>
         <w:ind w:left="418"/>
         <w:rPr>
@@ -2716,11 +2737,10 @@
     </w:p>
     <w:p>
       <w:pPr>
-        <w:pStyle w:val="a7"/>
+        <w:pStyle w:val="a5"/>
         <w:spacing w:before="62" w:line="247" w:lineRule="auto"/>
         <w:ind w:left="4" w:right="88" w:firstLine="420"/>
         <w:rPr>
-          <w:rFonts w:hint="eastAsia"/>
           <w:sz w:val="11"/>
           <w:szCs w:val="11"/>
           <w:lang w:eastAsia="zh-CN"/>
@@ -2756,11 +2776,10 @@
     </w:p>
     <w:p>
       <w:pPr>
-        <w:pStyle w:val="a7"/>
+        <w:pStyle w:val="a5"/>
         <w:spacing w:before="61" w:line="247" w:lineRule="auto"/>
         <w:ind w:left="1" w:right="87" w:firstLine="423"/>
         <w:rPr>
-          <w:rFonts w:hint="eastAsia"/>
           <w:sz w:val="11"/>
           <w:szCs w:val="11"/>
           <w:lang w:eastAsia="zh-CN"/>
@@ -2795,11 +2814,10 @@
     </w:p>
     <w:p>
       <w:pPr>
-        <w:pStyle w:val="a7"/>
+        <w:pStyle w:val="a5"/>
         <w:spacing w:before="61" w:line="221" w:lineRule="auto"/>
         <w:ind w:left="425"/>
         <w:rPr>
-          <w:rFonts w:hint="eastAsia"/>
           <w:sz w:val="11"/>
           <w:szCs w:val="11"/>
           <w:lang w:eastAsia="zh-CN"/>
@@ -2817,11 +2835,10 @@
     </w:p>
     <w:p>
       <w:pPr>
-        <w:pStyle w:val="a7"/>
+        <w:pStyle w:val="a5"/>
         <w:spacing w:before="60" w:line="221" w:lineRule="auto"/>
         <w:ind w:left="425"/>
         <w:rPr>
-          <w:rFonts w:hint="eastAsia"/>
           <w:sz w:val="11"/>
           <w:szCs w:val="11"/>
           <w:lang w:eastAsia="zh-CN"/>
@@ -2839,11 +2856,10 @@
     </w:p>
     <w:p>
       <w:pPr>
-        <w:pStyle w:val="a7"/>
+        <w:pStyle w:val="a5"/>
         <w:spacing w:before="62" w:line="247" w:lineRule="auto"/>
         <w:ind w:left="2" w:right="126" w:firstLine="422"/>
         <w:rPr>
-          <w:rFonts w:hint="eastAsia"/>
           <w:sz w:val="11"/>
           <w:szCs w:val="11"/>
           <w:lang w:eastAsia="zh-CN"/>
@@ -2886,11 +2902,10 @@
     </w:p>
     <w:p>
       <w:pPr>
-        <w:pStyle w:val="a7"/>
+        <w:pStyle w:val="a5"/>
         <w:spacing w:before="60" w:line="248" w:lineRule="auto"/>
         <w:ind w:left="7" w:right="97" w:firstLine="418"/>
         <w:rPr>
-          <w:rFonts w:hint="eastAsia"/>
           <w:sz w:val="11"/>
           <w:szCs w:val="11"/>
           <w:lang w:eastAsia="zh-CN"/>
@@ -2925,11 +2940,10 @@
     </w:p>
     <w:p>
       <w:pPr>
-        <w:pStyle w:val="a7"/>
+        <w:pStyle w:val="a5"/>
         <w:spacing w:before="60" w:line="221" w:lineRule="auto"/>
         <w:ind w:left="425"/>
         <w:rPr>
-          <w:rFonts w:hint="eastAsia"/>
           <w:sz w:val="11"/>
           <w:szCs w:val="11"/>
           <w:lang w:eastAsia="zh-CN"/>
@@ -3034,11 +3048,10 @@
     </w:p>
     <w:p>
       <w:pPr>
-        <w:pStyle w:val="a7"/>
+        <w:pStyle w:val="a5"/>
         <w:spacing w:before="61" w:line="221" w:lineRule="auto"/>
         <w:ind w:left="425"/>
         <w:rPr>
-          <w:rFonts w:hint="eastAsia"/>
           <w:sz w:val="11"/>
           <w:szCs w:val="11"/>
           <w:lang w:eastAsia="zh-CN"/>
@@ -3065,7 +3078,7 @@
     </w:p>
     <w:p>
       <w:pPr>
-        <w:pStyle w:val="a7"/>
+        <w:pStyle w:val="a5"/>
         <w:spacing w:before="61" w:line="247" w:lineRule="auto"/>
         <w:ind w:left="3" w:right="78" w:firstLine="421"/>
         <w:rPr>
@@ -3138,7 +3151,7 @@
     </w:p>
     <w:p>
       <w:pPr>
-        <w:pStyle w:val="a7"/>
+        <w:pStyle w:val="a5"/>
         <w:spacing w:before="62" w:line="247" w:lineRule="auto"/>
         <w:ind w:left="1" w:right="74" w:firstLine="423"/>
         <w:rPr>
@@ -3248,7 +3261,7 @@
     </w:p>
     <w:p>
       <w:pPr>
-        <w:pStyle w:val="a7"/>
+        <w:pStyle w:val="a5"/>
         <w:spacing w:before="62" w:line="247" w:lineRule="auto"/>
         <w:ind w:right="78" w:firstLine="424"/>
         <w:rPr>
@@ -3278,7 +3291,7 @@
     </w:p>
     <w:p>
       <w:pPr>
-        <w:pStyle w:val="a7"/>
+        <w:pStyle w:val="a5"/>
         <w:spacing w:before="62" w:line="221" w:lineRule="auto"/>
         <w:ind w:left="424"/>
         <w:rPr>
@@ -3335,7 +3348,7 @@
     </w:p>
     <w:p>
       <w:pPr>
-        <w:pStyle w:val="a7"/>
+        <w:pStyle w:val="a5"/>
         <w:spacing w:before="61" w:line="247" w:lineRule="auto"/>
         <w:ind w:left="2" w:right="73" w:firstLine="421"/>
         <w:rPr>
@@ -3513,7 +3526,7 @@
     </w:p>
     <w:p>
       <w:pPr>
-        <w:pStyle w:val="a7"/>
+        <w:pStyle w:val="a5"/>
         <w:spacing w:before="61" w:line="221" w:lineRule="auto"/>
         <w:ind w:left="424"/>
         <w:rPr>
@@ -3534,7 +3547,7 @@
     </w:p>
     <w:p>
       <w:pPr>
-        <w:pStyle w:val="a7"/>
+        <w:pStyle w:val="a5"/>
         <w:spacing w:before="60" w:line="221" w:lineRule="auto"/>
         <w:ind w:left="423"/>
         <w:rPr>
@@ -3555,7 +3568,7 @@
     </w:p>
     <w:p>
       <w:pPr>
-        <w:pStyle w:val="a7"/>
+        <w:pStyle w:val="a5"/>
         <w:spacing w:before="61" w:line="221" w:lineRule="auto"/>
         <w:ind w:left="423"/>
         <w:rPr>
@@ -3585,7 +3598,7 @@
     </w:p>
     <w:p>
       <w:pPr>
-        <w:pStyle w:val="a7"/>
+        <w:pStyle w:val="a5"/>
         <w:spacing w:before="61" w:line="219" w:lineRule="auto"/>
         <w:ind w:left="423"/>
         <w:rPr>
@@ -3606,7 +3619,7 @@
     </w:p>
     <w:p>
       <w:pPr>
-        <w:pStyle w:val="a7"/>
+        <w:pStyle w:val="a5"/>
         <w:spacing w:before="63" w:line="219" w:lineRule="auto"/>
         <w:ind w:left="423"/>
         <w:rPr>
@@ -3627,7 +3640,7 @@
     </w:p>
     <w:p>
       <w:pPr>
-        <w:pStyle w:val="a7"/>
+        <w:pStyle w:val="a5"/>
         <w:spacing w:before="63" w:line="220" w:lineRule="auto"/>
         <w:ind w:left="423"/>
         <w:rPr>
@@ -3648,7 +3661,7 @@
     </w:p>
     <w:p>
       <w:pPr>
-        <w:pStyle w:val="a7"/>
+        <w:pStyle w:val="a5"/>
         <w:spacing w:before="61" w:line="221" w:lineRule="auto"/>
         <w:ind w:left="423"/>
         <w:rPr>
@@ -3678,7 +3691,7 @@
     </w:p>
     <w:p>
       <w:pPr>
-        <w:pStyle w:val="a7"/>
+        <w:pStyle w:val="a5"/>
         <w:spacing w:before="62" w:line="247" w:lineRule="auto"/>
         <w:ind w:left="1" w:right="69" w:firstLine="421"/>
         <w:rPr>
@@ -3788,7 +3801,7 @@
     </w:p>
     <w:p>
       <w:pPr>
-        <w:pStyle w:val="a7"/>
+        <w:pStyle w:val="a5"/>
         <w:spacing w:before="62" w:line="247" w:lineRule="auto"/>
         <w:ind w:left="2" w:right="96" w:firstLine="420"/>
         <w:rPr>
@@ -3826,7 +3839,7 @@
     </w:p>
     <w:p>
       <w:pPr>
-        <w:pStyle w:val="a7"/>
+        <w:pStyle w:val="a5"/>
         <w:spacing w:before="61" w:line="219" w:lineRule="auto"/>
         <w:ind w:left="422"/>
         <w:rPr>
@@ -3847,7 +3860,7 @@
     </w:p>
     <w:p>
       <w:pPr>
-        <w:pStyle w:val="a7"/>
+        <w:pStyle w:val="a5"/>
         <w:spacing w:before="63" w:line="219" w:lineRule="auto"/>
         <w:ind w:right="408" w:firstLineChars="400" w:firstLine="408"/>
         <w:rPr>
@@ -3877,7 +3890,7 @@
     </w:p>
     <w:p>
       <w:pPr>
-        <w:pStyle w:val="a7"/>
+        <w:pStyle w:val="a5"/>
         <w:spacing w:before="63" w:line="220" w:lineRule="auto"/>
         <w:ind w:left="422"/>
         <w:rPr>
@@ -3898,7 +3911,7 @@
     </w:p>
     <w:p>
       <w:pPr>
-        <w:pStyle w:val="a7"/>
+        <w:pStyle w:val="a5"/>
         <w:spacing w:before="61" w:line="220" w:lineRule="auto"/>
         <w:ind w:left="422"/>
         <w:rPr>
@@ -3919,7 +3932,7 @@
     </w:p>
     <w:p>
       <w:pPr>
-        <w:pStyle w:val="a7"/>
+        <w:pStyle w:val="a5"/>
         <w:spacing w:before="62" w:line="220" w:lineRule="auto"/>
         <w:ind w:left="422"/>
         <w:rPr>
@@ -3958,7 +3971,7 @@
     </w:p>
     <w:p>
       <w:pPr>
-        <w:pStyle w:val="a7"/>
+        <w:pStyle w:val="a5"/>
         <w:spacing w:before="62" w:line="219" w:lineRule="auto"/>
         <w:ind w:left="422"/>
         <w:rPr>
@@ -4018,7 +4031,7 @@
     </w:p>
     <w:p>
       <w:pPr>
-        <w:pStyle w:val="a7"/>
+        <w:pStyle w:val="a5"/>
         <w:spacing w:before="68" w:line="219" w:lineRule="auto"/>
         <w:ind w:left="422"/>
         <w:rPr>
@@ -4058,7 +4071,7 @@
     </w:p>
     <w:p>
       <w:pPr>
-        <w:pStyle w:val="a7"/>
+        <w:pStyle w:val="a5"/>
         <w:spacing w:before="62" w:line="219" w:lineRule="auto"/>
         <w:ind w:left="422"/>
         <w:rPr>
@@ -4107,7 +4120,7 @@
     </w:p>
     <w:p>
       <w:pPr>
-        <w:pStyle w:val="a7"/>
+        <w:pStyle w:val="a5"/>
         <w:spacing w:before="62" w:line="220" w:lineRule="auto"/>
         <w:ind w:left="427"/>
         <w:rPr>
@@ -4138,7 +4151,7 @@
     </w:p>
     <w:p>
       <w:pPr>
-        <w:pStyle w:val="a7"/>
+        <w:pStyle w:val="a5"/>
         <w:spacing w:before="61" w:line="220" w:lineRule="auto"/>
         <w:ind w:left="427"/>
         <w:rPr>
@@ -4179,7 +4192,7 @@
     </w:p>
     <w:p>
       <w:pPr>
-        <w:pStyle w:val="a7"/>
+        <w:pStyle w:val="a5"/>
         <w:spacing w:before="62" w:line="219" w:lineRule="auto"/>
         <w:ind w:left="427"/>
         <w:rPr>
@@ -4210,7 +4223,7 @@
     </w:p>
     <w:p>
       <w:pPr>
-        <w:pStyle w:val="a7"/>
+        <w:pStyle w:val="a5"/>
         <w:spacing w:before="63" w:line="221" w:lineRule="auto"/>
         <w:ind w:left="427"/>
         <w:rPr>
@@ -4270,7 +4283,7 @@
     </w:p>
     <w:p>
       <w:pPr>
-        <w:pStyle w:val="a7"/>
+        <w:pStyle w:val="a5"/>
         <w:spacing w:before="60" w:line="219" w:lineRule="auto"/>
         <w:ind w:left="427"/>
         <w:rPr>
@@ -4330,7 +4343,7 @@
     </w:p>
     <w:p>
       <w:pPr>
-        <w:pStyle w:val="a7"/>
+        <w:pStyle w:val="a5"/>
         <w:spacing w:before="63" w:line="220" w:lineRule="auto"/>
         <w:ind w:left="427"/>
         <w:rPr>
@@ -4390,7 +4403,7 @@
     </w:p>
     <w:p>
       <w:pPr>
-        <w:pStyle w:val="a7"/>
+        <w:pStyle w:val="a5"/>
         <w:spacing w:before="61" w:line="221" w:lineRule="auto"/>
         <w:ind w:left="427"/>
         <w:rPr>
@@ -4432,7 +4445,7 @@
     </w:p>
     <w:p>
       <w:pPr>
-        <w:pStyle w:val="a7"/>
+        <w:pStyle w:val="a5"/>
         <w:spacing w:before="61" w:line="221" w:lineRule="auto"/>
         <w:ind w:left="426"/>
         <w:rPr>
@@ -4474,7 +4487,7 @@
     </w:p>
     <w:p>
       <w:pPr>
-        <w:pStyle w:val="a7"/>
+        <w:pStyle w:val="a5"/>
         <w:spacing w:before="61" w:line="219" w:lineRule="auto"/>
         <w:ind w:left="426"/>
         <w:rPr>
@@ -4552,7 +4565,7 @@
     </w:p>
     <w:p>
       <w:pPr>
-        <w:pStyle w:val="a7"/>
+        <w:pStyle w:val="a5"/>
         <w:spacing w:before="64" w:line="247" w:lineRule="auto"/>
         <w:ind w:right="48" w:firstLine="426"/>
         <w:rPr>
@@ -4658,7 +4671,7 @@
     </w:p>
     <w:p>
       <w:pPr>
-        <w:pStyle w:val="a7"/>
+        <w:pStyle w:val="a5"/>
         <w:spacing w:before="60" w:line="221" w:lineRule="auto"/>
         <w:ind w:left="422"/>
         <w:rPr>
@@ -4689,7 +4702,7 @@
     </w:p>
     <w:p>
       <w:pPr>
-        <w:pStyle w:val="a7"/>
+        <w:pStyle w:val="a5"/>
         <w:spacing w:before="61" w:line="221" w:lineRule="auto"/>
         <w:ind w:left="422"/>
         <w:rPr>
@@ -4729,7 +4742,7 @@
     </w:p>
     <w:p>
       <w:pPr>
-        <w:pStyle w:val="a7"/>
+        <w:pStyle w:val="a5"/>
         <w:spacing w:before="61" w:line="248" w:lineRule="auto"/>
         <w:ind w:right="88" w:firstLine="421"/>
         <w:rPr>
@@ -4777,7 +4790,7 @@
     </w:p>
     <w:p>
       <w:pPr>
-        <w:pStyle w:val="a7"/>
+        <w:pStyle w:val="a5"/>
         <w:spacing w:before="60" w:line="219" w:lineRule="auto"/>
         <w:ind w:left="422"/>
         <w:rPr>
@@ -4817,7 +4830,7 @@
     </w:p>
     <w:p>
       <w:pPr>
-        <w:pStyle w:val="a7"/>
+        <w:pStyle w:val="a5"/>
         <w:spacing w:before="64" w:line="247" w:lineRule="auto"/>
         <w:ind w:left="1" w:right="93" w:firstLine="420"/>
         <w:rPr>
@@ -4865,7 +4878,7 @@
     </w:p>
     <w:p>
       <w:pPr>
-        <w:pStyle w:val="a7"/>
+        <w:pStyle w:val="a5"/>
         <w:spacing w:before="61" w:line="221" w:lineRule="auto"/>
         <w:ind w:left="422"/>
         <w:rPr>
@@ -4905,7 +4918,7 @@
     </w:p>
     <w:p>
       <w:pPr>
-        <w:pStyle w:val="a7"/>
+        <w:pStyle w:val="a5"/>
         <w:spacing w:before="61" w:line="220" w:lineRule="auto"/>
         <w:ind w:left="422"/>
         <w:rPr>
@@ -4936,7 +4949,7 @@
     </w:p>
     <w:p>
       <w:pPr>
-        <w:pStyle w:val="a7"/>
+        <w:pStyle w:val="a5"/>
         <w:spacing w:before="61" w:line="220" w:lineRule="auto"/>
         <w:ind w:left="422"/>
         <w:rPr>
@@ -4967,7 +4980,7 @@
     </w:p>
     <w:p>
       <w:pPr>
-        <w:pStyle w:val="a7"/>
+        <w:pStyle w:val="a5"/>
         <w:spacing w:before="62" w:line="219" w:lineRule="auto"/>
         <w:ind w:left="422"/>
         <w:rPr>
@@ -4998,7 +5011,7 @@
     </w:p>
     <w:p>
       <w:pPr>
-        <w:pStyle w:val="a7"/>
+        <w:pStyle w:val="a5"/>
         <w:spacing w:before="65" w:line="263" w:lineRule="auto"/>
         <w:ind w:firstLine="422"/>
         <w:rPr>
@@ -5106,11 +5119,10 @@
     </w:p>
     <w:p>
       <w:pPr>
-        <w:pStyle w:val="a7"/>
+        <w:pStyle w:val="a5"/>
         <w:spacing w:before="62" w:line="221" w:lineRule="auto"/>
         <w:ind w:left="438"/>
         <w:rPr>
-          <w:rFonts w:hint="eastAsia"/>
           <w:sz w:val="11"/>
           <w:szCs w:val="11"/>
           <w:lang w:eastAsia="zh-CN"/>
@@ -5166,11 +5178,10 @@
     </w:p>
     <w:p>
       <w:pPr>
-        <w:pStyle w:val="a7"/>
+        <w:pStyle w:val="a5"/>
         <w:spacing w:before="61" w:line="221" w:lineRule="auto"/>
         <w:ind w:left="438"/>
         <w:rPr>
-          <w:rFonts w:hint="eastAsia"/>
           <w:sz w:val="11"/>
           <w:szCs w:val="11"/>
           <w:lang w:eastAsia="zh-CN"/>
@@ -5198,7 +5209,7 @@
     </w:p>
     <w:p>
       <w:pPr>
-        <w:pStyle w:val="a7"/>
+        <w:pStyle w:val="a5"/>
         <w:spacing w:before="60" w:line="248" w:lineRule="auto"/>
         <w:ind w:left="9" w:right="70" w:firstLine="429"/>
         <w:rPr>
@@ -5273,11 +5284,10 @@
     </w:p>
     <w:p>
       <w:pPr>
-        <w:pStyle w:val="a7"/>
+        <w:pStyle w:val="a5"/>
         <w:spacing w:before="60" w:line="221" w:lineRule="auto"/>
         <w:ind w:left="438"/>
         <w:rPr>
-          <w:rFonts w:hint="eastAsia"/>
           <w:sz w:val="11"/>
           <w:szCs w:val="11"/>
           <w:lang w:eastAsia="zh-CN"/>
@@ -5305,7 +5315,7 @@
     </w:p>
     <w:p>
       <w:pPr>
-        <w:pStyle w:val="a7"/>
+        <w:pStyle w:val="a5"/>
         <w:spacing w:before="61" w:line="220" w:lineRule="auto"/>
         <w:ind w:left="438"/>
         <w:rPr>
@@ -5336,7 +5346,7 @@
     </w:p>
     <w:p>
       <w:pPr>
-        <w:pStyle w:val="a7"/>
+        <w:pStyle w:val="a5"/>
         <w:spacing w:before="62" w:line="251" w:lineRule="auto"/>
         <w:ind w:left="5" w:right="69" w:firstLine="433"/>
         <w:rPr>
@@ -5402,7 +5412,7 @@
     </w:p>
     <w:p>
       <w:pPr>
-        <w:pStyle w:val="a7"/>
+        <w:pStyle w:val="a5"/>
         <w:spacing w:before="52" w:line="220" w:lineRule="auto"/>
         <w:ind w:left="438"/>
         <w:rPr>
@@ -5433,7 +5443,7 @@
     </w:p>
     <w:p>
       <w:pPr>
-        <w:pStyle w:val="a7"/>
+        <w:pStyle w:val="a5"/>
         <w:spacing w:before="62" w:line="221" w:lineRule="auto"/>
         <w:ind w:left="438"/>
         <w:rPr>
@@ -5512,7 +5522,7 @@
     </w:p>
     <w:p>
       <w:pPr>
-        <w:pStyle w:val="a7"/>
+        <w:pStyle w:val="a5"/>
         <w:spacing w:before="68" w:line="220" w:lineRule="auto"/>
         <w:ind w:left="440"/>
         <w:rPr>
@@ -5543,7 +5553,7 @@
     </w:p>
     <w:p>
       <w:pPr>
-        <w:pStyle w:val="a7"/>
+        <w:pStyle w:val="a5"/>
         <w:spacing w:before="61" w:line="248" w:lineRule="auto"/>
         <w:ind w:left="4" w:right="90" w:firstLine="436"/>
         <w:rPr>
@@ -5609,7 +5619,7 @@
     </w:p>
     <w:p>
       <w:pPr>
-        <w:pStyle w:val="a7"/>
+        <w:pStyle w:val="a5"/>
         <w:spacing w:before="61" w:line="247" w:lineRule="auto"/>
         <w:ind w:left="1" w:right="83" w:firstLine="438"/>
         <w:rPr>
@@ -5673,7 +5683,7 @@
     </w:p>
     <w:p>
       <w:pPr>
-        <w:pStyle w:val="a7"/>
+        <w:pStyle w:val="a5"/>
         <w:spacing w:before="62" w:line="247" w:lineRule="auto"/>
         <w:ind w:left="1" w:right="74" w:firstLine="438"/>
         <w:rPr>
@@ -5748,7 +5758,7 @@
     </w:p>
     <w:p>
       <w:pPr>
-        <w:pStyle w:val="a7"/>
+        <w:pStyle w:val="a5"/>
         <w:spacing w:before="60" w:line="248" w:lineRule="auto"/>
         <w:ind w:left="42" w:right="91" w:firstLine="398"/>
         <w:rPr>
@@ -5832,7 +5842,7 @@
     </w:p>
     <w:p>
       <w:pPr>
-        <w:pStyle w:val="a7"/>
+        <w:pStyle w:val="a5"/>
         <w:spacing w:before="60" w:line="219" w:lineRule="auto"/>
         <w:ind w:left="440"/>
         <w:rPr>
@@ -5863,7 +5873,7 @@
     </w:p>
     <w:p>
       <w:pPr>
-        <w:pStyle w:val="a7"/>
+        <w:pStyle w:val="a5"/>
         <w:spacing w:before="63" w:line="219" w:lineRule="auto"/>
         <w:ind w:left="440"/>
         <w:rPr>
@@ -5894,7 +5904,7 @@
     </w:p>
     <w:p>
       <w:pPr>
-        <w:pStyle w:val="a7"/>
+        <w:pStyle w:val="a5"/>
         <w:spacing w:before="63" w:line="220" w:lineRule="auto"/>
         <w:ind w:left="440"/>
         <w:rPr>
@@ -5925,7 +5935,7 @@
     </w:p>
     <w:p>
       <w:pPr>
-        <w:pStyle w:val="a7"/>
+        <w:pStyle w:val="a5"/>
         <w:spacing w:before="62" w:line="219" w:lineRule="auto"/>
         <w:ind w:left="440"/>
         <w:rPr>
@@ -5984,7 +5994,7 @@
     </w:p>
     <w:p>
       <w:pPr>
-        <w:pStyle w:val="a7"/>
+        <w:pStyle w:val="a5"/>
         <w:spacing w:before="63" w:line="247" w:lineRule="auto"/>
         <w:ind w:left="3" w:right="83" w:firstLine="437"/>
         <w:rPr>
@@ -6060,7 +6070,7 @@
     </w:p>
     <w:p>
       <w:pPr>
-        <w:pStyle w:val="a7"/>
+        <w:pStyle w:val="a5"/>
         <w:spacing w:before="61" w:line="220" w:lineRule="auto"/>
         <w:ind w:left="440"/>
         <w:rPr>
@@ -6110,7 +6120,7 @@
     </w:p>
     <w:p>
       <w:pPr>
-        <w:pStyle w:val="a7"/>
+        <w:pStyle w:val="a5"/>
         <w:spacing w:before="61" w:line="247" w:lineRule="auto"/>
         <w:ind w:left="2" w:right="78" w:firstLine="438"/>
         <w:rPr>
@@ -6167,7 +6177,7 @@
     </w:p>
     <w:p>
       <w:pPr>
-        <w:pStyle w:val="a7"/>
+        <w:pStyle w:val="a5"/>
         <w:spacing w:before="64" w:line="247" w:lineRule="auto"/>
         <w:ind w:right="78" w:firstLine="440"/>
         <w:rPr>
@@ -6224,7 +6234,7 @@
     </w:p>
     <w:p>
       <w:pPr>
-        <w:pStyle w:val="a7"/>
+        <w:pStyle w:val="a5"/>
         <w:spacing w:before="61" w:line="221" w:lineRule="auto"/>
         <w:ind w:left="440"/>
         <w:rPr>
@@ -6265,7 +6275,7 @@
     </w:p>
     <w:p>
       <w:pPr>
-        <w:pStyle w:val="a7"/>
+        <w:pStyle w:val="a5"/>
         <w:spacing w:before="60" w:line="221" w:lineRule="auto"/>
         <w:ind w:left="440"/>
         <w:rPr>
@@ -6296,7 +6306,7 @@
     </w:p>
     <w:p>
       <w:pPr>
-        <w:pStyle w:val="a7"/>
+        <w:pStyle w:val="a5"/>
         <w:spacing w:before="62" w:line="221" w:lineRule="auto"/>
         <w:ind w:left="440"/>
         <w:rPr>
@@ -6327,7 +6337,7 @@
     </w:p>
     <w:p>
       <w:pPr>
-        <w:pStyle w:val="a7"/>
+        <w:pStyle w:val="a5"/>
         <w:spacing w:before="60" w:line="219" w:lineRule="auto"/>
         <w:ind w:left="440"/>
         <w:rPr>
@@ -6358,7 +6368,7 @@
     </w:p>
     <w:p>
       <w:pPr>
-        <w:pStyle w:val="a7"/>
+        <w:pStyle w:val="a5"/>
         <w:spacing w:before="62" w:line="221" w:lineRule="auto"/>
         <w:ind w:left="440"/>
         <w:rPr>
@@ -6398,7 +6408,7 @@
     </w:p>
     <w:p>
       <w:pPr>
-        <w:pStyle w:val="a7"/>
+        <w:pStyle w:val="a5"/>
         <w:spacing w:before="61" w:line="221" w:lineRule="auto"/>
         <w:ind w:left="440"/>
         <w:rPr>
@@ -6429,7 +6439,7 @@
     </w:p>
     <w:p>
       <w:pPr>
-        <w:pStyle w:val="a7"/>
+        <w:pStyle w:val="a5"/>
         <w:spacing w:before="60" w:line="221" w:lineRule="auto"/>
         <w:ind w:left="440"/>
         <w:rPr>
@@ -6469,7 +6479,7 @@
     </w:p>
     <w:p>
       <w:pPr>
-        <w:pStyle w:val="a7"/>
+        <w:pStyle w:val="a5"/>
         <w:spacing w:before="62" w:line="247" w:lineRule="auto"/>
         <w:ind w:left="11" w:right="84" w:firstLine="429"/>
         <w:rPr>
@@ -6640,7 +6650,7 @@
     </w:p>
     <w:p>
       <w:pPr>
-        <w:pStyle w:val="a7"/>
+        <w:pStyle w:val="a5"/>
         <w:spacing w:before="63" w:line="247" w:lineRule="auto"/>
         <w:ind w:left="3" w:right="79" w:firstLine="437"/>
         <w:rPr>
@@ -6707,7 +6717,7 @@
     </w:p>
     <w:p>
       <w:pPr>
-        <w:pStyle w:val="a7"/>
+        <w:pStyle w:val="a5"/>
         <w:spacing w:before="60" w:line="220" w:lineRule="auto"/>
         <w:ind w:right="544" w:firstLineChars="500" w:firstLine="480"/>
         <w:rPr>
@@ -6756,7 +6766,7 @@
     </w:p>
     <w:p>
       <w:pPr>
-        <w:pStyle w:val="a7"/>
+        <w:pStyle w:val="a5"/>
         <w:spacing w:before="62" w:line="247" w:lineRule="auto"/>
         <w:ind w:left="2" w:right="74" w:firstLine="438"/>
         <w:rPr>
@@ -6831,7 +6841,7 @@
     </w:p>
     <w:p>
       <w:pPr>
-        <w:pStyle w:val="a7"/>
+        <w:pStyle w:val="a5"/>
         <w:spacing w:before="72" w:line="265" w:lineRule="auto"/>
         <w:ind w:left="2" w:right="79" w:firstLine="430"/>
         <w:rPr>
@@ -6932,7 +6942,7 @@
     </w:p>
     <w:p>
       <w:pPr>
-        <w:pStyle w:val="a7"/>
+        <w:pStyle w:val="a5"/>
         <w:spacing w:before="74" w:line="254" w:lineRule="auto"/>
         <w:ind w:left="2" w:right="19" w:firstLine="430"/>
         <w:rPr>
@@ -7084,7 +7094,7 @@
     </w:p>
     <w:p>
       <w:pPr>
-        <w:pStyle w:val="a7"/>
+        <w:pStyle w:val="a5"/>
         <w:spacing w:before="65" w:line="221" w:lineRule="auto"/>
         <w:ind w:left="2"/>
         <w:rPr>
@@ -7105,7 +7115,7 @@
     </w:p>
     <w:p>
       <w:pPr>
-        <w:pStyle w:val="a7"/>
+        <w:pStyle w:val="a5"/>
         <w:spacing w:before="72" w:line="220" w:lineRule="auto"/>
         <w:ind w:left="432"/>
         <w:rPr>
@@ -7174,7 +7184,7 @@
     </w:p>
     <w:p>
       <w:pPr>
-        <w:pStyle w:val="a7"/>
+        <w:pStyle w:val="a5"/>
         <w:spacing w:before="62" w:line="247" w:lineRule="auto"/>
         <w:ind w:left="18" w:right="66" w:firstLine="411"/>
         <w:rPr>
@@ -7240,7 +7250,7 @@
     </w:p>
     <w:p>
       <w:pPr>
-        <w:pStyle w:val="a7"/>
+        <w:pStyle w:val="a5"/>
         <w:spacing w:before="62" w:line="247" w:lineRule="auto"/>
         <w:ind w:left="9" w:right="62" w:firstLine="420"/>
         <w:rPr>
@@ -7343,7 +7353,7 @@
     </w:p>
     <w:p>
       <w:pPr>
-        <w:pStyle w:val="a7"/>
+        <w:pStyle w:val="a5"/>
         <w:spacing w:before="62" w:line="247" w:lineRule="auto"/>
         <w:ind w:right="62" w:firstLine="429"/>
         <w:rPr>
@@ -7447,7 +7457,7 @@
     </w:p>
     <w:p>
       <w:pPr>
-        <w:pStyle w:val="a7"/>
+        <w:pStyle w:val="a5"/>
         <w:spacing w:before="70" w:line="254" w:lineRule="auto"/>
         <w:ind w:left="1" w:right="62" w:firstLine="427"/>
         <w:rPr>
@@ -7542,7 +7552,7 @@
     </w:p>
     <w:p>
       <w:pPr>
-        <w:pStyle w:val="a7"/>
+        <w:pStyle w:val="a5"/>
         <w:spacing w:before="64" w:line="248" w:lineRule="auto"/>
         <w:ind w:left="19" w:right="64" w:firstLine="409"/>
         <w:rPr>
@@ -7617,7 +7627,7 @@
     </w:p>
     <w:p>
       <w:pPr>
-        <w:pStyle w:val="a7"/>
+        <w:pStyle w:val="a5"/>
         <w:spacing w:before="60" w:line="248" w:lineRule="auto"/>
         <w:ind w:right="4" w:firstLine="429"/>
         <w:rPr>
@@ -7701,7 +7711,7 @@
     </w:p>
     <w:p>
       <w:pPr>
-        <w:pStyle w:val="a7"/>
+        <w:pStyle w:val="a5"/>
         <w:spacing w:before="61" w:line="247" w:lineRule="auto"/>
         <w:ind w:right="72" w:firstLine="428"/>
         <w:rPr>
@@ -7777,7 +7787,7 @@
     </w:p>
     <w:p>
       <w:pPr>
-        <w:pStyle w:val="a7"/>
+        <w:pStyle w:val="a5"/>
         <w:spacing w:before="61" w:line="221" w:lineRule="auto"/>
         <w:ind w:left="429"/>
         <w:rPr>
@@ -7817,7 +7827,7 @@
     </w:p>
     <w:p>
       <w:pPr>
-        <w:pStyle w:val="a7"/>
+        <w:pStyle w:val="a5"/>
         <w:spacing w:before="62" w:line="247" w:lineRule="auto"/>
         <w:ind w:right="57" w:firstLine="429"/>
         <w:rPr>
@@ -7883,7 +7893,7 @@
     </w:p>
     <w:p>
       <w:pPr>
-        <w:pStyle w:val="a7"/>
+        <w:pStyle w:val="a5"/>
         <w:spacing w:before="60" w:line="221" w:lineRule="auto"/>
         <w:ind w:left="429"/>
         <w:rPr>
@@ -7923,7 +7933,7 @@
     </w:p>
     <w:p>
       <w:pPr>
-        <w:pStyle w:val="a7"/>
+        <w:pStyle w:val="a5"/>
         <w:spacing w:before="62" w:line="247" w:lineRule="auto"/>
         <w:ind w:right="67" w:firstLine="428"/>
         <w:rPr>
@@ -7980,7 +7990,7 @@
     </w:p>
     <w:p>
       <w:pPr>
-        <w:pStyle w:val="a7"/>
+        <w:pStyle w:val="a5"/>
         <w:spacing w:before="62" w:line="247" w:lineRule="auto"/>
         <w:ind w:left="1" w:right="84" w:firstLine="427"/>
         <w:rPr>
@@ -8037,7 +8047,7 @@
     </w:p>
     <w:p>
       <w:pPr>
-        <w:pStyle w:val="a7"/>
+        <w:pStyle w:val="a5"/>
         <w:spacing w:before="61" w:line="221" w:lineRule="auto"/>
         <w:ind w:left="429"/>
         <w:rPr>
@@ -8077,7 +8087,7 @@
     </w:p>
     <w:p>
       <w:pPr>
-        <w:pStyle w:val="a7"/>
+        <w:pStyle w:val="a5"/>
         <w:spacing w:before="61" w:line="248" w:lineRule="auto"/>
         <w:ind w:firstLine="429"/>
         <w:rPr>
@@ -8135,7 +8145,7 @@
     </w:p>
     <w:p>
       <w:pPr>
-        <w:pStyle w:val="a7"/>
+        <w:pStyle w:val="a5"/>
         <w:spacing w:before="61" w:line="247" w:lineRule="auto"/>
         <w:ind w:left="3" w:right="66" w:firstLine="426"/>
         <w:rPr>
@@ -8192,7 +8202,7 @@
     </w:p>
     <w:p>
       <w:pPr>
-        <w:pStyle w:val="a7"/>
+        <w:pStyle w:val="a5"/>
         <w:spacing w:before="61" w:line="220" w:lineRule="auto"/>
         <w:ind w:left="429"/>
         <w:rPr>
@@ -8261,7 +8271,7 @@
     </w:p>
     <w:p>
       <w:pPr>
-        <w:pStyle w:val="a7"/>
+        <w:pStyle w:val="a5"/>
         <w:spacing w:before="63" w:line="256" w:lineRule="auto"/>
         <w:ind w:right="66" w:firstLine="428"/>
         <w:rPr>
@@ -8353,7 +8363,7 @@
     </w:p>
     <w:p>
       <w:pPr>
-        <w:pStyle w:val="a7"/>
+        <w:pStyle w:val="a5"/>
         <w:spacing w:before="62" w:line="247" w:lineRule="auto"/>
         <w:ind w:left="5" w:right="76" w:firstLine="424"/>
         <w:rPr>
@@ -8410,7 +8420,7 @@
     </w:p>
     <w:p>
       <w:pPr>
-        <w:pStyle w:val="a7"/>
+        <w:pStyle w:val="a5"/>
         <w:spacing w:before="60" w:line="248" w:lineRule="auto"/>
         <w:ind w:left="3" w:right="66" w:firstLine="426"/>
         <w:rPr>
@@ -8513,6 +8523,7 @@
           <w:szCs w:val="8"/>
           <w:lang w:eastAsia="zh-CN"/>
         </w:rPr>
+        <w:lastRenderedPageBreak/>
         <w:t>-</w:t>
       </w:r>
       <w:r>
@@ -8630,7 +8641,7 @@
     </w:p>
     <w:p>
       <w:pPr>
-        <w:pStyle w:val="a7"/>
+        <w:pStyle w:val="a5"/>
         <w:spacing w:before="68" w:line="221" w:lineRule="auto"/>
         <w:ind w:left="430"/>
         <w:rPr>
@@ -8725,7 +8736,7 @@
     </w:p>
     <w:p>
       <w:pPr>
-        <w:pStyle w:val="a7"/>
+        <w:pStyle w:val="a5"/>
         <w:spacing w:before="60" w:line="221" w:lineRule="auto"/>
         <w:ind w:left="430"/>
         <w:rPr>
@@ -8765,7 +8776,7 @@
     </w:p>
     <w:p>
       <w:pPr>
-        <w:pStyle w:val="a7"/>
+        <w:pStyle w:val="a5"/>
         <w:spacing w:before="60" w:line="220" w:lineRule="auto"/>
         <w:ind w:left="430"/>
         <w:rPr>
@@ -8805,7 +8816,7 @@
     </w:p>
     <w:p>
       <w:pPr>
-        <w:pStyle w:val="a7"/>
+        <w:pStyle w:val="a5"/>
         <w:spacing w:before="61" w:line="220" w:lineRule="auto"/>
         <w:ind w:left="430"/>
         <w:rPr>
@@ -8851,7 +8862,7 @@
     </w:p>
     <w:p>
       <w:pPr>
-        <w:pStyle w:val="a7"/>
+        <w:pStyle w:val="a5"/>
         <w:spacing w:before="62" w:line="247" w:lineRule="auto"/>
         <w:ind w:left="5" w:right="79" w:firstLine="424"/>
         <w:rPr>
@@ -8908,7 +8919,7 @@
     </w:p>
     <w:p>
       <w:pPr>
-        <w:pStyle w:val="a7"/>
+        <w:pStyle w:val="a5"/>
         <w:spacing w:before="62" w:line="221" w:lineRule="auto"/>
         <w:ind w:left="430"/>
         <w:rPr>
@@ -9013,7 +9024,7 @@
     </w:p>
     <w:p>
       <w:pPr>
-        <w:pStyle w:val="a7"/>
+        <w:pStyle w:val="a5"/>
         <w:spacing w:before="60" w:line="221" w:lineRule="auto"/>
         <w:ind w:left="430"/>
         <w:rPr>
@@ -9053,7 +9064,7 @@
     </w:p>
     <w:p>
       <w:pPr>
-        <w:pStyle w:val="a7"/>
+        <w:pStyle w:val="a5"/>
         <w:spacing w:before="62" w:line="221" w:lineRule="auto"/>
         <w:ind w:left="430"/>
         <w:rPr>
@@ -9093,7 +9104,7 @@
     </w:p>
     <w:p>
       <w:pPr>
-        <w:pStyle w:val="a7"/>
+        <w:pStyle w:val="a5"/>
         <w:spacing w:before="60" w:line="221" w:lineRule="auto"/>
         <w:ind w:left="430"/>
         <w:rPr>
@@ -9160,7 +9171,7 @@
     </w:p>
     <w:p>
       <w:pPr>
-        <w:pStyle w:val="a7"/>
+        <w:pStyle w:val="a5"/>
         <w:spacing w:before="61" w:line="248" w:lineRule="auto"/>
         <w:ind w:left="5" w:right="79" w:firstLine="425"/>
         <w:rPr>
@@ -9217,7 +9228,7 @@
     </w:p>
     <w:p>
       <w:pPr>
-        <w:pStyle w:val="a7"/>
+        <w:pStyle w:val="a5"/>
         <w:spacing w:before="59" w:line="220" w:lineRule="auto"/>
         <w:ind w:left="430"/>
         <w:rPr>
@@ -9275,7 +9286,7 @@
     </w:p>
     <w:p>
       <w:pPr>
-        <w:pStyle w:val="a7"/>
+        <w:pStyle w:val="a5"/>
         <w:spacing w:before="62" w:line="248" w:lineRule="auto"/>
         <w:ind w:left="4" w:right="88" w:firstLine="426"/>
         <w:rPr>
@@ -9332,7 +9343,7 @@
     </w:p>
     <w:p>
       <w:pPr>
-        <w:pStyle w:val="a7"/>
+        <w:pStyle w:val="a5"/>
         <w:spacing w:before="61" w:line="247" w:lineRule="auto"/>
         <w:ind w:left="8" w:right="95" w:firstLine="422"/>
         <w:rPr>
@@ -9389,7 +9400,7 @@
     </w:p>
     <w:p>
       <w:pPr>
-        <w:pStyle w:val="a7"/>
+        <w:pStyle w:val="a5"/>
         <w:spacing w:before="61" w:line="247" w:lineRule="auto"/>
         <w:ind w:right="95" w:firstLine="429"/>
         <w:rPr>
@@ -9446,7 +9457,7 @@
     </w:p>
     <w:p>
       <w:pPr>
-        <w:pStyle w:val="a7"/>
+        <w:pStyle w:val="a5"/>
         <w:spacing w:before="62" w:line="220" w:lineRule="auto"/>
         <w:ind w:left="430"/>
         <w:rPr>
@@ -9486,7 +9497,7 @@
     </w:p>
     <w:p>
       <w:pPr>
-        <w:pStyle w:val="a7"/>
+        <w:pStyle w:val="a5"/>
         <w:spacing w:before="62" w:line="256" w:lineRule="auto"/>
         <w:ind w:right="16" w:firstLine="430"/>
         <w:rPr>
@@ -9584,7 +9595,7 @@
     </w:p>
     <w:p>
       <w:pPr>
-        <w:pStyle w:val="a7"/>
+        <w:pStyle w:val="a5"/>
         <w:spacing w:before="62" w:line="248" w:lineRule="auto"/>
         <w:ind w:right="74" w:firstLine="430"/>
         <w:rPr>
@@ -9727,7 +9738,7 @@
     </w:p>
     <w:p>
       <w:pPr>
-        <w:pStyle w:val="a7"/>
+        <w:pStyle w:val="a5"/>
         <w:spacing w:before="60" w:line="247" w:lineRule="auto"/>
         <w:ind w:left="2" w:right="92" w:firstLine="427"/>
         <w:rPr>
@@ -9822,7 +9833,7 @@
     </w:p>
     <w:p>
       <w:pPr>
-        <w:pStyle w:val="a7"/>
+        <w:pStyle w:val="a5"/>
         <w:spacing w:before="62" w:line="221" w:lineRule="auto"/>
         <w:ind w:left="430"/>
         <w:rPr>
@@ -9889,7 +9900,7 @@
     </w:p>
     <w:p>
       <w:pPr>
-        <w:pStyle w:val="a7"/>
+        <w:pStyle w:val="a5"/>
         <w:spacing w:before="62" w:line="256" w:lineRule="auto"/>
         <w:ind w:firstLine="429"/>
         <w:rPr>
@@ -10078,7 +10089,7 @@
     </w:p>
     <w:p>
       <w:pPr>
-        <w:pStyle w:val="a7"/>
+        <w:pStyle w:val="a5"/>
         <w:spacing w:before="60" w:line="221" w:lineRule="auto"/>
         <w:ind w:left="430"/>
         <w:rPr>
@@ -10146,7 +10157,7 @@
     </w:p>
     <w:p>
       <w:pPr>
-        <w:pStyle w:val="a7"/>
+        <w:pStyle w:val="a5"/>
         <w:spacing w:before="62" w:line="247" w:lineRule="auto"/>
         <w:ind w:right="17" w:firstLine="429"/>
         <w:rPr>
@@ -10241,7 +10252,7 @@
     </w:p>
     <w:p>
       <w:pPr>
-        <w:pStyle w:val="a7"/>
+        <w:pStyle w:val="a5"/>
         <w:spacing w:before="61" w:line="248" w:lineRule="auto"/>
         <w:ind w:left="12" w:right="79" w:firstLine="417"/>
         <w:rPr>
@@ -10298,7 +10309,7 @@
     </w:p>
     <w:p>
       <w:pPr>
-        <w:pStyle w:val="a7"/>
+        <w:pStyle w:val="a5"/>
         <w:spacing w:before="61" w:line="247" w:lineRule="auto"/>
         <w:ind w:left="1" w:right="74" w:firstLine="428"/>
         <w:rPr>
@@ -10422,7 +10433,7 @@
     </w:p>
     <w:p>
       <w:pPr>
-        <w:pStyle w:val="a7"/>
+        <w:pStyle w:val="a5"/>
         <w:spacing w:before="61" w:line="220" w:lineRule="auto"/>
         <w:ind w:right="584"/>
         <w:rPr>
@@ -10595,7 +10606,7 @@
     </w:p>
     <w:p>
       <w:pPr>
-        <w:pStyle w:val="a7"/>
+        <w:pStyle w:val="a5"/>
         <w:spacing w:before="68" w:line="221" w:lineRule="auto"/>
         <w:ind w:left="13"/>
         <w:rPr>
@@ -10616,7 +10627,7 @@
     </w:p>
     <w:p>
       <w:pPr>
-        <w:pStyle w:val="a7"/>
+        <w:pStyle w:val="a5"/>
         <w:spacing w:before="60" w:line="220" w:lineRule="auto"/>
         <w:ind w:left="436"/>
         <w:rPr>
@@ -10656,7 +10667,7 @@
     </w:p>
     <w:p>
       <w:pPr>
-        <w:pStyle w:val="a7"/>
+        <w:pStyle w:val="a5"/>
         <w:spacing w:before="61" w:line="221" w:lineRule="auto"/>
         <w:ind w:left="436"/>
         <w:rPr>
@@ -10761,7 +10772,7 @@
     </w:p>
     <w:p>
       <w:pPr>
-        <w:pStyle w:val="a7"/>
+        <w:pStyle w:val="a5"/>
         <w:spacing w:before="60" w:line="220" w:lineRule="auto"/>
         <w:ind w:left="436"/>
         <w:rPr>
@@ -10848,7 +10859,7 @@
     </w:p>
     <w:p>
       <w:pPr>
-        <w:pStyle w:val="a7"/>
+        <w:pStyle w:val="a5"/>
         <w:spacing w:before="62" w:line="221" w:lineRule="auto"/>
         <w:ind w:left="436"/>
         <w:rPr>
@@ -10897,7 +10908,7 @@
     </w:p>
     <w:p>
       <w:pPr>
-        <w:pStyle w:val="a7"/>
+        <w:pStyle w:val="a5"/>
         <w:spacing w:before="61" w:line="247" w:lineRule="auto"/>
         <w:ind w:left="9" w:firstLine="427"/>
         <w:rPr>
@@ -10981,7 +10992,7 @@
     </w:p>
     <w:p>
       <w:pPr>
-        <w:pStyle w:val="a7"/>
+        <w:pStyle w:val="a5"/>
         <w:spacing w:before="61" w:line="221" w:lineRule="auto"/>
         <w:ind w:left="436"/>
         <w:rPr>
@@ -11021,7 +11032,7 @@
     </w:p>
     <w:p>
       <w:pPr>
-        <w:pStyle w:val="a7"/>
+        <w:pStyle w:val="a5"/>
         <w:spacing w:before="62" w:line="247" w:lineRule="auto"/>
         <w:ind w:left="31" w:right="109" w:firstLine="405"/>
         <w:rPr>
@@ -11111,7 +11122,7 @@
 </file>
 
 <file path=word/endnotes.xml><?xml version="1.0" encoding="utf-8"?>
-<w:endnotes xmlns:wpc="http://schemas.microsoft.com/office/word/2010/wordprocessingCanvas" xmlns:cx="http://schemas.microsoft.com/office/drawing/2014/chartex" xmlns:cx1="http://schemas.microsoft.com/office/drawing/2015/9/8/chartex" xmlns:cx2="http://schemas.microsoft.com/office/drawing/2015/10/21/chartex" xmlns:cx3="http://schemas.microsoft.com/office/drawing/2016/5/9/chartex" xmlns:cx4="http://schemas.microsoft.com/office/drawing/2016/5/10/chartex" xmlns:cx5="http://schemas.microsoft.com/office/drawing/2016/5/11/chartex" xmlns:cx6="http://schemas.microsoft.com/office/drawing/2016/5/12/chartex" xmlns:cx7="http://schemas.microsoft.com/office/drawing/2016/5/13/chartex" xmlns:cx8="http://schemas.microsoft.com/office/drawing/2016/5/14/chartex" xmlns:mc="http://schemas.openxmlformats.org/markup-compatibility/2006" xmlns:aink="http://schemas.microsoft.com/office/drawing/2016/ink" xmlns:am3d="http://schemas.microsoft.com/office/drawing/2017/model3d" xmlns:o="urn:schemas-microsoft-com:office:office" xmlns:oel="http://schemas.microsoft.com/office/2019/extlst" xmlns:r="http://schemas.openxmlformats.org/officeDocument/2006/relationships" xmlns:m="http://schemas.openxmlformats.org/officeDocument/2006/math" xmlns:v="urn:schemas-microsoft-com:vml" xmlns:wp14="http://schemas.microsoft.com/office/word/2010/wordprocessingDrawing" xmlns:wp="http://schemas.openxmlformats.org/drawingml/2006/wordprocessingDrawing" xmlns:w10="urn:schemas-microsoft-com:office:word" xmlns:w="http://schemas.openxmlformats.org/wordprocessingml/2006/main" xmlns:w14="http://schemas.microsoft.com/office/word/2010/wordml" xmlns:w15="http://schemas.microsoft.com/office/word/2012/wordml" xmlns:w16cex="http://schemas.microsoft.com/office/word/2018/wordml/cex" xmlns:w16cid="http://schemas.microsoft.com/office/word/2016/wordml/cid" xmlns:w16="http://schemas.microsoft.com/office/word/2018/wordml" xmlns:w16sdtdh="http://schemas.microsoft.com/office/word/2020/wordml/sdtdatahash" xmlns:w16se="http://schemas.microsoft.com/office/word/2015/wordml/symex" xmlns:wpg="http://schemas.microsoft.com/office/word/2010/wordprocessingGroup" xmlns:wpi="http://schemas.microsoft.com/office/word/2010/wordprocessingInk" xmlns:wne="http://schemas.microsoft.com/office/word/2006/wordml" xmlns:wps="http://schemas.microsoft.com/office/word/2010/wordprocessingShape" mc:Ignorable="w14 w15 w16se w16cid w16 w16cex w16sdtdh wp14">
+<w:endnotes xmlns:wpc="http://schemas.microsoft.com/office/word/2010/wordprocessingCanvas" xmlns:mc="http://schemas.openxmlformats.org/markup-compatibility/2006" xmlns:o="urn:schemas-microsoft-com:office:office" xmlns:r="http://schemas.openxmlformats.org/officeDocument/2006/relationships" xmlns:m="http://schemas.openxmlformats.org/officeDocument/2006/math" xmlns:v="urn:schemas-microsoft-com:vml" xmlns:wp14="http://schemas.microsoft.com/office/word/2010/wordprocessingDrawing" xmlns:wp="http://schemas.openxmlformats.org/drawingml/2006/wordprocessingDrawing" xmlns:w10="urn:schemas-microsoft-com:office:word" xmlns:w="http://schemas.openxmlformats.org/wordprocessingml/2006/main" xmlns:w14="http://schemas.microsoft.com/office/word/2010/wordml" xmlns:w15="http://schemas.microsoft.com/office/word/2012/wordml" xmlns:wpg="http://schemas.microsoft.com/office/word/2010/wordprocessingGroup" xmlns:wpi="http://schemas.microsoft.com/office/word/2010/wordprocessingInk" xmlns:wne="http://schemas.microsoft.com/office/word/2006/wordml" xmlns:wps="http://schemas.microsoft.com/office/word/2010/wordprocessingShape" mc:Ignorable="w14 w15 wp14">
   <w:endnote w:type="separator" w:id="-1">
     <w:p>
       <w:r>
@@ -11130,7 +11141,7 @@
 </file>
 
 <file path=word/footnotes.xml><?xml version="1.0" encoding="utf-8"?>
-<w:footnotes xmlns:wpc="http://schemas.microsoft.com/office/word/2010/wordprocessingCanvas" xmlns:cx="http://schemas.microsoft.com/office/drawing/2014/chartex" xmlns:cx1="http://schemas.microsoft.com/office/drawing/2015/9/8/chartex" xmlns:cx2="http://schemas.microsoft.com/office/drawing/2015/10/21/chartex" xmlns:cx3="http://schemas.microsoft.com/office/drawing/2016/5/9/chartex" xmlns:cx4="http://schemas.microsoft.com/office/drawing/2016/5/10/chartex" xmlns:cx5="http://schemas.microsoft.com/office/drawing/2016/5/11/chartex" xmlns:cx6="http://schemas.microsoft.com/office/drawing/2016/5/12/chartex" xmlns:cx7="http://schemas.microsoft.com/office/drawing/2016/5/13/chartex" xmlns:cx8="http://schemas.microsoft.com/office/drawing/2016/5/14/chartex" xmlns:mc="http://schemas.openxmlformats.org/markup-compatibility/2006" xmlns:aink="http://schemas.microsoft.com/office/drawing/2016/ink" xmlns:am3d="http://schemas.microsoft.com/office/drawing/2017/model3d" xmlns:o="urn:schemas-microsoft-com:office:office" xmlns:oel="http://schemas.microsoft.com/office/2019/extlst" xmlns:r="http://schemas.openxmlformats.org/officeDocument/2006/relationships" xmlns:m="http://schemas.openxmlformats.org/officeDocument/2006/math" xmlns:v="urn:schemas-microsoft-com:vml" xmlns:wp14="http://schemas.microsoft.com/office/word/2010/wordprocessingDrawing" xmlns:wp="http://schemas.openxmlformats.org/drawingml/2006/wordprocessingDrawing" xmlns:w10="urn:schemas-microsoft-com:office:word" xmlns:w="http://schemas.openxmlformats.org/wordprocessingml/2006/main" xmlns:w14="http://schemas.microsoft.com/office/word/2010/wordml" xmlns:w15="http://schemas.microsoft.com/office/word/2012/wordml" xmlns:w16cex="http://schemas.microsoft.com/office/word/2018/wordml/cex" xmlns:w16cid="http://schemas.microsoft.com/office/word/2016/wordml/cid" xmlns:w16="http://schemas.microsoft.com/office/word/2018/wordml" xmlns:w16sdtdh="http://schemas.microsoft.com/office/word/2020/wordml/sdtdatahash" xmlns:w16se="http://schemas.microsoft.com/office/word/2015/wordml/symex" xmlns:wpg="http://schemas.microsoft.com/office/word/2010/wordprocessingGroup" xmlns:wpi="http://schemas.microsoft.com/office/word/2010/wordprocessingInk" xmlns:wne="http://schemas.microsoft.com/office/word/2006/wordml" xmlns:wps="http://schemas.microsoft.com/office/word/2010/wordprocessingShape" mc:Ignorable="w14 w15 w16se w16cid w16 w16cex w16sdtdh wp14">
+<w:footnotes xmlns:wpc="http://schemas.microsoft.com/office/word/2010/wordprocessingCanvas" xmlns:mc="http://schemas.openxmlformats.org/markup-compatibility/2006" xmlns:o="urn:schemas-microsoft-com:office:office" xmlns:r="http://schemas.openxmlformats.org/officeDocument/2006/relationships" xmlns:m="http://schemas.openxmlformats.org/officeDocument/2006/math" xmlns:v="urn:schemas-microsoft-com:vml" xmlns:wp14="http://schemas.microsoft.com/office/word/2010/wordprocessingDrawing" xmlns:wp="http://schemas.openxmlformats.org/drawingml/2006/wordprocessingDrawing" xmlns:w10="urn:schemas-microsoft-com:office:word" xmlns:w="http://schemas.openxmlformats.org/wordprocessingml/2006/main" xmlns:w14="http://schemas.microsoft.com/office/word/2010/wordml" xmlns:w15="http://schemas.microsoft.com/office/word/2012/wordml" xmlns:wpg="http://schemas.microsoft.com/office/word/2010/wordprocessingGroup" xmlns:wpi="http://schemas.microsoft.com/office/word/2010/wordprocessingInk" xmlns:wne="http://schemas.microsoft.com/office/word/2006/wordml" xmlns:wps="http://schemas.microsoft.com/office/word/2010/wordprocessingShape" mc:Ignorable="w14 w15 wp14">
   <w:footnote w:type="separator" w:id="-1">
     <w:p>
       <w:r>
@@ -11149,7 +11160,7 @@
 </file>
 
 <file path=word/header1.xml><?xml version="1.0" encoding="utf-8"?>
-<w:hdr xmlns:wpc="http://schemas.microsoft.com/office/word/2010/wordprocessingCanvas" xmlns:cx="http://schemas.microsoft.com/office/drawing/2014/chartex" xmlns:cx1="http://schemas.microsoft.com/office/drawing/2015/9/8/chartex" xmlns:cx2="http://schemas.microsoft.com/office/drawing/2015/10/21/chartex" xmlns:cx3="http://schemas.microsoft.com/office/drawing/2016/5/9/chartex" xmlns:cx4="http://schemas.microsoft.com/office/drawing/2016/5/10/chartex" xmlns:cx5="http://schemas.microsoft.com/office/drawing/2016/5/11/chartex" xmlns:cx6="http://schemas.microsoft.com/office/drawing/2016/5/12/chartex" xmlns:cx7="http://schemas.microsoft.com/office/drawing/2016/5/13/chartex" xmlns:cx8="http://schemas.microsoft.com/office/drawing/2016/5/14/chartex" xmlns:mc="http://schemas.openxmlformats.org/markup-compatibility/2006" xmlns:aink="http://schemas.microsoft.com/office/drawing/2016/ink" xmlns:am3d="http://schemas.microsoft.com/office/drawing/2017/model3d" xmlns:o="urn:schemas-microsoft-com:office:office" xmlns:oel="http://schemas.microsoft.com/office/2019/extlst" xmlns:r="http://schemas.openxmlformats.org/officeDocument/2006/relationships" xmlns:m="http://schemas.openxmlformats.org/officeDocument/2006/math" xmlns:v="urn:schemas-microsoft-com:vml" xmlns:wp14="http://schemas.microsoft.com/office/word/2010/wordprocessingDrawing" xmlns:wp="http://schemas.openxmlformats.org/drawingml/2006/wordprocessingDrawing" xmlns:w10="urn:schemas-microsoft-com:office:word" xmlns:w="http://schemas.openxmlformats.org/wordprocessingml/2006/main" xmlns:w14="http://schemas.microsoft.com/office/word/2010/wordml" xmlns:w15="http://schemas.microsoft.com/office/word/2012/wordml" xmlns:w16cex="http://schemas.microsoft.com/office/word/2018/wordml/cex" xmlns:w16cid="http://schemas.microsoft.com/office/word/2016/wordml/cid" xmlns:w16="http://schemas.microsoft.com/office/word/2018/wordml" xmlns:w16sdtdh="http://schemas.microsoft.com/office/word/2020/wordml/sdtdatahash" xmlns:w16se="http://schemas.microsoft.com/office/word/2015/wordml/symex" xmlns:wpg="http://schemas.microsoft.com/office/word/2010/wordprocessingGroup" xmlns:wpi="http://schemas.microsoft.com/office/word/2010/wordprocessingInk" xmlns:wne="http://schemas.microsoft.com/office/word/2006/wordml" xmlns:wps="http://schemas.microsoft.com/office/word/2010/wordprocessingShape" mc:Ignorable="w14 w15 w16se w16cid w16 w16cex w16sdtdh wp14">
+<w:hdr xmlns:wpc="http://schemas.microsoft.com/office/word/2010/wordprocessingCanvas" xmlns:mc="http://schemas.openxmlformats.org/markup-compatibility/2006" xmlns:o="urn:schemas-microsoft-com:office:office" xmlns:r="http://schemas.openxmlformats.org/officeDocument/2006/relationships" xmlns:m="http://schemas.openxmlformats.org/officeDocument/2006/math" xmlns:v="urn:schemas-microsoft-com:vml" xmlns:wp14="http://schemas.microsoft.com/office/word/2010/wordprocessingDrawing" xmlns:wp="http://schemas.openxmlformats.org/drawingml/2006/wordprocessingDrawing" xmlns:w10="urn:schemas-microsoft-com:office:word" xmlns:w="http://schemas.openxmlformats.org/wordprocessingml/2006/main" xmlns:w14="http://schemas.microsoft.com/office/word/2010/wordml" xmlns:w15="http://schemas.microsoft.com/office/word/2012/wordml" xmlns:wpg="http://schemas.microsoft.com/office/word/2010/wordprocessingGroup" xmlns:wpi="http://schemas.microsoft.com/office/word/2010/wordprocessingInk" xmlns:wne="http://schemas.microsoft.com/office/word/2006/wordml" xmlns:wps="http://schemas.microsoft.com/office/word/2010/wordprocessingShape" mc:Ignorable="w14 w15 wp14">
   <w:p>
     <w:pPr>
       <w:spacing w:line="14" w:lineRule="auto"/>
@@ -11162,7 +11173,7 @@
 </file>
 
 <file path=word/header10.xml><?xml version="1.0" encoding="utf-8"?>
-<w:hdr xmlns:wpc="http://schemas.microsoft.com/office/word/2010/wordprocessingCanvas" xmlns:cx="http://schemas.microsoft.com/office/drawing/2014/chartex" xmlns:cx1="http://schemas.microsoft.com/office/drawing/2015/9/8/chartex" xmlns:cx2="http://schemas.microsoft.com/office/drawing/2015/10/21/chartex" xmlns:cx3="http://schemas.microsoft.com/office/drawing/2016/5/9/chartex" xmlns:cx4="http://schemas.microsoft.com/office/drawing/2016/5/10/chartex" xmlns:cx5="http://schemas.microsoft.com/office/drawing/2016/5/11/chartex" xmlns:cx6="http://schemas.microsoft.com/office/drawing/2016/5/12/chartex" xmlns:cx7="http://schemas.microsoft.com/office/drawing/2016/5/13/chartex" xmlns:cx8="http://schemas.microsoft.com/office/drawing/2016/5/14/chartex" xmlns:mc="http://schemas.openxmlformats.org/markup-compatibility/2006" xmlns:aink="http://schemas.microsoft.com/office/drawing/2016/ink" xmlns:am3d="http://schemas.microsoft.com/office/drawing/2017/model3d" xmlns:o="urn:schemas-microsoft-com:office:office" xmlns:oel="http://schemas.microsoft.com/office/2019/extlst" xmlns:r="http://schemas.openxmlformats.org/officeDocument/2006/relationships" xmlns:m="http://schemas.openxmlformats.org/officeDocument/2006/math" xmlns:v="urn:schemas-microsoft-com:vml" xmlns:wp14="http://schemas.microsoft.com/office/word/2010/wordprocessingDrawing" xmlns:wp="http://schemas.openxmlformats.org/drawingml/2006/wordprocessingDrawing" xmlns:w10="urn:schemas-microsoft-com:office:word" xmlns:w="http://schemas.openxmlformats.org/wordprocessingml/2006/main" xmlns:w14="http://schemas.microsoft.com/office/word/2010/wordml" xmlns:w15="http://schemas.microsoft.com/office/word/2012/wordml" xmlns:w16cex="http://schemas.microsoft.com/office/word/2018/wordml/cex" xmlns:w16cid="http://schemas.microsoft.com/office/word/2016/wordml/cid" xmlns:w16="http://schemas.microsoft.com/office/word/2018/wordml" xmlns:w16sdtdh="http://schemas.microsoft.com/office/word/2020/wordml/sdtdatahash" xmlns:w16se="http://schemas.microsoft.com/office/word/2015/wordml/symex" xmlns:wpg="http://schemas.microsoft.com/office/word/2010/wordprocessingGroup" xmlns:wpi="http://schemas.microsoft.com/office/word/2010/wordprocessingInk" xmlns:wne="http://schemas.microsoft.com/office/word/2006/wordml" xmlns:wps="http://schemas.microsoft.com/office/word/2010/wordprocessingShape" mc:Ignorable="w14 w15 w16se w16cid w16 w16cex w16sdtdh wp14">
+<w:hdr xmlns:wpc="http://schemas.microsoft.com/office/word/2010/wordprocessingCanvas" xmlns:mc="http://schemas.openxmlformats.org/markup-compatibility/2006" xmlns:o="urn:schemas-microsoft-com:office:office" xmlns:r="http://schemas.openxmlformats.org/officeDocument/2006/relationships" xmlns:m="http://schemas.openxmlformats.org/officeDocument/2006/math" xmlns:v="urn:schemas-microsoft-com:vml" xmlns:wp14="http://schemas.microsoft.com/office/word/2010/wordprocessingDrawing" xmlns:wp="http://schemas.openxmlformats.org/drawingml/2006/wordprocessingDrawing" xmlns:w10="urn:schemas-microsoft-com:office:word" xmlns:w="http://schemas.openxmlformats.org/wordprocessingml/2006/main" xmlns:w14="http://schemas.microsoft.com/office/word/2010/wordml" xmlns:w15="http://schemas.microsoft.com/office/word/2012/wordml" xmlns:wpg="http://schemas.microsoft.com/office/word/2010/wordprocessingGroup" xmlns:wpi="http://schemas.microsoft.com/office/word/2010/wordprocessingInk" xmlns:wne="http://schemas.microsoft.com/office/word/2006/wordml" xmlns:wps="http://schemas.microsoft.com/office/word/2010/wordprocessingShape" mc:Ignorable="w14 w15 wp14">
   <w:p>
     <w:pPr>
       <w:pStyle w:val="a3"/>
@@ -11172,7 +11183,7 @@
 </file>
 
 <file path=word/header11.xml><?xml version="1.0" encoding="utf-8"?>
-<w:hdr xmlns:wpc="http://schemas.microsoft.com/office/word/2010/wordprocessingCanvas" xmlns:cx="http://schemas.microsoft.com/office/drawing/2014/chartex" xmlns:cx1="http://schemas.microsoft.com/office/drawing/2015/9/8/chartex" xmlns:cx2="http://schemas.microsoft.com/office/drawing/2015/10/21/chartex" xmlns:cx3="http://schemas.microsoft.com/office/drawing/2016/5/9/chartex" xmlns:cx4="http://schemas.microsoft.com/office/drawing/2016/5/10/chartex" xmlns:cx5="http://schemas.microsoft.com/office/drawing/2016/5/11/chartex" xmlns:cx6="http://schemas.microsoft.com/office/drawing/2016/5/12/chartex" xmlns:cx7="http://schemas.microsoft.com/office/drawing/2016/5/13/chartex" xmlns:cx8="http://schemas.microsoft.com/office/drawing/2016/5/14/chartex" xmlns:mc="http://schemas.openxmlformats.org/markup-compatibility/2006" xmlns:aink="http://schemas.microsoft.com/office/drawing/2016/ink" xmlns:am3d="http://schemas.microsoft.com/office/drawing/2017/model3d" xmlns:o="urn:schemas-microsoft-com:office:office" xmlns:oel="http://schemas.microsoft.com/office/2019/extlst" xmlns:r="http://schemas.openxmlformats.org/officeDocument/2006/relationships" xmlns:m="http://schemas.openxmlformats.org/officeDocument/2006/math" xmlns:v="urn:schemas-microsoft-com:vml" xmlns:wp14="http://schemas.microsoft.com/office/word/2010/wordprocessingDrawing" xmlns:wp="http://schemas.openxmlformats.org/drawingml/2006/wordprocessingDrawing" xmlns:w10="urn:schemas-microsoft-com:office:word" xmlns:w="http://schemas.openxmlformats.org/wordprocessingml/2006/main" xmlns:w14="http://schemas.microsoft.com/office/word/2010/wordml" xmlns:w15="http://schemas.microsoft.com/office/word/2012/wordml" xmlns:w16cex="http://schemas.microsoft.com/office/word/2018/wordml/cex" xmlns:w16cid="http://schemas.microsoft.com/office/word/2016/wordml/cid" xmlns:w16="http://schemas.microsoft.com/office/word/2018/wordml" xmlns:w16sdtdh="http://schemas.microsoft.com/office/word/2020/wordml/sdtdatahash" xmlns:w16se="http://schemas.microsoft.com/office/word/2015/wordml/symex" xmlns:wpg="http://schemas.microsoft.com/office/word/2010/wordprocessingGroup" xmlns:wpi="http://schemas.microsoft.com/office/word/2010/wordprocessingInk" xmlns:wne="http://schemas.microsoft.com/office/word/2006/wordml" xmlns:wps="http://schemas.microsoft.com/office/word/2010/wordprocessingShape" mc:Ignorable="w14 w15 w16se w16cid w16 w16cex w16sdtdh wp14">
+<w:hdr xmlns:wpc="http://schemas.microsoft.com/office/word/2010/wordprocessingCanvas" xmlns:mc="http://schemas.openxmlformats.org/markup-compatibility/2006" xmlns:o="urn:schemas-microsoft-com:office:office" xmlns:r="http://schemas.openxmlformats.org/officeDocument/2006/relationships" xmlns:m="http://schemas.openxmlformats.org/officeDocument/2006/math" xmlns:v="urn:schemas-microsoft-com:vml" xmlns:wp14="http://schemas.microsoft.com/office/word/2010/wordprocessingDrawing" xmlns:wp="http://schemas.openxmlformats.org/drawingml/2006/wordprocessingDrawing" xmlns:w10="urn:schemas-microsoft-com:office:word" xmlns:w="http://schemas.openxmlformats.org/wordprocessingml/2006/main" xmlns:w14="http://schemas.microsoft.com/office/word/2010/wordml" xmlns:w15="http://schemas.microsoft.com/office/word/2012/wordml" xmlns:wpg="http://schemas.microsoft.com/office/word/2010/wordprocessingGroup" xmlns:wpi="http://schemas.microsoft.com/office/word/2010/wordprocessingInk" xmlns:wne="http://schemas.microsoft.com/office/word/2006/wordml" xmlns:wps="http://schemas.microsoft.com/office/word/2010/wordprocessingShape" mc:Ignorable="w14 w15 wp14">
   <w:p>
     <w:pPr>
       <w:pStyle w:val="a3"/>
@@ -11182,7 +11193,7 @@
 </file>
 
 <file path=word/header12.xml><?xml version="1.0" encoding="utf-8"?>
-<w:hdr xmlns:wpc="http://schemas.microsoft.com/office/word/2010/wordprocessingCanvas" xmlns:cx="http://schemas.microsoft.com/office/drawing/2014/chartex" xmlns:cx1="http://schemas.microsoft.com/office/drawing/2015/9/8/chartex" xmlns:cx2="http://schemas.microsoft.com/office/drawing/2015/10/21/chartex" xmlns:cx3="http://schemas.microsoft.com/office/drawing/2016/5/9/chartex" xmlns:cx4="http://schemas.microsoft.com/office/drawing/2016/5/10/chartex" xmlns:cx5="http://schemas.microsoft.com/office/drawing/2016/5/11/chartex" xmlns:cx6="http://schemas.microsoft.com/office/drawing/2016/5/12/chartex" xmlns:cx7="http://schemas.microsoft.com/office/drawing/2016/5/13/chartex" xmlns:cx8="http://schemas.microsoft.com/office/drawing/2016/5/14/chartex" xmlns:mc="http://schemas.openxmlformats.org/markup-compatibility/2006" xmlns:aink="http://schemas.microsoft.com/office/drawing/2016/ink" xmlns:am3d="http://schemas.microsoft.com/office/drawing/2017/model3d" xmlns:o="urn:schemas-microsoft-com:office:office" xmlns:oel="http://schemas.microsoft.com/office/2019/extlst" xmlns:r="http://schemas.openxmlformats.org/officeDocument/2006/relationships" xmlns:m="http://schemas.openxmlformats.org/officeDocument/2006/math" xmlns:v="urn:schemas-microsoft-com:vml" xmlns:wp14="http://schemas.microsoft.com/office/word/2010/wordprocessingDrawing" xmlns:wp="http://schemas.openxmlformats.org/drawingml/2006/wordprocessingDrawing" xmlns:w10="urn:schemas-microsoft-com:office:word" xmlns:w="http://schemas.openxmlformats.org/wordprocessingml/2006/main" xmlns:w14="http://schemas.microsoft.com/office/word/2010/wordml" xmlns:w15="http://schemas.microsoft.com/office/word/2012/wordml" xmlns:w16cex="http://schemas.microsoft.com/office/word/2018/wordml/cex" xmlns:w16cid="http://schemas.microsoft.com/office/word/2016/wordml/cid" xmlns:w16="http://schemas.microsoft.com/office/word/2018/wordml" xmlns:w16sdtdh="http://schemas.microsoft.com/office/word/2020/wordml/sdtdatahash" xmlns:w16se="http://schemas.microsoft.com/office/word/2015/wordml/symex" xmlns:wpg="http://schemas.microsoft.com/office/word/2010/wordprocessingGroup" xmlns:wpi="http://schemas.microsoft.com/office/word/2010/wordprocessingInk" xmlns:wne="http://schemas.microsoft.com/office/word/2006/wordml" xmlns:wps="http://schemas.microsoft.com/office/word/2010/wordprocessingShape" mc:Ignorable="w14 w15 w16se w16cid w16 w16cex w16sdtdh wp14">
+<w:hdr xmlns:wpc="http://schemas.microsoft.com/office/word/2010/wordprocessingCanvas" xmlns:mc="http://schemas.openxmlformats.org/markup-compatibility/2006" xmlns:o="urn:schemas-microsoft-com:office:office" xmlns:r="http://schemas.openxmlformats.org/officeDocument/2006/relationships" xmlns:m="http://schemas.openxmlformats.org/officeDocument/2006/math" xmlns:v="urn:schemas-microsoft-com:vml" xmlns:wp14="http://schemas.microsoft.com/office/word/2010/wordprocessingDrawing" xmlns:wp="http://schemas.openxmlformats.org/drawingml/2006/wordprocessingDrawing" xmlns:w10="urn:schemas-microsoft-com:office:word" xmlns:w="http://schemas.openxmlformats.org/wordprocessingml/2006/main" xmlns:w14="http://schemas.microsoft.com/office/word/2010/wordml" xmlns:w15="http://schemas.microsoft.com/office/word/2012/wordml" xmlns:wpg="http://schemas.microsoft.com/office/word/2010/wordprocessingGroup" xmlns:wpi="http://schemas.microsoft.com/office/word/2010/wordprocessingInk" xmlns:wne="http://schemas.microsoft.com/office/word/2006/wordml" xmlns:wps="http://schemas.microsoft.com/office/word/2010/wordprocessingShape" mc:Ignorable="w14 w15 wp14">
   <w:p>
     <w:pPr>
       <w:spacing w:line="14" w:lineRule="auto"/>
@@ -11195,7 +11206,7 @@
 </file>
 
 <file path=word/header13.xml><?xml version="1.0" encoding="utf-8"?>
-<w:hdr xmlns:wpc="http://schemas.microsoft.com/office/word/2010/wordprocessingCanvas" xmlns:cx="http://schemas.microsoft.com/office/drawing/2014/chartex" xmlns:cx1="http://schemas.microsoft.com/office/drawing/2015/9/8/chartex" xmlns:cx2="http://schemas.microsoft.com/office/drawing/2015/10/21/chartex" xmlns:cx3="http://schemas.microsoft.com/office/drawing/2016/5/9/chartex" xmlns:cx4="http://schemas.microsoft.com/office/drawing/2016/5/10/chartex" xmlns:cx5="http://schemas.microsoft.com/office/drawing/2016/5/11/chartex" xmlns:cx6="http://schemas.microsoft.com/office/drawing/2016/5/12/chartex" xmlns:cx7="http://schemas.microsoft.com/office/drawing/2016/5/13/chartex" xmlns:cx8="http://schemas.microsoft.com/office/drawing/2016/5/14/chartex" xmlns:mc="http://schemas.openxmlformats.org/markup-compatibility/2006" xmlns:aink="http://schemas.microsoft.com/office/drawing/2016/ink" xmlns:am3d="http://schemas.microsoft.com/office/drawing/2017/model3d" xmlns:o="urn:schemas-microsoft-com:office:office" xmlns:oel="http://schemas.microsoft.com/office/2019/extlst" xmlns:r="http://schemas.openxmlformats.org/officeDocument/2006/relationships" xmlns:m="http://schemas.openxmlformats.org/officeDocument/2006/math" xmlns:v="urn:schemas-microsoft-com:vml" xmlns:wp14="http://schemas.microsoft.com/office/word/2010/wordprocessingDrawing" xmlns:wp="http://schemas.openxmlformats.org/drawingml/2006/wordprocessingDrawing" xmlns:w10="urn:schemas-microsoft-com:office:word" xmlns:w="http://schemas.openxmlformats.org/wordprocessingml/2006/main" xmlns:w14="http://schemas.microsoft.com/office/word/2010/wordml" xmlns:w15="http://schemas.microsoft.com/office/word/2012/wordml" xmlns:w16cex="http://schemas.microsoft.com/office/word/2018/wordml/cex" xmlns:w16cid="http://schemas.microsoft.com/office/word/2016/wordml/cid" xmlns:w16="http://schemas.microsoft.com/office/word/2018/wordml" xmlns:w16sdtdh="http://schemas.microsoft.com/office/word/2020/wordml/sdtdatahash" xmlns:w16se="http://schemas.microsoft.com/office/word/2015/wordml/symex" xmlns:wpg="http://schemas.microsoft.com/office/word/2010/wordprocessingGroup" xmlns:wpi="http://schemas.microsoft.com/office/word/2010/wordprocessingInk" xmlns:wne="http://schemas.microsoft.com/office/word/2006/wordml" xmlns:wps="http://schemas.microsoft.com/office/word/2010/wordprocessingShape" mc:Ignorable="w14 w15 w16se w16cid w16 w16cex w16sdtdh wp14">
+<w:hdr xmlns:wpc="http://schemas.microsoft.com/office/word/2010/wordprocessingCanvas" xmlns:mc="http://schemas.openxmlformats.org/markup-compatibility/2006" xmlns:o="urn:schemas-microsoft-com:office:office" xmlns:r="http://schemas.openxmlformats.org/officeDocument/2006/relationships" xmlns:m="http://schemas.openxmlformats.org/officeDocument/2006/math" xmlns:v="urn:schemas-microsoft-com:vml" xmlns:wp14="http://schemas.microsoft.com/office/word/2010/wordprocessingDrawing" xmlns:wp="http://schemas.openxmlformats.org/drawingml/2006/wordprocessingDrawing" xmlns:w10="urn:schemas-microsoft-com:office:word" xmlns:w="http://schemas.openxmlformats.org/wordprocessingml/2006/main" xmlns:w14="http://schemas.microsoft.com/office/word/2010/wordml" xmlns:w15="http://schemas.microsoft.com/office/word/2012/wordml" xmlns:wpg="http://schemas.microsoft.com/office/word/2010/wordprocessingGroup" xmlns:wpi="http://schemas.microsoft.com/office/word/2010/wordprocessingInk" xmlns:wne="http://schemas.microsoft.com/office/word/2006/wordml" xmlns:wps="http://schemas.microsoft.com/office/word/2010/wordprocessingShape" mc:Ignorable="w14 w15 wp14">
   <w:p>
     <w:pPr>
       <w:pStyle w:val="a3"/>
@@ -11205,7 +11216,7 @@
 </file>
 
 <file path=word/header14.xml><?xml version="1.0" encoding="utf-8"?>
-<w:hdr xmlns:wpc="http://schemas.microsoft.com/office/word/2010/wordprocessingCanvas" xmlns:cx="http://schemas.microsoft.com/office/drawing/2014/chartex" xmlns:cx1="http://schemas.microsoft.com/office/drawing/2015/9/8/chartex" xmlns:cx2="http://schemas.microsoft.com/office/drawing/2015/10/21/chartex" xmlns:cx3="http://schemas.microsoft.com/office/drawing/2016/5/9/chartex" xmlns:cx4="http://schemas.microsoft.com/office/drawing/2016/5/10/chartex" xmlns:cx5="http://schemas.microsoft.com/office/drawing/2016/5/11/chartex" xmlns:cx6="http://schemas.microsoft.com/office/drawing/2016/5/12/chartex" xmlns:cx7="http://schemas.microsoft.com/office/drawing/2016/5/13/chartex" xmlns:cx8="http://schemas.microsoft.com/office/drawing/2016/5/14/chartex" xmlns:mc="http://schemas.openxmlformats.org/markup-compatibility/2006" xmlns:aink="http://schemas.microsoft.com/office/drawing/2016/ink" xmlns:am3d="http://schemas.microsoft.com/office/drawing/2017/model3d" xmlns:o="urn:schemas-microsoft-com:office:office" xmlns:oel="http://schemas.microsoft.com/office/2019/extlst" xmlns:r="http://schemas.openxmlformats.org/officeDocument/2006/relationships" xmlns:m="http://schemas.openxmlformats.org/officeDocument/2006/math" xmlns:v="urn:schemas-microsoft-com:vml" xmlns:wp14="http://schemas.microsoft.com/office/word/2010/wordprocessingDrawing" xmlns:wp="http://schemas.openxmlformats.org/drawingml/2006/wordprocessingDrawing" xmlns:w10="urn:schemas-microsoft-com:office:word" xmlns:w="http://schemas.openxmlformats.org/wordprocessingml/2006/main" xmlns:w14="http://schemas.microsoft.com/office/word/2010/wordml" xmlns:w15="http://schemas.microsoft.com/office/word/2012/wordml" xmlns:w16cex="http://schemas.microsoft.com/office/word/2018/wordml/cex" xmlns:w16cid="http://schemas.microsoft.com/office/word/2016/wordml/cid" xmlns:w16="http://schemas.microsoft.com/office/word/2018/wordml" xmlns:w16sdtdh="http://schemas.microsoft.com/office/word/2020/wordml/sdtdatahash" xmlns:w16se="http://schemas.microsoft.com/office/word/2015/wordml/symex" xmlns:wpg="http://schemas.microsoft.com/office/word/2010/wordprocessingGroup" xmlns:wpi="http://schemas.microsoft.com/office/word/2010/wordprocessingInk" xmlns:wne="http://schemas.microsoft.com/office/word/2006/wordml" xmlns:wps="http://schemas.microsoft.com/office/word/2010/wordprocessingShape" mc:Ignorable="w14 w15 w16se w16cid w16 w16cex w16sdtdh wp14">
+<w:hdr xmlns:wpc="http://schemas.microsoft.com/office/word/2010/wordprocessingCanvas" xmlns:mc="http://schemas.openxmlformats.org/markup-compatibility/2006" xmlns:o="urn:schemas-microsoft-com:office:office" xmlns:r="http://schemas.openxmlformats.org/officeDocument/2006/relationships" xmlns:m="http://schemas.openxmlformats.org/officeDocument/2006/math" xmlns:v="urn:schemas-microsoft-com:vml" xmlns:wp14="http://schemas.microsoft.com/office/word/2010/wordprocessingDrawing" xmlns:wp="http://schemas.openxmlformats.org/drawingml/2006/wordprocessingDrawing" xmlns:w10="urn:schemas-microsoft-com:office:word" xmlns:w="http://schemas.openxmlformats.org/wordprocessingml/2006/main" xmlns:w14="http://schemas.microsoft.com/office/word/2010/wordml" xmlns:w15="http://schemas.microsoft.com/office/word/2012/wordml" xmlns:wpg="http://schemas.microsoft.com/office/word/2010/wordprocessingGroup" xmlns:wpi="http://schemas.microsoft.com/office/word/2010/wordprocessingInk" xmlns:wne="http://schemas.microsoft.com/office/word/2006/wordml" xmlns:wps="http://schemas.microsoft.com/office/word/2010/wordprocessingShape" mc:Ignorable="w14 w15 wp14">
   <w:p>
     <w:pPr>
       <w:pStyle w:val="a3"/>
@@ -11215,7 +11226,7 @@
 </file>
 
 <file path=word/header15.xml><?xml version="1.0" encoding="utf-8"?>
-<w:hdr xmlns:wpc="http://schemas.microsoft.com/office/word/2010/wordprocessingCanvas" xmlns:cx="http://schemas.microsoft.com/office/drawing/2014/chartex" xmlns:cx1="http://schemas.microsoft.com/office/drawing/2015/9/8/chartex" xmlns:cx2="http://schemas.microsoft.com/office/drawing/2015/10/21/chartex" xmlns:cx3="http://schemas.microsoft.com/office/drawing/2016/5/9/chartex" xmlns:cx4="http://schemas.microsoft.com/office/drawing/2016/5/10/chartex" xmlns:cx5="http://schemas.microsoft.com/office/drawing/2016/5/11/chartex" xmlns:cx6="http://schemas.microsoft.com/office/drawing/2016/5/12/chartex" xmlns:cx7="http://schemas.microsoft.com/office/drawing/2016/5/13/chartex" xmlns:cx8="http://schemas.microsoft.com/office/drawing/2016/5/14/chartex" xmlns:mc="http://schemas.openxmlformats.org/markup-compatibility/2006" xmlns:aink="http://schemas.microsoft.com/office/drawing/2016/ink" xmlns:am3d="http://schemas.microsoft.com/office/drawing/2017/model3d" xmlns:o="urn:schemas-microsoft-com:office:office" xmlns:oel="http://schemas.microsoft.com/office/2019/extlst" xmlns:r="http://schemas.openxmlformats.org/officeDocument/2006/relationships" xmlns:m="http://schemas.openxmlformats.org/officeDocument/2006/math" xmlns:v="urn:schemas-microsoft-com:vml" xmlns:wp14="http://schemas.microsoft.com/office/word/2010/wordprocessingDrawing" xmlns:wp="http://schemas.openxmlformats.org/drawingml/2006/wordprocessingDrawing" xmlns:w10="urn:schemas-microsoft-com:office:word" xmlns:w="http://schemas.openxmlformats.org/wordprocessingml/2006/main" xmlns:w14="http://schemas.microsoft.com/office/word/2010/wordml" xmlns:w15="http://schemas.microsoft.com/office/word/2012/wordml" xmlns:w16cex="http://schemas.microsoft.com/office/word/2018/wordml/cex" xmlns:w16cid="http://schemas.microsoft.com/office/word/2016/wordml/cid" xmlns:w16="http://schemas.microsoft.com/office/word/2018/wordml" xmlns:w16sdtdh="http://schemas.microsoft.com/office/word/2020/wordml/sdtdatahash" xmlns:w16se="http://schemas.microsoft.com/office/word/2015/wordml/symex" xmlns:wpg="http://schemas.microsoft.com/office/word/2010/wordprocessingGroup" xmlns:wpi="http://schemas.microsoft.com/office/word/2010/wordprocessingInk" xmlns:wne="http://schemas.microsoft.com/office/word/2006/wordml" xmlns:wps="http://schemas.microsoft.com/office/word/2010/wordprocessingShape" mc:Ignorable="w14 w15 w16se w16cid w16 w16cex w16sdtdh wp14">
+<w:hdr xmlns:wpc="http://schemas.microsoft.com/office/word/2010/wordprocessingCanvas" xmlns:mc="http://schemas.openxmlformats.org/markup-compatibility/2006" xmlns:o="urn:schemas-microsoft-com:office:office" xmlns:r="http://schemas.openxmlformats.org/officeDocument/2006/relationships" xmlns:m="http://schemas.openxmlformats.org/officeDocument/2006/math" xmlns:v="urn:schemas-microsoft-com:vml" xmlns:wp14="http://schemas.microsoft.com/office/word/2010/wordprocessingDrawing" xmlns:wp="http://schemas.openxmlformats.org/drawingml/2006/wordprocessingDrawing" xmlns:w10="urn:schemas-microsoft-com:office:word" xmlns:w="http://schemas.openxmlformats.org/wordprocessingml/2006/main" xmlns:w14="http://schemas.microsoft.com/office/word/2010/wordml" xmlns:w15="http://schemas.microsoft.com/office/word/2012/wordml" xmlns:wpg="http://schemas.microsoft.com/office/word/2010/wordprocessingGroup" xmlns:wpi="http://schemas.microsoft.com/office/word/2010/wordprocessingInk" xmlns:wne="http://schemas.microsoft.com/office/word/2006/wordml" xmlns:wps="http://schemas.microsoft.com/office/word/2010/wordprocessingShape" mc:Ignorable="w14 w15 wp14">
   <w:p>
     <w:pPr>
       <w:spacing w:line="14" w:lineRule="auto"/>
@@ -11228,7 +11239,7 @@
 </file>
 
 <file path=word/header16.xml><?xml version="1.0" encoding="utf-8"?>
-<w:hdr xmlns:wpc="http://schemas.microsoft.com/office/word/2010/wordprocessingCanvas" xmlns:cx="http://schemas.microsoft.com/office/drawing/2014/chartex" xmlns:cx1="http://schemas.microsoft.com/office/drawing/2015/9/8/chartex" xmlns:cx2="http://schemas.microsoft.com/office/drawing/2015/10/21/chartex" xmlns:cx3="http://schemas.microsoft.com/office/drawing/2016/5/9/chartex" xmlns:cx4="http://schemas.microsoft.com/office/drawing/2016/5/10/chartex" xmlns:cx5="http://schemas.microsoft.com/office/drawing/2016/5/11/chartex" xmlns:cx6="http://schemas.microsoft.com/office/drawing/2016/5/12/chartex" xmlns:cx7="http://schemas.microsoft.com/office/drawing/2016/5/13/chartex" xmlns:cx8="http://schemas.microsoft.com/office/drawing/2016/5/14/chartex" xmlns:mc="http://schemas.openxmlformats.org/markup-compatibility/2006" xmlns:aink="http://schemas.microsoft.com/office/drawing/2016/ink" xmlns:am3d="http://schemas.microsoft.com/office/drawing/2017/model3d" xmlns:o="urn:schemas-microsoft-com:office:office" xmlns:oel="http://schemas.microsoft.com/office/2019/extlst" xmlns:r="http://schemas.openxmlformats.org/officeDocument/2006/relationships" xmlns:m="http://schemas.openxmlformats.org/officeDocument/2006/math" xmlns:v="urn:schemas-microsoft-com:vml" xmlns:wp14="http://schemas.microsoft.com/office/word/2010/wordprocessingDrawing" xmlns:wp="http://schemas.openxmlformats.org/drawingml/2006/wordprocessingDrawing" xmlns:w10="urn:schemas-microsoft-com:office:word" xmlns:w="http://schemas.openxmlformats.org/wordprocessingml/2006/main" xmlns:w14="http://schemas.microsoft.com/office/word/2010/wordml" xmlns:w15="http://schemas.microsoft.com/office/word/2012/wordml" xmlns:w16cex="http://schemas.microsoft.com/office/word/2018/wordml/cex" xmlns:w16cid="http://schemas.microsoft.com/office/word/2016/wordml/cid" xmlns:w16="http://schemas.microsoft.com/office/word/2018/wordml" xmlns:w16sdtdh="http://schemas.microsoft.com/office/word/2020/wordml/sdtdatahash" xmlns:w16se="http://schemas.microsoft.com/office/word/2015/wordml/symex" xmlns:wpg="http://schemas.microsoft.com/office/word/2010/wordprocessingGroup" xmlns:wpi="http://schemas.microsoft.com/office/word/2010/wordprocessingInk" xmlns:wne="http://schemas.microsoft.com/office/word/2006/wordml" xmlns:wps="http://schemas.microsoft.com/office/word/2010/wordprocessingShape" mc:Ignorable="w14 w15 w16se w16cid w16 w16cex w16sdtdh wp14">
+<w:hdr xmlns:wpc="http://schemas.microsoft.com/office/word/2010/wordprocessingCanvas" xmlns:mc="http://schemas.openxmlformats.org/markup-compatibility/2006" xmlns:o="urn:schemas-microsoft-com:office:office" xmlns:r="http://schemas.openxmlformats.org/officeDocument/2006/relationships" xmlns:m="http://schemas.openxmlformats.org/officeDocument/2006/math" xmlns:v="urn:schemas-microsoft-com:vml" xmlns:wp14="http://schemas.microsoft.com/office/word/2010/wordprocessingDrawing" xmlns:wp="http://schemas.openxmlformats.org/drawingml/2006/wordprocessingDrawing" xmlns:w10="urn:schemas-microsoft-com:office:word" xmlns:w="http://schemas.openxmlformats.org/wordprocessingml/2006/main" xmlns:w14="http://schemas.microsoft.com/office/word/2010/wordml" xmlns:w15="http://schemas.microsoft.com/office/word/2012/wordml" xmlns:wpg="http://schemas.microsoft.com/office/word/2010/wordprocessingGroup" xmlns:wpi="http://schemas.microsoft.com/office/word/2010/wordprocessingInk" xmlns:wne="http://schemas.microsoft.com/office/word/2006/wordml" xmlns:wps="http://schemas.microsoft.com/office/word/2010/wordprocessingShape" mc:Ignorable="w14 w15 wp14">
   <w:p>
     <w:pPr>
       <w:pStyle w:val="a3"/>
@@ -11238,7 +11249,7 @@
 </file>
 
 <file path=word/header17.xml><?xml version="1.0" encoding="utf-8"?>
-<w:hdr xmlns:wpc="http://schemas.microsoft.com/office/word/2010/wordprocessingCanvas" xmlns:cx="http://schemas.microsoft.com/office/drawing/2014/chartex" xmlns:cx1="http://schemas.microsoft.com/office/drawing/2015/9/8/chartex" xmlns:cx2="http://schemas.microsoft.com/office/drawing/2015/10/21/chartex" xmlns:cx3="http://schemas.microsoft.com/office/drawing/2016/5/9/chartex" xmlns:cx4="http://schemas.microsoft.com/office/drawing/2016/5/10/chartex" xmlns:cx5="http://schemas.microsoft.com/office/drawing/2016/5/11/chartex" xmlns:cx6="http://schemas.microsoft.com/office/drawing/2016/5/12/chartex" xmlns:cx7="http://schemas.microsoft.com/office/drawing/2016/5/13/chartex" xmlns:cx8="http://schemas.microsoft.com/office/drawing/2016/5/14/chartex" xmlns:mc="http://schemas.openxmlformats.org/markup-compatibility/2006" xmlns:aink="http://schemas.microsoft.com/office/drawing/2016/ink" xmlns:am3d="http://schemas.microsoft.com/office/drawing/2017/model3d" xmlns:o="urn:schemas-microsoft-com:office:office" xmlns:oel="http://schemas.microsoft.com/office/2019/extlst" xmlns:r="http://schemas.openxmlformats.org/officeDocument/2006/relationships" xmlns:m="http://schemas.openxmlformats.org/officeDocument/2006/math" xmlns:v="urn:schemas-microsoft-com:vml" xmlns:wp14="http://schemas.microsoft.com/office/word/2010/wordprocessingDrawing" xmlns:wp="http://schemas.openxmlformats.org/drawingml/2006/wordprocessingDrawing" xmlns:w10="urn:schemas-microsoft-com:office:word" xmlns:w="http://schemas.openxmlformats.org/wordprocessingml/2006/main" xmlns:w14="http://schemas.microsoft.com/office/word/2010/wordml" xmlns:w15="http://schemas.microsoft.com/office/word/2012/wordml" xmlns:w16cex="http://schemas.microsoft.com/office/word/2018/wordml/cex" xmlns:w16cid="http://schemas.microsoft.com/office/word/2016/wordml/cid" xmlns:w16="http://schemas.microsoft.com/office/word/2018/wordml" xmlns:w16sdtdh="http://schemas.microsoft.com/office/word/2020/wordml/sdtdatahash" xmlns:w16se="http://schemas.microsoft.com/office/word/2015/wordml/symex" xmlns:wpg="http://schemas.microsoft.com/office/word/2010/wordprocessingGroup" xmlns:wpi="http://schemas.microsoft.com/office/word/2010/wordprocessingInk" xmlns:wne="http://schemas.microsoft.com/office/word/2006/wordml" xmlns:wps="http://schemas.microsoft.com/office/word/2010/wordprocessingShape" mc:Ignorable="w14 w15 w16se w16cid w16 w16cex w16sdtdh wp14">
+<w:hdr xmlns:wpc="http://schemas.microsoft.com/office/word/2010/wordprocessingCanvas" xmlns:mc="http://schemas.openxmlformats.org/markup-compatibility/2006" xmlns:o="urn:schemas-microsoft-com:office:office" xmlns:r="http://schemas.openxmlformats.org/officeDocument/2006/relationships" xmlns:m="http://schemas.openxmlformats.org/officeDocument/2006/math" xmlns:v="urn:schemas-microsoft-com:vml" xmlns:wp14="http://schemas.microsoft.com/office/word/2010/wordprocessingDrawing" xmlns:wp="http://schemas.openxmlformats.org/drawingml/2006/wordprocessingDrawing" xmlns:w10="urn:schemas-microsoft-com:office:word" xmlns:w="http://schemas.openxmlformats.org/wordprocessingml/2006/main" xmlns:w14="http://schemas.microsoft.com/office/word/2010/wordml" xmlns:w15="http://schemas.microsoft.com/office/word/2012/wordml" xmlns:wpg="http://schemas.microsoft.com/office/word/2010/wordprocessingGroup" xmlns:wpi="http://schemas.microsoft.com/office/word/2010/wordprocessingInk" xmlns:wne="http://schemas.microsoft.com/office/word/2006/wordml" xmlns:wps="http://schemas.microsoft.com/office/word/2010/wordprocessingShape" mc:Ignorable="w14 w15 wp14">
   <w:p>
     <w:pPr>
       <w:pStyle w:val="a3"/>
@@ -11248,7 +11259,7 @@
 </file>
 
 <file path=word/header18.xml><?xml version="1.0" encoding="utf-8"?>
-<w:hdr xmlns:wpc="http://schemas.microsoft.com/office/word/2010/wordprocessingCanvas" xmlns:cx="http://schemas.microsoft.com/office/drawing/2014/chartex" xmlns:cx1="http://schemas.microsoft.com/office/drawing/2015/9/8/chartex" xmlns:cx2="http://schemas.microsoft.com/office/drawing/2015/10/21/chartex" xmlns:cx3="http://schemas.microsoft.com/office/drawing/2016/5/9/chartex" xmlns:cx4="http://schemas.microsoft.com/office/drawing/2016/5/10/chartex" xmlns:cx5="http://schemas.microsoft.com/office/drawing/2016/5/11/chartex" xmlns:cx6="http://schemas.microsoft.com/office/drawing/2016/5/12/chartex" xmlns:cx7="http://schemas.microsoft.com/office/drawing/2016/5/13/chartex" xmlns:cx8="http://schemas.microsoft.com/office/drawing/2016/5/14/chartex" xmlns:mc="http://schemas.openxmlformats.org/markup-compatibility/2006" xmlns:aink="http://schemas.microsoft.com/office/drawing/2016/ink" xmlns:am3d="http://schemas.microsoft.com/office/drawing/2017/model3d" xmlns:o="urn:schemas-microsoft-com:office:office" xmlns:oel="http://schemas.microsoft.com/office/2019/extlst" xmlns:r="http://schemas.openxmlformats.org/officeDocument/2006/relationships" xmlns:m="http://schemas.openxmlformats.org/officeDocument/2006/math" xmlns:v="urn:schemas-microsoft-com:vml" xmlns:wp14="http://schemas.microsoft.com/office/word/2010/wordprocessingDrawing" xmlns:wp="http://schemas.openxmlformats.org/drawingml/2006/wordprocessingDrawing" xmlns:w10="urn:schemas-microsoft-com:office:word" xmlns:w="http://schemas.openxmlformats.org/wordprocessingml/2006/main" xmlns:w14="http://schemas.microsoft.com/office/word/2010/wordml" xmlns:w15="http://schemas.microsoft.com/office/word/2012/wordml" xmlns:w16cex="http://schemas.microsoft.com/office/word/2018/wordml/cex" xmlns:w16cid="http://schemas.microsoft.com/office/word/2016/wordml/cid" xmlns:w16="http://schemas.microsoft.com/office/word/2018/wordml" xmlns:w16sdtdh="http://schemas.microsoft.com/office/word/2020/wordml/sdtdatahash" xmlns:w16se="http://schemas.microsoft.com/office/word/2015/wordml/symex" xmlns:wpg="http://schemas.microsoft.com/office/word/2010/wordprocessingGroup" xmlns:wpi="http://schemas.microsoft.com/office/word/2010/wordprocessingInk" xmlns:wne="http://schemas.microsoft.com/office/word/2006/wordml" xmlns:wps="http://schemas.microsoft.com/office/word/2010/wordprocessingShape" mc:Ignorable="w14 w15 w16se w16cid w16 w16cex w16sdtdh wp14">
+<w:hdr xmlns:wpc="http://schemas.microsoft.com/office/word/2010/wordprocessingCanvas" xmlns:mc="http://schemas.openxmlformats.org/markup-compatibility/2006" xmlns:o="urn:schemas-microsoft-com:office:office" xmlns:r="http://schemas.openxmlformats.org/officeDocument/2006/relationships" xmlns:m="http://schemas.openxmlformats.org/officeDocument/2006/math" xmlns:v="urn:schemas-microsoft-com:vml" xmlns:wp14="http://schemas.microsoft.com/office/word/2010/wordprocessingDrawing" xmlns:wp="http://schemas.openxmlformats.org/drawingml/2006/wordprocessingDrawing" xmlns:w10="urn:schemas-microsoft-com:office:word" xmlns:w="http://schemas.openxmlformats.org/wordprocessingml/2006/main" xmlns:w14="http://schemas.microsoft.com/office/word/2010/wordml" xmlns:w15="http://schemas.microsoft.com/office/word/2012/wordml" xmlns:wpg="http://schemas.microsoft.com/office/word/2010/wordprocessingGroup" xmlns:wpi="http://schemas.microsoft.com/office/word/2010/wordprocessingInk" xmlns:wne="http://schemas.microsoft.com/office/word/2006/wordml" xmlns:wps="http://schemas.microsoft.com/office/word/2010/wordprocessingShape" mc:Ignorable="w14 w15 wp14">
   <w:p>
     <w:pPr>
       <w:spacing w:line="14" w:lineRule="auto"/>
@@ -11261,7 +11272,7 @@
 </file>
 
 <file path=word/header19.xml><?xml version="1.0" encoding="utf-8"?>
-<w:hdr xmlns:wpc="http://schemas.microsoft.com/office/word/2010/wordprocessingCanvas" xmlns:cx="http://schemas.microsoft.com/office/drawing/2014/chartex" xmlns:cx1="http://schemas.microsoft.com/office/drawing/2015/9/8/chartex" xmlns:cx2="http://schemas.microsoft.com/office/drawing/2015/10/21/chartex" xmlns:cx3="http://schemas.microsoft.com/office/drawing/2016/5/9/chartex" xmlns:cx4="http://schemas.microsoft.com/office/drawing/2016/5/10/chartex" xmlns:cx5="http://schemas.microsoft.com/office/drawing/2016/5/11/chartex" xmlns:cx6="http://schemas.microsoft.com/office/drawing/2016/5/12/chartex" xmlns:cx7="http://schemas.microsoft.com/office/drawing/2016/5/13/chartex" xmlns:cx8="http://schemas.microsoft.com/office/drawing/2016/5/14/chartex" xmlns:mc="http://schemas.openxmlformats.org/markup-compatibility/2006" xmlns:aink="http://schemas.microsoft.com/office/drawing/2016/ink" xmlns:am3d="http://schemas.microsoft.com/office/drawing/2017/model3d" xmlns:o="urn:schemas-microsoft-com:office:office" xmlns:oel="http://schemas.microsoft.com/office/2019/extlst" xmlns:r="http://schemas.openxmlformats.org/officeDocument/2006/relationships" xmlns:m="http://schemas.openxmlformats.org/officeDocument/2006/math" xmlns:v="urn:schemas-microsoft-com:vml" xmlns:wp14="http://schemas.microsoft.com/office/word/2010/wordprocessingDrawing" xmlns:wp="http://schemas.openxmlformats.org/drawingml/2006/wordprocessingDrawing" xmlns:w10="urn:schemas-microsoft-com:office:word" xmlns:w="http://schemas.openxmlformats.org/wordprocessingml/2006/main" xmlns:w14="http://schemas.microsoft.com/office/word/2010/wordml" xmlns:w15="http://schemas.microsoft.com/office/word/2012/wordml" xmlns:w16cex="http://schemas.microsoft.com/office/word/2018/wordml/cex" xmlns:w16cid="http://schemas.microsoft.com/office/word/2016/wordml/cid" xmlns:w16="http://schemas.microsoft.com/office/word/2018/wordml" xmlns:w16sdtdh="http://schemas.microsoft.com/office/word/2020/wordml/sdtdatahash" xmlns:w16se="http://schemas.microsoft.com/office/word/2015/wordml/symex" xmlns:wpg="http://schemas.microsoft.com/office/word/2010/wordprocessingGroup" xmlns:wpi="http://schemas.microsoft.com/office/word/2010/wordprocessingInk" xmlns:wne="http://schemas.microsoft.com/office/word/2006/wordml" xmlns:wps="http://schemas.microsoft.com/office/word/2010/wordprocessingShape" mc:Ignorable="w14 w15 w16se w16cid w16 w16cex w16sdtdh wp14">
+<w:hdr xmlns:wpc="http://schemas.microsoft.com/office/word/2010/wordprocessingCanvas" xmlns:mc="http://schemas.openxmlformats.org/markup-compatibility/2006" xmlns:o="urn:schemas-microsoft-com:office:office" xmlns:r="http://schemas.openxmlformats.org/officeDocument/2006/relationships" xmlns:m="http://schemas.openxmlformats.org/officeDocument/2006/math" xmlns:v="urn:schemas-microsoft-com:vml" xmlns:wp14="http://schemas.microsoft.com/office/word/2010/wordprocessingDrawing" xmlns:wp="http://schemas.openxmlformats.org/drawingml/2006/wordprocessingDrawing" xmlns:w10="urn:schemas-microsoft-com:office:word" xmlns:w="http://schemas.openxmlformats.org/wordprocessingml/2006/main" xmlns:w14="http://schemas.microsoft.com/office/word/2010/wordml" xmlns:w15="http://schemas.microsoft.com/office/word/2012/wordml" xmlns:wpg="http://schemas.microsoft.com/office/word/2010/wordprocessingGroup" xmlns:wpi="http://schemas.microsoft.com/office/word/2010/wordprocessingInk" xmlns:wne="http://schemas.microsoft.com/office/word/2006/wordml" xmlns:wps="http://schemas.microsoft.com/office/word/2010/wordprocessingShape" mc:Ignorable="w14 w15 wp14">
   <w:p>
     <w:pPr>
       <w:pStyle w:val="a3"/>
@@ -11271,7 +11282,7 @@
 </file>
 
 <file path=word/header2.xml><?xml version="1.0" encoding="utf-8"?>
-<w:hdr xmlns:wpc="http://schemas.microsoft.com/office/word/2010/wordprocessingCanvas" xmlns:cx="http://schemas.microsoft.com/office/drawing/2014/chartex" xmlns:cx1="http://schemas.microsoft.com/office/drawing/2015/9/8/chartex" xmlns:cx2="http://schemas.microsoft.com/office/drawing/2015/10/21/chartex" xmlns:cx3="http://schemas.microsoft.com/office/drawing/2016/5/9/chartex" xmlns:cx4="http://schemas.microsoft.com/office/drawing/2016/5/10/chartex" xmlns:cx5="http://schemas.microsoft.com/office/drawing/2016/5/11/chartex" xmlns:cx6="http://schemas.microsoft.com/office/drawing/2016/5/12/chartex" xmlns:cx7="http://schemas.microsoft.com/office/drawing/2016/5/13/chartex" xmlns:cx8="http://schemas.microsoft.com/office/drawing/2016/5/14/chartex" xmlns:mc="http://schemas.openxmlformats.org/markup-compatibility/2006" xmlns:aink="http://schemas.microsoft.com/office/drawing/2016/ink" xmlns:am3d="http://schemas.microsoft.com/office/drawing/2017/model3d" xmlns:o="urn:schemas-microsoft-com:office:office" xmlns:oel="http://schemas.microsoft.com/office/2019/extlst" xmlns:r="http://schemas.openxmlformats.org/officeDocument/2006/relationships" xmlns:m="http://schemas.openxmlformats.org/officeDocument/2006/math" xmlns:v="urn:schemas-microsoft-com:vml" xmlns:wp14="http://schemas.microsoft.com/office/word/2010/wordprocessingDrawing" xmlns:wp="http://schemas.openxmlformats.org/drawingml/2006/wordprocessingDrawing" xmlns:w10="urn:schemas-microsoft-com:office:word" xmlns:w="http://schemas.openxmlformats.org/wordprocessingml/2006/main" xmlns:w14="http://schemas.microsoft.com/office/word/2010/wordml" xmlns:w15="http://schemas.microsoft.com/office/word/2012/wordml" xmlns:w16cex="http://schemas.microsoft.com/office/word/2018/wordml/cex" xmlns:w16cid="http://schemas.microsoft.com/office/word/2016/wordml/cid" xmlns:w16="http://schemas.microsoft.com/office/word/2018/wordml" xmlns:w16sdtdh="http://schemas.microsoft.com/office/word/2020/wordml/sdtdatahash" xmlns:w16se="http://schemas.microsoft.com/office/word/2015/wordml/symex" xmlns:wpg="http://schemas.microsoft.com/office/word/2010/wordprocessingGroup" xmlns:wpi="http://schemas.microsoft.com/office/word/2010/wordprocessingInk" xmlns:wne="http://schemas.microsoft.com/office/word/2006/wordml" xmlns:wps="http://schemas.microsoft.com/office/word/2010/wordprocessingShape" mc:Ignorable="w14 w15 w16se w16cid w16 w16cex w16sdtdh wp14">
+<w:hdr xmlns:wpc="http://schemas.microsoft.com/office/word/2010/wordprocessingCanvas" xmlns:mc="http://schemas.openxmlformats.org/markup-compatibility/2006" xmlns:o="urn:schemas-microsoft-com:office:office" xmlns:r="http://schemas.openxmlformats.org/officeDocument/2006/relationships" xmlns:m="http://schemas.openxmlformats.org/officeDocument/2006/math" xmlns:v="urn:schemas-microsoft-com:vml" xmlns:wp14="http://schemas.microsoft.com/office/word/2010/wordprocessingDrawing" xmlns:wp="http://schemas.openxmlformats.org/drawingml/2006/wordprocessingDrawing" xmlns:w10="urn:schemas-microsoft-com:office:word" xmlns:w="http://schemas.openxmlformats.org/wordprocessingml/2006/main" xmlns:w14="http://schemas.microsoft.com/office/word/2010/wordml" xmlns:w15="http://schemas.microsoft.com/office/word/2012/wordml" xmlns:wpg="http://schemas.microsoft.com/office/word/2010/wordprocessingGroup" xmlns:wpi="http://schemas.microsoft.com/office/word/2010/wordprocessingInk" xmlns:wne="http://schemas.microsoft.com/office/word/2006/wordml" xmlns:wps="http://schemas.microsoft.com/office/word/2010/wordprocessingShape" mc:Ignorable="w14 w15 wp14">
   <w:p>
     <w:pPr>
       <w:pStyle w:val="a3"/>
@@ -11281,7 +11292,7 @@
 </file>
 
 <file path=word/header3.xml><?xml version="1.0" encoding="utf-8"?>
-<w:hdr xmlns:wpc="http://schemas.microsoft.com/office/word/2010/wordprocessingCanvas" xmlns:cx="http://schemas.microsoft.com/office/drawing/2014/chartex" xmlns:cx1="http://schemas.microsoft.com/office/drawing/2015/9/8/chartex" xmlns:cx2="http://schemas.microsoft.com/office/drawing/2015/10/21/chartex" xmlns:cx3="http://schemas.microsoft.com/office/drawing/2016/5/9/chartex" xmlns:cx4="http://schemas.microsoft.com/office/drawing/2016/5/10/chartex" xmlns:cx5="http://schemas.microsoft.com/office/drawing/2016/5/11/chartex" xmlns:cx6="http://schemas.microsoft.com/office/drawing/2016/5/12/chartex" xmlns:cx7="http://schemas.microsoft.com/office/drawing/2016/5/13/chartex" xmlns:cx8="http://schemas.microsoft.com/office/drawing/2016/5/14/chartex" xmlns:mc="http://schemas.openxmlformats.org/markup-compatibility/2006" xmlns:aink="http://schemas.microsoft.com/office/drawing/2016/ink" xmlns:am3d="http://schemas.microsoft.com/office/drawing/2017/model3d" xmlns:o="urn:schemas-microsoft-com:office:office" xmlns:oel="http://schemas.microsoft.com/office/2019/extlst" xmlns:r="http://schemas.openxmlformats.org/officeDocument/2006/relationships" xmlns:m="http://schemas.openxmlformats.org/officeDocument/2006/math" xmlns:v="urn:schemas-microsoft-com:vml" xmlns:wp14="http://schemas.microsoft.com/office/word/2010/wordprocessingDrawing" xmlns:wp="http://schemas.openxmlformats.org/drawingml/2006/wordprocessingDrawing" xmlns:w10="urn:schemas-microsoft-com:office:word" xmlns:w="http://schemas.openxmlformats.org/wordprocessingml/2006/main" xmlns:w14="http://schemas.microsoft.com/office/word/2010/wordml" xmlns:w15="http://schemas.microsoft.com/office/word/2012/wordml" xmlns:w16cex="http://schemas.microsoft.com/office/word/2018/wordml/cex" xmlns:w16cid="http://schemas.microsoft.com/office/word/2016/wordml/cid" xmlns:w16="http://schemas.microsoft.com/office/word/2018/wordml" xmlns:w16sdtdh="http://schemas.microsoft.com/office/word/2020/wordml/sdtdatahash" xmlns:w16se="http://schemas.microsoft.com/office/word/2015/wordml/symex" xmlns:wpg="http://schemas.microsoft.com/office/word/2010/wordprocessingGroup" xmlns:wpi="http://schemas.microsoft.com/office/word/2010/wordprocessingInk" xmlns:wne="http://schemas.microsoft.com/office/word/2006/wordml" xmlns:wps="http://schemas.microsoft.com/office/word/2010/wordprocessingShape" mc:Ignorable="w14 w15 w16se w16cid w16 w16cex w16sdtdh wp14">
+<w:hdr xmlns:wpc="http://schemas.microsoft.com/office/word/2010/wordprocessingCanvas" xmlns:mc="http://schemas.openxmlformats.org/markup-compatibility/2006" xmlns:o="urn:schemas-microsoft-com:office:office" xmlns:r="http://schemas.openxmlformats.org/officeDocument/2006/relationships" xmlns:m="http://schemas.openxmlformats.org/officeDocument/2006/math" xmlns:v="urn:schemas-microsoft-com:vml" xmlns:wp14="http://schemas.microsoft.com/office/word/2010/wordprocessingDrawing" xmlns:wp="http://schemas.openxmlformats.org/drawingml/2006/wordprocessingDrawing" xmlns:w10="urn:schemas-microsoft-com:office:word" xmlns:w="http://schemas.openxmlformats.org/wordprocessingml/2006/main" xmlns:w14="http://schemas.microsoft.com/office/word/2010/wordml" xmlns:w15="http://schemas.microsoft.com/office/word/2012/wordml" xmlns:wpg="http://schemas.microsoft.com/office/word/2010/wordprocessingGroup" xmlns:wpi="http://schemas.microsoft.com/office/word/2010/wordprocessingInk" xmlns:wne="http://schemas.microsoft.com/office/word/2006/wordml" xmlns:wps="http://schemas.microsoft.com/office/word/2010/wordprocessingShape" mc:Ignorable="w14 w15 wp14">
   <w:p>
     <w:pPr>
       <w:spacing w:line="14" w:lineRule="auto"/>
@@ -11294,7 +11305,7 @@
 </file>
 
 <file path=word/header4.xml><?xml version="1.0" encoding="utf-8"?>
-<w:hdr xmlns:wpc="http://schemas.microsoft.com/office/word/2010/wordprocessingCanvas" xmlns:cx="http://schemas.microsoft.com/office/drawing/2014/chartex" xmlns:cx1="http://schemas.microsoft.com/office/drawing/2015/9/8/chartex" xmlns:cx2="http://schemas.microsoft.com/office/drawing/2015/10/21/chartex" xmlns:cx3="http://schemas.microsoft.com/office/drawing/2016/5/9/chartex" xmlns:cx4="http://schemas.microsoft.com/office/drawing/2016/5/10/chartex" xmlns:cx5="http://schemas.microsoft.com/office/drawing/2016/5/11/chartex" xmlns:cx6="http://schemas.microsoft.com/office/drawing/2016/5/12/chartex" xmlns:cx7="http://schemas.microsoft.com/office/drawing/2016/5/13/chartex" xmlns:cx8="http://schemas.microsoft.com/office/drawing/2016/5/14/chartex" xmlns:mc="http://schemas.openxmlformats.org/markup-compatibility/2006" xmlns:aink="http://schemas.microsoft.com/office/drawing/2016/ink" xmlns:am3d="http://schemas.microsoft.com/office/drawing/2017/model3d" xmlns:o="urn:schemas-microsoft-com:office:office" xmlns:oel="http://schemas.microsoft.com/office/2019/extlst" xmlns:r="http://schemas.openxmlformats.org/officeDocument/2006/relationships" xmlns:m="http://schemas.openxmlformats.org/officeDocument/2006/math" xmlns:v="urn:schemas-microsoft-com:vml" xmlns:wp14="http://schemas.microsoft.com/office/word/2010/wordprocessingDrawing" xmlns:wp="http://schemas.openxmlformats.org/drawingml/2006/wordprocessingDrawing" xmlns:w10="urn:schemas-microsoft-com:office:word" xmlns:w="http://schemas.openxmlformats.org/wordprocessingml/2006/main" xmlns:w14="http://schemas.microsoft.com/office/word/2010/wordml" xmlns:w15="http://schemas.microsoft.com/office/word/2012/wordml" xmlns:w16cex="http://schemas.microsoft.com/office/word/2018/wordml/cex" xmlns:w16cid="http://schemas.microsoft.com/office/word/2016/wordml/cid" xmlns:w16="http://schemas.microsoft.com/office/word/2018/wordml" xmlns:w16sdtdh="http://schemas.microsoft.com/office/word/2020/wordml/sdtdatahash" xmlns:w16se="http://schemas.microsoft.com/office/word/2015/wordml/symex" xmlns:wpg="http://schemas.microsoft.com/office/word/2010/wordprocessingGroup" xmlns:wpi="http://schemas.microsoft.com/office/word/2010/wordprocessingInk" xmlns:wne="http://schemas.microsoft.com/office/word/2006/wordml" xmlns:wps="http://schemas.microsoft.com/office/word/2010/wordprocessingShape" mc:Ignorable="w14 w15 w16se w16cid w16 w16cex w16sdtdh wp14">
+<w:hdr xmlns:wpc="http://schemas.microsoft.com/office/word/2010/wordprocessingCanvas" xmlns:mc="http://schemas.openxmlformats.org/markup-compatibility/2006" xmlns:o="urn:schemas-microsoft-com:office:office" xmlns:r="http://schemas.openxmlformats.org/officeDocument/2006/relationships" xmlns:m="http://schemas.openxmlformats.org/officeDocument/2006/math" xmlns:v="urn:schemas-microsoft-com:vml" xmlns:wp14="http://schemas.microsoft.com/office/word/2010/wordprocessingDrawing" xmlns:wp="http://schemas.openxmlformats.org/drawingml/2006/wordprocessingDrawing" xmlns:w10="urn:schemas-microsoft-com:office:word" xmlns:w="http://schemas.openxmlformats.org/wordprocessingml/2006/main" xmlns:w14="http://schemas.microsoft.com/office/word/2010/wordml" xmlns:w15="http://schemas.microsoft.com/office/word/2012/wordml" xmlns:wpg="http://schemas.microsoft.com/office/word/2010/wordprocessingGroup" xmlns:wpi="http://schemas.microsoft.com/office/word/2010/wordprocessingInk" xmlns:wne="http://schemas.microsoft.com/office/word/2006/wordml" xmlns:wps="http://schemas.microsoft.com/office/word/2010/wordprocessingShape" mc:Ignorable="w14 w15 wp14">
   <w:p>
     <w:pPr>
       <w:pStyle w:val="a3"/>
@@ -11304,7 +11315,7 @@
 </file>
 
 <file path=word/header5.xml><?xml version="1.0" encoding="utf-8"?>
-<w:hdr xmlns:wpc="http://schemas.microsoft.com/office/word/2010/wordprocessingCanvas" xmlns:cx="http://schemas.microsoft.com/office/drawing/2014/chartex" xmlns:cx1="http://schemas.microsoft.com/office/drawing/2015/9/8/chartex" xmlns:cx2="http://schemas.microsoft.com/office/drawing/2015/10/21/chartex" xmlns:cx3="http://schemas.microsoft.com/office/drawing/2016/5/9/chartex" xmlns:cx4="http://schemas.microsoft.com/office/drawing/2016/5/10/chartex" xmlns:cx5="http://schemas.microsoft.com/office/drawing/2016/5/11/chartex" xmlns:cx6="http://schemas.microsoft.com/office/drawing/2016/5/12/chartex" xmlns:cx7="http://schemas.microsoft.com/office/drawing/2016/5/13/chartex" xmlns:cx8="http://schemas.microsoft.com/office/drawing/2016/5/14/chartex" xmlns:mc="http://schemas.openxmlformats.org/markup-compatibility/2006" xmlns:aink="http://schemas.microsoft.com/office/drawing/2016/ink" xmlns:am3d="http://schemas.microsoft.com/office/drawing/2017/model3d" xmlns:o="urn:schemas-microsoft-com:office:office" xmlns:oel="http://schemas.microsoft.com/office/2019/extlst" xmlns:r="http://schemas.openxmlformats.org/officeDocument/2006/relationships" xmlns:m="http://schemas.openxmlformats.org/officeDocument/2006/math" xmlns:v="urn:schemas-microsoft-com:vml" xmlns:wp14="http://schemas.microsoft.com/office/word/2010/wordprocessingDrawing" xmlns:wp="http://schemas.openxmlformats.org/drawingml/2006/wordprocessingDrawing" xmlns:w10="urn:schemas-microsoft-com:office:word" xmlns:w="http://schemas.openxmlformats.org/wordprocessingml/2006/main" xmlns:w14="http://schemas.microsoft.com/office/word/2010/wordml" xmlns:w15="http://schemas.microsoft.com/office/word/2012/wordml" xmlns:w16cex="http://schemas.microsoft.com/office/word/2018/wordml/cex" xmlns:w16cid="http://schemas.microsoft.com/office/word/2016/wordml/cid" xmlns:w16="http://schemas.microsoft.com/office/word/2018/wordml" xmlns:w16sdtdh="http://schemas.microsoft.com/office/word/2020/wordml/sdtdatahash" xmlns:w16se="http://schemas.microsoft.com/office/word/2015/wordml/symex" xmlns:wpg="http://schemas.microsoft.com/office/word/2010/wordprocessingGroup" xmlns:wpi="http://schemas.microsoft.com/office/word/2010/wordprocessingInk" xmlns:wne="http://schemas.microsoft.com/office/word/2006/wordml" xmlns:wps="http://schemas.microsoft.com/office/word/2010/wordprocessingShape" mc:Ignorable="w14 w15 w16se w16cid w16 w16cex w16sdtdh wp14">
+<w:hdr xmlns:wpc="http://schemas.microsoft.com/office/word/2010/wordprocessingCanvas" xmlns:mc="http://schemas.openxmlformats.org/markup-compatibility/2006" xmlns:o="urn:schemas-microsoft-com:office:office" xmlns:r="http://schemas.openxmlformats.org/officeDocument/2006/relationships" xmlns:m="http://schemas.openxmlformats.org/officeDocument/2006/math" xmlns:v="urn:schemas-microsoft-com:vml" xmlns:wp14="http://schemas.microsoft.com/office/word/2010/wordprocessingDrawing" xmlns:wp="http://schemas.openxmlformats.org/drawingml/2006/wordprocessingDrawing" xmlns:w10="urn:schemas-microsoft-com:office:word" xmlns:w="http://schemas.openxmlformats.org/wordprocessingml/2006/main" xmlns:w14="http://schemas.microsoft.com/office/word/2010/wordml" xmlns:w15="http://schemas.microsoft.com/office/word/2012/wordml" xmlns:wpg="http://schemas.microsoft.com/office/word/2010/wordprocessingGroup" xmlns:wpi="http://schemas.microsoft.com/office/word/2010/wordprocessingInk" xmlns:wne="http://schemas.microsoft.com/office/word/2006/wordml" xmlns:wps="http://schemas.microsoft.com/office/word/2010/wordprocessingShape" mc:Ignorable="w14 w15 wp14">
   <w:p>
     <w:pPr>
       <w:pStyle w:val="a3"/>
@@ -11314,7 +11325,7 @@
 </file>
 
 <file path=word/header6.xml><?xml version="1.0" encoding="utf-8"?>
-<w:hdr xmlns:wpc="http://schemas.microsoft.com/office/word/2010/wordprocessingCanvas" xmlns:cx="http://schemas.microsoft.com/office/drawing/2014/chartex" xmlns:cx1="http://schemas.microsoft.com/office/drawing/2015/9/8/chartex" xmlns:cx2="http://schemas.microsoft.com/office/drawing/2015/10/21/chartex" xmlns:cx3="http://schemas.microsoft.com/office/drawing/2016/5/9/chartex" xmlns:cx4="http://schemas.microsoft.com/office/drawing/2016/5/10/chartex" xmlns:cx5="http://schemas.microsoft.com/office/drawing/2016/5/11/chartex" xmlns:cx6="http://schemas.microsoft.com/office/drawing/2016/5/12/chartex" xmlns:cx7="http://schemas.microsoft.com/office/drawing/2016/5/13/chartex" xmlns:cx8="http://schemas.microsoft.com/office/drawing/2016/5/14/chartex" xmlns:mc="http://schemas.openxmlformats.org/markup-compatibility/2006" xmlns:aink="http://schemas.microsoft.com/office/drawing/2016/ink" xmlns:am3d="http://schemas.microsoft.com/office/drawing/2017/model3d" xmlns:o="urn:schemas-microsoft-com:office:office" xmlns:oel="http://schemas.microsoft.com/office/2019/extlst" xmlns:r="http://schemas.openxmlformats.org/officeDocument/2006/relationships" xmlns:m="http://schemas.openxmlformats.org/officeDocument/2006/math" xmlns:v="urn:schemas-microsoft-com:vml" xmlns:wp14="http://schemas.microsoft.com/office/word/2010/wordprocessingDrawing" xmlns:wp="http://schemas.openxmlformats.org/drawingml/2006/wordprocessingDrawing" xmlns:w10="urn:schemas-microsoft-com:office:word" xmlns:w="http://schemas.openxmlformats.org/wordprocessingml/2006/main" xmlns:w14="http://schemas.microsoft.com/office/word/2010/wordml" xmlns:w15="http://schemas.microsoft.com/office/word/2012/wordml" xmlns:w16cex="http://schemas.microsoft.com/office/word/2018/wordml/cex" xmlns:w16cid="http://schemas.microsoft.com/office/word/2016/wordml/cid" xmlns:w16="http://schemas.microsoft.com/office/word/2018/wordml" xmlns:w16sdtdh="http://schemas.microsoft.com/office/word/2020/wordml/sdtdatahash" xmlns:w16se="http://schemas.microsoft.com/office/word/2015/wordml/symex" xmlns:wpg="http://schemas.microsoft.com/office/word/2010/wordprocessingGroup" xmlns:wpi="http://schemas.microsoft.com/office/word/2010/wordprocessingInk" xmlns:wne="http://schemas.microsoft.com/office/word/2006/wordml" xmlns:wps="http://schemas.microsoft.com/office/word/2010/wordprocessingShape" mc:Ignorable="w14 w15 w16se w16cid w16 w16cex w16sdtdh wp14">
+<w:hdr xmlns:wpc="http://schemas.microsoft.com/office/word/2010/wordprocessingCanvas" xmlns:mc="http://schemas.openxmlformats.org/markup-compatibility/2006" xmlns:o="urn:schemas-microsoft-com:office:office" xmlns:r="http://schemas.openxmlformats.org/officeDocument/2006/relationships" xmlns:m="http://schemas.openxmlformats.org/officeDocument/2006/math" xmlns:v="urn:schemas-microsoft-com:vml" xmlns:wp14="http://schemas.microsoft.com/office/word/2010/wordprocessingDrawing" xmlns:wp="http://schemas.openxmlformats.org/drawingml/2006/wordprocessingDrawing" xmlns:w10="urn:schemas-microsoft-com:office:word" xmlns:w="http://schemas.openxmlformats.org/wordprocessingml/2006/main" xmlns:w14="http://schemas.microsoft.com/office/word/2010/wordml" xmlns:w15="http://schemas.microsoft.com/office/word/2012/wordml" xmlns:wpg="http://schemas.microsoft.com/office/word/2010/wordprocessingGroup" xmlns:wpi="http://schemas.microsoft.com/office/word/2010/wordprocessingInk" xmlns:wne="http://schemas.microsoft.com/office/word/2006/wordml" xmlns:wps="http://schemas.microsoft.com/office/word/2010/wordprocessingShape" mc:Ignorable="w14 w15 wp14">
   <w:p>
     <w:pPr>
       <w:spacing w:line="14" w:lineRule="auto"/>
@@ -11327,7 +11338,7 @@
 </file>
 
 <file path=word/header7.xml><?xml version="1.0" encoding="utf-8"?>
-<w:hdr xmlns:wpc="http://schemas.microsoft.com/office/word/2010/wordprocessingCanvas" xmlns:cx="http://schemas.microsoft.com/office/drawing/2014/chartex" xmlns:cx1="http://schemas.microsoft.com/office/drawing/2015/9/8/chartex" xmlns:cx2="http://schemas.microsoft.com/office/drawing/2015/10/21/chartex" xmlns:cx3="http://schemas.microsoft.com/office/drawing/2016/5/9/chartex" xmlns:cx4="http://schemas.microsoft.com/office/drawing/2016/5/10/chartex" xmlns:cx5="http://schemas.microsoft.com/office/drawing/2016/5/11/chartex" xmlns:cx6="http://schemas.microsoft.com/office/drawing/2016/5/12/chartex" xmlns:cx7="http://schemas.microsoft.com/office/drawing/2016/5/13/chartex" xmlns:cx8="http://schemas.microsoft.com/office/drawing/2016/5/14/chartex" xmlns:mc="http://schemas.openxmlformats.org/markup-compatibility/2006" xmlns:aink="http://schemas.microsoft.com/office/drawing/2016/ink" xmlns:am3d="http://schemas.microsoft.com/office/drawing/2017/model3d" xmlns:o="urn:schemas-microsoft-com:office:office" xmlns:oel="http://schemas.microsoft.com/office/2019/extlst" xmlns:r="http://schemas.openxmlformats.org/officeDocument/2006/relationships" xmlns:m="http://schemas.openxmlformats.org/officeDocument/2006/math" xmlns:v="urn:schemas-microsoft-com:vml" xmlns:wp14="http://schemas.microsoft.com/office/word/2010/wordprocessingDrawing" xmlns:wp="http://schemas.openxmlformats.org/drawingml/2006/wordprocessingDrawing" xmlns:w10="urn:schemas-microsoft-com:office:word" xmlns:w="http://schemas.openxmlformats.org/wordprocessingml/2006/main" xmlns:w14="http://schemas.microsoft.com/office/word/2010/wordml" xmlns:w15="http://schemas.microsoft.com/office/word/2012/wordml" xmlns:w16cex="http://schemas.microsoft.com/office/word/2018/wordml/cex" xmlns:w16cid="http://schemas.microsoft.com/office/word/2016/wordml/cid" xmlns:w16="http://schemas.microsoft.com/office/word/2018/wordml" xmlns:w16sdtdh="http://schemas.microsoft.com/office/word/2020/wordml/sdtdatahash" xmlns:w16se="http://schemas.microsoft.com/office/word/2015/wordml/symex" xmlns:wpg="http://schemas.microsoft.com/office/word/2010/wordprocessingGroup" xmlns:wpi="http://schemas.microsoft.com/office/word/2010/wordprocessingInk" xmlns:wne="http://schemas.microsoft.com/office/word/2006/wordml" xmlns:wps="http://schemas.microsoft.com/office/word/2010/wordprocessingShape" mc:Ignorable="w14 w15 w16se w16cid w16 w16cex w16sdtdh wp14">
+<w:hdr xmlns:wpc="http://schemas.microsoft.com/office/word/2010/wordprocessingCanvas" xmlns:mc="http://schemas.openxmlformats.org/markup-compatibility/2006" xmlns:o="urn:schemas-microsoft-com:office:office" xmlns:r="http://schemas.openxmlformats.org/officeDocument/2006/relationships" xmlns:m="http://schemas.openxmlformats.org/officeDocument/2006/math" xmlns:v="urn:schemas-microsoft-com:vml" xmlns:wp14="http://schemas.microsoft.com/office/word/2010/wordprocessingDrawing" xmlns:wp="http://schemas.openxmlformats.org/drawingml/2006/wordprocessingDrawing" xmlns:w10="urn:schemas-microsoft-com:office:word" xmlns:w="http://schemas.openxmlformats.org/wordprocessingml/2006/main" xmlns:w14="http://schemas.microsoft.com/office/word/2010/wordml" xmlns:w15="http://schemas.microsoft.com/office/word/2012/wordml" xmlns:wpg="http://schemas.microsoft.com/office/word/2010/wordprocessingGroup" xmlns:wpi="http://schemas.microsoft.com/office/word/2010/wordprocessingInk" xmlns:wne="http://schemas.microsoft.com/office/word/2006/wordml" xmlns:wps="http://schemas.microsoft.com/office/word/2010/wordprocessingShape" mc:Ignorable="w14 w15 wp14">
   <w:p>
     <w:pPr>
       <w:pStyle w:val="a3"/>
@@ -11337,7 +11348,7 @@
 </file>
 
 <file path=word/header8.xml><?xml version="1.0" encoding="utf-8"?>
-<w:hdr xmlns:wpc="http://schemas.microsoft.com/office/word/2010/wordprocessingCanvas" xmlns:cx="http://schemas.microsoft.com/office/drawing/2014/chartex" xmlns:cx1="http://schemas.microsoft.com/office/drawing/2015/9/8/chartex" xmlns:cx2="http://schemas.microsoft.com/office/drawing/2015/10/21/chartex" xmlns:cx3="http://schemas.microsoft.com/office/drawing/2016/5/9/chartex" xmlns:cx4="http://schemas.microsoft.com/office/drawing/2016/5/10/chartex" xmlns:cx5="http://schemas.microsoft.com/office/drawing/2016/5/11/chartex" xmlns:cx6="http://schemas.microsoft.com/office/drawing/2016/5/12/chartex" xmlns:cx7="http://schemas.microsoft.com/office/drawing/2016/5/13/chartex" xmlns:cx8="http://schemas.microsoft.com/office/drawing/2016/5/14/chartex" xmlns:mc="http://schemas.openxmlformats.org/markup-compatibility/2006" xmlns:aink="http://schemas.microsoft.com/office/drawing/2016/ink" xmlns:am3d="http://schemas.microsoft.com/office/drawing/2017/model3d" xmlns:o="urn:schemas-microsoft-com:office:office" xmlns:oel="http://schemas.microsoft.com/office/2019/extlst" xmlns:r="http://schemas.openxmlformats.org/officeDocument/2006/relationships" xmlns:m="http://schemas.openxmlformats.org/officeDocument/2006/math" xmlns:v="urn:schemas-microsoft-com:vml" xmlns:wp14="http://schemas.microsoft.com/office/word/2010/wordprocessingDrawing" xmlns:wp="http://schemas.openxmlformats.org/drawingml/2006/wordprocessingDrawing" xmlns:w10="urn:schemas-microsoft-com:office:word" xmlns:w="http://schemas.openxmlformats.org/wordprocessingml/2006/main" xmlns:w14="http://schemas.microsoft.com/office/word/2010/wordml" xmlns:w15="http://schemas.microsoft.com/office/word/2012/wordml" xmlns:w16cex="http://schemas.microsoft.com/office/word/2018/wordml/cex" xmlns:w16cid="http://schemas.microsoft.com/office/word/2016/wordml/cid" xmlns:w16="http://schemas.microsoft.com/office/word/2018/wordml" xmlns:w16sdtdh="http://schemas.microsoft.com/office/word/2020/wordml/sdtdatahash" xmlns:w16se="http://schemas.microsoft.com/office/word/2015/wordml/symex" xmlns:wpg="http://schemas.microsoft.com/office/word/2010/wordprocessingGroup" xmlns:wpi="http://schemas.microsoft.com/office/word/2010/wordprocessingInk" xmlns:wne="http://schemas.microsoft.com/office/word/2006/wordml" xmlns:wps="http://schemas.microsoft.com/office/word/2010/wordprocessingShape" mc:Ignorable="w14 w15 w16se w16cid w16 w16cex w16sdtdh wp14">
+<w:hdr xmlns:wpc="http://schemas.microsoft.com/office/word/2010/wordprocessingCanvas" xmlns:mc="http://schemas.openxmlformats.org/markup-compatibility/2006" xmlns:o="urn:schemas-microsoft-com:office:office" xmlns:r="http://schemas.openxmlformats.org/officeDocument/2006/relationships" xmlns:m="http://schemas.openxmlformats.org/officeDocument/2006/math" xmlns:v="urn:schemas-microsoft-com:vml" xmlns:wp14="http://schemas.microsoft.com/office/word/2010/wordprocessingDrawing" xmlns:wp="http://schemas.openxmlformats.org/drawingml/2006/wordprocessingDrawing" xmlns:w10="urn:schemas-microsoft-com:office:word" xmlns:w="http://schemas.openxmlformats.org/wordprocessingml/2006/main" xmlns:w14="http://schemas.microsoft.com/office/word/2010/wordml" xmlns:w15="http://schemas.microsoft.com/office/word/2012/wordml" xmlns:wpg="http://schemas.microsoft.com/office/word/2010/wordprocessingGroup" xmlns:wpi="http://schemas.microsoft.com/office/word/2010/wordprocessingInk" xmlns:wne="http://schemas.microsoft.com/office/word/2006/wordml" xmlns:wps="http://schemas.microsoft.com/office/word/2010/wordprocessingShape" mc:Ignorable="w14 w15 wp14">
   <w:p>
     <w:pPr>
       <w:pStyle w:val="a3"/>
@@ -11347,7 +11358,7 @@
 </file>
 
 <file path=word/header9.xml><?xml version="1.0" encoding="utf-8"?>
-<w:hdr xmlns:wpc="http://schemas.microsoft.com/office/word/2010/wordprocessingCanvas" xmlns:cx="http://schemas.microsoft.com/office/drawing/2014/chartex" xmlns:cx1="http://schemas.microsoft.com/office/drawing/2015/9/8/chartex" xmlns:cx2="http://schemas.microsoft.com/office/drawing/2015/10/21/chartex" xmlns:cx3="http://schemas.microsoft.com/office/drawing/2016/5/9/chartex" xmlns:cx4="http://schemas.microsoft.com/office/drawing/2016/5/10/chartex" xmlns:cx5="http://schemas.microsoft.com/office/drawing/2016/5/11/chartex" xmlns:cx6="http://schemas.microsoft.com/office/drawing/2016/5/12/chartex" xmlns:cx7="http://schemas.microsoft.com/office/drawing/2016/5/13/chartex" xmlns:cx8="http://schemas.microsoft.com/office/drawing/2016/5/14/chartex" xmlns:mc="http://schemas.openxmlformats.org/markup-compatibility/2006" xmlns:aink="http://schemas.microsoft.com/office/drawing/2016/ink" xmlns:am3d="http://schemas.microsoft.com/office/drawing/2017/model3d" xmlns:o="urn:schemas-microsoft-com:office:office" xmlns:oel="http://schemas.microsoft.com/office/2019/extlst" xmlns:r="http://schemas.openxmlformats.org/officeDocument/2006/relationships" xmlns:m="http://schemas.openxmlformats.org/officeDocument/2006/math" xmlns:v="urn:schemas-microsoft-com:vml" xmlns:wp14="http://schemas.microsoft.com/office/word/2010/wordprocessingDrawing" xmlns:wp="http://schemas.openxmlformats.org/drawingml/2006/wordprocessingDrawing" xmlns:w10="urn:schemas-microsoft-com:office:word" xmlns:w="http://schemas.openxmlformats.org/wordprocessingml/2006/main" xmlns:w14="http://schemas.microsoft.com/office/word/2010/wordml" xmlns:w15="http://schemas.microsoft.com/office/word/2012/wordml" xmlns:w16cex="http://schemas.microsoft.com/office/word/2018/wordml/cex" xmlns:w16cid="http://schemas.microsoft.com/office/word/2016/wordml/cid" xmlns:w16="http://schemas.microsoft.com/office/word/2018/wordml" xmlns:w16sdtdh="http://schemas.microsoft.com/office/word/2020/wordml/sdtdatahash" xmlns:w16se="http://schemas.microsoft.com/office/word/2015/wordml/symex" xmlns:wpg="http://schemas.microsoft.com/office/word/2010/wordprocessingGroup" xmlns:wpi="http://schemas.microsoft.com/office/word/2010/wordprocessingInk" xmlns:wne="http://schemas.microsoft.com/office/word/2006/wordml" xmlns:wps="http://schemas.microsoft.com/office/word/2010/wordprocessingShape" mc:Ignorable="w14 w15 w16se w16cid w16 w16cex w16sdtdh wp14">
+<w:hdr xmlns:wpc="http://schemas.microsoft.com/office/word/2010/wordprocessingCanvas" xmlns:mc="http://schemas.openxmlformats.org/markup-compatibility/2006" xmlns:o="urn:schemas-microsoft-com:office:office" xmlns:r="http://schemas.openxmlformats.org/officeDocument/2006/relationships" xmlns:m="http://schemas.openxmlformats.org/officeDocument/2006/math" xmlns:v="urn:schemas-microsoft-com:vml" xmlns:wp14="http://schemas.microsoft.com/office/word/2010/wordprocessingDrawing" xmlns:wp="http://schemas.openxmlformats.org/drawingml/2006/wordprocessingDrawing" xmlns:w10="urn:schemas-microsoft-com:office:word" xmlns:w="http://schemas.openxmlformats.org/wordprocessingml/2006/main" xmlns:w14="http://schemas.microsoft.com/office/word/2010/wordml" xmlns:w15="http://schemas.microsoft.com/office/word/2012/wordml" xmlns:wpg="http://schemas.microsoft.com/office/word/2010/wordprocessingGroup" xmlns:wpi="http://schemas.microsoft.com/office/word/2010/wordprocessingInk" xmlns:wne="http://schemas.microsoft.com/office/word/2006/wordml" xmlns:wps="http://schemas.microsoft.com/office/word/2010/wordprocessingShape" mc:Ignorable="w14 w15 wp14">
   <w:p>
     <w:pPr>
       <w:spacing w:line="14" w:lineRule="auto"/>
@@ -11360,7 +11371,7 @@
 </file>
 
 <file path=word/styles.xml><?xml version="1.0" encoding="utf-8"?>
-<w:styles xmlns:mc="http://schemas.openxmlformats.org/markup-compatibility/2006" xmlns:r="http://schemas.openxmlformats.org/officeDocument/2006/relationships" xmlns:w="http://schemas.openxmlformats.org/wordprocessingml/2006/main" xmlns:w14="http://schemas.microsoft.com/office/word/2010/wordml" xmlns:w15="http://schemas.microsoft.com/office/word/2012/wordml" xmlns:w16cex="http://schemas.microsoft.com/office/word/2018/wordml/cex" xmlns:w16cid="http://schemas.microsoft.com/office/word/2016/wordml/cid" xmlns:w16="http://schemas.microsoft.com/office/word/2018/wordml" xmlns:w16sdtdh="http://schemas.microsoft.com/office/word/2020/wordml/sdtdatahash" xmlns:w16se="http://schemas.microsoft.com/office/word/2015/wordml/symex" mc:Ignorable="w14 w15 w16se w16cid w16 w16cex w16sdtdh">
+<w:styles xmlns:mc="http://schemas.openxmlformats.org/markup-compatibility/2006" xmlns:r="http://schemas.openxmlformats.org/officeDocument/2006/relationships" xmlns:w="http://schemas.openxmlformats.org/wordprocessingml/2006/main" xmlns:w14="http://schemas.microsoft.com/office/word/2010/wordml" xmlns:w15="http://schemas.microsoft.com/office/word/2012/wordml" mc:Ignorable="w14 w15">
   <w:docDefaults>
     <w:rPrDefault>
       <w:rPr>
@@ -11373,7 +11384,7 @@
     </w:rPrDefault>
     <w:pPrDefault/>
   </w:docDefaults>
-  <w:latentStyles w:defLockedState="0" w:defUIPriority="99" w:defSemiHidden="0" w:defUnhideWhenUsed="0" w:defQFormat="0" w:count="376">
+  <w:latentStyles w:defLockedState="0" w:defUIPriority="99" w:defSemiHidden="0" w:defUnhideWhenUsed="0" w:defQFormat="0" w:count="371">
     <w:lsdException w:name="Normal" w:uiPriority="0" w:qFormat="1"/>
     <w:lsdException w:name="heading 1" w:uiPriority="9" w:qFormat="1"/>
     <w:lsdException w:name="heading 2" w:semiHidden="1" w:uiPriority="9" w:unhideWhenUsed="1" w:qFormat="1"/>
@@ -11745,11 +11756,6 @@
     <w:lsdException w:name="List Table 5 Dark Accent 6" w:uiPriority="50"/>
     <w:lsdException w:name="List Table 6 Colorful Accent 6" w:uiPriority="51"/>
     <w:lsdException w:name="List Table 7 Colorful Accent 6" w:uiPriority="52"/>
-    <w:lsdException w:name="Mention" w:semiHidden="1" w:unhideWhenUsed="1"/>
-    <w:lsdException w:name="Smart Hyperlink" w:semiHidden="1" w:unhideWhenUsed="1"/>
-    <w:lsdException w:name="Hashtag" w:semiHidden="1" w:unhideWhenUsed="1"/>
-    <w:lsdException w:name="Unresolved Mention" w:semiHidden="1" w:unhideWhenUsed="1"/>
-    <w:lsdException w:name="Smart Link" w:semiHidden="1" w:unhideWhenUsed="1"/>
   </w:latentStyles>
   <w:style w:type="paragraph" w:default="1" w:styleId="a">
     <w:name w:val="Normal"/>
@@ -11803,7 +11809,7 @@
   <w:style w:type="paragraph" w:styleId="a3">
     <w:name w:val="header"/>
     <w:basedOn w:val="a"/>
-    <w:link w:val="a4"/>
+    <w:link w:val="Char"/>
     <w:uiPriority w:val="99"/>
     <w:unhideWhenUsed/>
     <w:rsid w:val="00437CAA"/>
@@ -11831,8 +11837,8 @@
       <w:lang w:eastAsia="zh-CN"/>
     </w:rPr>
   </w:style>
-  <w:style w:type="character" w:customStyle="1" w:styleId="a4">
-    <w:name w:val="页眉 字符"/>
+  <w:style w:type="character" w:customStyle="1" w:styleId="Char">
+    <w:name w:val="页眉 Char"/>
     <w:basedOn w:val="a0"/>
     <w:link w:val="a3"/>
     <w:uiPriority w:val="99"/>
@@ -11842,10 +11848,10 @@
       <w:szCs w:val="18"/>
     </w:rPr>
   </w:style>
-  <w:style w:type="paragraph" w:styleId="a5">
+  <w:style w:type="paragraph" w:styleId="a4">
     <w:name w:val="footer"/>
     <w:basedOn w:val="a"/>
-    <w:link w:val="a6"/>
+    <w:link w:val="Char0"/>
     <w:uiPriority w:val="99"/>
     <w:unhideWhenUsed/>
     <w:rsid w:val="00437CAA"/>
@@ -11872,10 +11878,10 @@
       <w:lang w:eastAsia="zh-CN"/>
     </w:rPr>
   </w:style>
-  <w:style w:type="character" w:customStyle="1" w:styleId="a6">
-    <w:name w:val="页脚 字符"/>
+  <w:style w:type="character" w:customStyle="1" w:styleId="Char0">
+    <w:name w:val="页脚 Char"/>
     <w:basedOn w:val="a0"/>
-    <w:link w:val="a5"/>
+    <w:link w:val="a4"/>
     <w:uiPriority w:val="99"/>
     <w:rsid w:val="00437CAA"/>
     <w:rPr>
@@ -11883,10 +11889,10 @@
       <w:szCs w:val="18"/>
     </w:rPr>
   </w:style>
-  <w:style w:type="paragraph" w:styleId="a7">
+  <w:style w:type="paragraph" w:styleId="a5">
     <w:name w:val="Body Text"/>
     <w:basedOn w:val="a"/>
-    <w:link w:val="a8"/>
+    <w:link w:val="Char1"/>
     <w:semiHidden/>
     <w:qFormat/>
     <w:rsid w:val="00437CAA"/>
@@ -11894,10 +11900,10 @@
       <w:rFonts w:ascii="宋体" w:eastAsia="宋体" w:hAnsi="宋体" w:cs="宋体"/>
     </w:rPr>
   </w:style>
-  <w:style w:type="character" w:customStyle="1" w:styleId="a8">
-    <w:name w:val="正文文本 字符"/>
+  <w:style w:type="character" w:customStyle="1" w:styleId="Char1">
+    <w:name w:val="正文文本 Char"/>
     <w:basedOn w:val="a0"/>
-    <w:link w:val="a7"/>
+    <w:link w:val="a5"/>
     <w:semiHidden/>
     <w:rsid w:val="00437CAA"/>
     <w:rPr>
@@ -11910,11 +11916,11 @@
       <w:lang w:eastAsia="en-US"/>
     </w:rPr>
   </w:style>
-  <w:style w:type="paragraph" w:styleId="a9">
+  <w:style w:type="paragraph" w:styleId="a6">
     <w:name w:val="Title"/>
     <w:basedOn w:val="a"/>
     <w:next w:val="a"/>
-    <w:link w:val="aa"/>
+    <w:link w:val="Char2"/>
     <w:uiPriority w:val="10"/>
     <w:qFormat/>
     <w:rsid w:val="009353CB"/>
@@ -11931,10 +11937,10 @@
       <w:szCs w:val="32"/>
     </w:rPr>
   </w:style>
-  <w:style w:type="character" w:customStyle="1" w:styleId="aa">
-    <w:name w:val="标题 字符"/>
+  <w:style w:type="character" w:customStyle="1" w:styleId="Char2">
+    <w:name w:val="标题 Char"/>
     <w:basedOn w:val="a0"/>
-    <w:link w:val="a9"/>
+    <w:link w:val="a6"/>
     <w:uiPriority w:val="10"/>
     <w:rsid w:val="009353CB"/>
     <w:rPr>

--- a/系统集成项目管理工程师/常见的名词误区.docx
+++ b/系统集成项目管理工程师/常见的名词误区.docx
@@ -920,19 +920,7 @@
           <w:szCs w:val="11"/>
           <w:lang w:eastAsia="zh-CN"/>
         </w:rPr>
-        <w:t>经理</w:t>
-      </w:r>
-      <w:bookmarkStart w:id="0" w:name="_GoBack"/>
-      <w:bookmarkEnd w:id="0"/>
-      <w:r>
-        <w:rPr>
-          <w:rFonts w:asciiTheme="minorHAnsi" w:eastAsiaTheme="minorHAnsi" w:hAnsiTheme="minorHAnsi"/>
-          <w:spacing w:val="-1"/>
-          <w:sz w:val="11"/>
-          <w:szCs w:val="11"/>
-          <w:lang w:eastAsia="zh-CN"/>
-        </w:rPr>
-        <w:t>授权。</w:t>
+        <w:t>经理授权。</w:t>
       </w:r>
       <w:r>
         <w:rPr>
@@ -1736,7 +1724,7 @@
           <w:szCs w:val="11"/>
           <w:lang w:eastAsia="zh-CN"/>
         </w:rPr>
-        <w:t xml:space="preserve">定是来恶意中标 </w:t>
+        <w:t>定是来恶意中标</w:t>
       </w:r>
       <w:r>
         <w:rPr>
@@ -1752,7 +1740,7 @@
       <w:pPr>
         <w:pStyle w:val="a5"/>
         <w:spacing w:before="60" w:line="220" w:lineRule="auto"/>
-        <w:ind w:right="552" w:firstLineChars="400" w:firstLine="392"/>
+        <w:ind w:right="552" w:firstLineChars="500" w:firstLine="490"/>
         <w:rPr>
           <w:sz w:val="11"/>
           <w:szCs w:val="11"/>
@@ -1905,7 +1893,7 @@
           <w:szCs w:val="11"/>
           <w:lang w:eastAsia="zh-CN"/>
         </w:rPr>
-        <w:t>、项目管理计划、项目管理子计划：项目管理计划一般指的是整体管理计划，项目管理子 计划指的是各分项计划，比如质量管理计划、进度管理计划，其中项目管理计划和项目管理子计</w:t>
+        <w:t>、项目管理计划、项目管理子计划：项目管理计划一般指的是整体管理计划，项目管理子计划指的是各分项计划，比如质量管理计划、进度管理计划，其中项目管理计划和项目管理子计</w:t>
       </w:r>
       <w:r>
         <w:rPr>
@@ -2325,15 +2313,6 @@
           <w:lang w:eastAsia="zh-CN"/>
         </w:rPr>
         <w:t>、绩效信息：截止某一时间节点，项目的一些信息，比如已完成进度情况、花费情况、风</w:t>
-      </w:r>
-      <w:r>
-        <w:rPr>
-          <w:spacing w:val="7"/>
-          <w:sz w:val="11"/>
-          <w:szCs w:val="11"/>
-          <w:lang w:eastAsia="zh-CN"/>
-        </w:rPr>
-        <w:t xml:space="preserve"> </w:t>
       </w:r>
       <w:r>
         <w:rPr>
@@ -2734,6 +2713,8 @@
           <w:cols w:space="720"/>
         </w:sectPr>
       </w:pPr>
+      <w:bookmarkStart w:id="0" w:name="_GoBack"/>
+      <w:bookmarkEnd w:id="0"/>
     </w:p>
     <w:p>
       <w:pPr>
@@ -8523,7 +8504,6 @@
           <w:szCs w:val="8"/>
           <w:lang w:eastAsia="zh-CN"/>
         </w:rPr>
-        <w:lastRenderedPageBreak/>
         <w:t>-</w:t>
       </w:r>
       <w:r>
